--- a/output/Document.docx
+++ b/output/Document.docx
@@ -2,6 +2,24 @@
 <file path=word/document.xml><?xml version="1.0" encoding="utf-8"?>
 <w:document xmlns:w="http://schemas.openxmlformats.org/wordprocessingml/2006/main" xmlns:m="http://schemas.openxmlformats.org/officeDocument/2006/math" xmlns:r="http://schemas.openxmlformats.org/officeDocument/2006/relationships" xmlns:o="urn:schemas-microsoft-com:office:office" xmlns:v="urn:schemas-microsoft-com:vml" xmlns:w10="urn:schemas-microsoft-com:office:word" xmlns:a="http://schemas.openxmlformats.org/drawingml/2006/main" xmlns:pic="http://schemas.openxmlformats.org/drawingml/2006/picture" xmlns:wp="http://schemas.openxmlformats.org/drawingml/2006/wordprocessingDrawing">
   <w:body>
+    <w:p>
+      <w:pPr>
+        <w:pStyle w:val="Author"/>
+      </w:pPr>
+      <w:r>
+        <w:t xml:space="preserve">Литвиненко А.В.</w:t>
+      </w:r>
+    </w:p>
+    <w:p>
+      <w:pPr>
+        <w:pStyle w:val="a9"/>
+      </w:pPr>
+      <w:r>
+        <w:t xml:space="preserve">Санкт-Петербургский университет технологий управления и экономики        
+      г. Санкт-Петербург, Россия
+      </w:t>
+      </w:r>
+    </w:p>
     <w:sdt>
       <w:sdtPr>
         <w:docPartObj>
@@ -12,10 +30,10 @@
       <w:sdtContent>
         <w:p>
           <w:pPr>
-            <w:pStyle w:val="TOCHeading"/>
+            <w:pStyle w:val="af1"/>
           </w:pPr>
           <w:r>
-            <w:t xml:space="preserve">Table of Contents</w:t>
+            <w:t xml:space="preserve">Оглавление</w:t>
           </w:r>
         </w:p>
         <w:p>
@@ -28,64 +46,18 @@
         </w:p>
       </w:sdtContent>
     </w:sdt>
-    <w:p>
-      <w:pPr>
-        <w:pStyle w:val="LeftText"/>
-      </w:pPr>
-      <w:r>
-        <w:rPr>
-          <w:b/>
-          <w:bCs/>
-          <w:i/>
-          <w:iCs/>
-        </w:rPr>
-        <w:t xml:space="preserve">Литвиненко А.В.</w:t>
-      </w:r>
-    </w:p>
-    <w:p>
-      <w:pPr>
-        <w:pStyle w:val="LeftText"/>
-      </w:pPr>
-      <w:r>
-        <w:rPr>
-          <w:i/>
-          <w:iCs/>
-        </w:rPr>
-        <w:t xml:space="preserve">Санкт-Петербургский университет технологий управления и экономики</w:t>
-      </w:r>
-      <w:r>
-        <w:br/>
-      </w:r>
-      <w:r>
-        <w:rPr>
-          <w:i/>
-          <w:iCs/>
-        </w:rPr>
-        <w:t xml:space="preserve">г. Санкт-Петербург, Россия</w:t>
-      </w:r>
-    </w:p>
-    <w:p>
-      <w:pPr>
-        <w:pStyle w:val="BodyText"/>
-      </w:pPr>
-    </w:p>
-    <w:bookmarkStart w:id="16" w:name="Xaf17a21bc3eb05bfe7ad4954b97b8f6739645d0"/>
+    <w:bookmarkStart w:id="23" w:name="Xef37ae58480ad6884b356094748c470e0b62b40"/>
     <w:p>
       <w:pPr>
         <w:pStyle w:val="1"/>
       </w:pPr>
       <w:r>
-        <w:t xml:space="preserve">РОЛЬ ЦИФРОВЫХ ТЕХНОЛОГИЙ И ИСКУССТВЕННОГО ИНТЕЛЕКТА В РАЗВИТИИ ЭКОНОМИК СТРАН БРИКС</w:t>
+        <w:t xml:space="preserve">РОЛЬ ЦИФРОВЫХ ТЕХНОЛОГИЙ И ИСКУССТВЕННОГО ИНТЕЛЛЕКТА В РАЗВИТИИ ЭКОНОМИК СТРАН БРИКС</w:t>
       </w:r>
     </w:p>
     <w:p>
       <w:pPr>
         <w:pStyle w:val="FirstParagraph"/>
-      </w:pPr>
-    </w:p>
-    <w:p>
-      <w:pPr>
-        <w:pStyle w:val="WidthText"/>
       </w:pPr>
       <w:r>
         <w:rPr>
@@ -109,7 +81,7 @@
     </w:p>
     <w:p>
       <w:pPr>
-        <w:pStyle w:val="WidthText"/>
+        <w:pStyle w:val="a0"/>
       </w:pPr>
       <w:r>
         <w:rPr>
@@ -133,7 +105,7 @@
     </w:p>
     <w:p>
       <w:pPr>
-        <w:pStyle w:val="WidthText"/>
+        <w:pStyle w:val="a0"/>
       </w:pPr>
       <w:r>
         <w:t xml:space="preserve">За последние годы стабильностью и развитием БРИКС можно как восхищаться, так и есть проблемы, над которыми следует задуматься. Различные принятые решения на разных уровнях жизни каждого государства непременно затрагивают само государство, экономику, политику, жизнь людей, новые технологии и новые вызовы, особенно многополярность.</w:t>
@@ -141,7 +113,7 @@
     </w:p>
     <w:p>
       <w:pPr>
-        <w:pStyle w:val="WidthText"/>
+        <w:pStyle w:val="a0"/>
       </w:pPr>
       <w:r>
         <w:t xml:space="preserve">Переход в цифровую экономику происходит не в один день – это очень долгий и затруднительный процесс. Он затрагивает не только страны БРИКС, но и самих людей. Никто и не мог представить, что все, что нам нужно будет, находится в одном смартфоне, где есть вся информация: данные, пароли и личная конфиденциальная информация обо всем, что мы сможем найти, лишь следует сделать пару действий и сделать пару кликов и поисков. Структура стран БРИКС заключается в объединении и интеграции между инвестициями в человеческие нужды и технологическим процессом</w:t>
@@ -150,7 +122,29 @@
         <w:t xml:space="preserve"> </w:t>
       </w:r>
       <w:r>
-        <w:t xml:space="preserve">[1,2]</w:t>
+        <w:t xml:space="preserve">[</w:t>
+      </w:r>
+      <w:hyperlink w:anchor="ref-digital">
+        <w:r>
+          <w:rPr>
+            <w:rStyle w:val="af0"/>
+          </w:rPr>
+          <w:t xml:space="preserve">1</w:t>
+        </w:r>
+      </w:hyperlink>
+      <w:r>
+        <w:t xml:space="preserve">,</w:t>
+      </w:r>
+      <w:hyperlink w:anchor="ref-fin&amp;com">
+        <w:r>
+          <w:rPr>
+            <w:rStyle w:val="af0"/>
+          </w:rPr>
+          <w:t xml:space="preserve">2</w:t>
+        </w:r>
+      </w:hyperlink>
+      <w:r>
+        <w:t xml:space="preserve">]</w:t>
       </w:r>
       <w:r>
         <w:t xml:space="preserve">.</w:t>
@@ -158,7 +152,7 @@
     </w:p>
     <w:p>
       <w:pPr>
-        <w:pStyle w:val="WidthText"/>
+        <w:pStyle w:val="a0"/>
       </w:pPr>
       <w:r>
         <w:t xml:space="preserve">На календаре 2025 год, в предыдущем году состав участников увеличился на 5 значительных государств-стран, которые в большой степени улучшат работу и взаимодействие между странами БРИКС, а именно: ОАЭ, Саудовская Аравия, Египет, Эфиопия и Иран. На сегодняшний день на них приходится около 39% в сфере добычи полезных ископаемых, 29% мирового ВВП, 44% сотрудничества и численности населения, а также 26% самой мировой торговли.</w:t>
@@ -166,7 +160,7 @@
     </w:p>
     <w:p>
       <w:pPr>
-        <w:pStyle w:val="WidthText"/>
+        <w:pStyle w:val="a0"/>
       </w:pPr>
       <w:r>
         <w:t xml:space="preserve">БРИКС как магнитом привлекает свое внимание страны южного направления, что говорит о возможных будущих перспективах, взаимодействии и развитии новых технологий и новых вызовов. Данное сообщество привыкли называть как «антизападное», так как оно хочет противостоять мировому порядку, который находится под давлением и пристальным вниманием Соединенных Штатов Америки</w:t>
@@ -175,7 +169,18 @@
         <w:t xml:space="preserve"> </w:t>
       </w:r>
       <w:r>
-        <w:t xml:space="preserve">[3]</w:t>
+        <w:t xml:space="preserve">[</w:t>
+      </w:r>
+      <w:hyperlink w:anchor="ref-coop">
+        <w:r>
+          <w:rPr>
+            <w:rStyle w:val="af0"/>
+          </w:rPr>
+          <w:t xml:space="preserve">3</w:t>
+        </w:r>
+      </w:hyperlink>
+      <w:r>
+        <w:t xml:space="preserve">]</w:t>
       </w:r>
       <w:r>
         <w:t xml:space="preserve">.</w:t>
@@ -183,7 +188,7 @@
     </w:p>
     <w:p>
       <w:pPr>
-        <w:pStyle w:val="WidthText"/>
+        <w:pStyle w:val="a0"/>
       </w:pPr>
       <w:r>
         <w:t xml:space="preserve">Основными направлениями БРИКС являются вызовы, которые диктуют условия жизни. За этим стоит цифровизация экономики и многополярность. Беспокойство никуда не уходит, оно возрастает с каждым днем у всех, и возникают вопросы, а ответов мало, если упустить нужный момент. Для всех было не секретом и сюрпризом развитие искусственного интеллекта, нейросетей и автоматизация рабочего процесса. Это две стороны одной медали, с одной стороны, это улучшает, облегчает и делает эффективнее работу, а с другой стороны, многие люди, в особенности на заводах и фабриках, вынуждены привыкнуть к новым технологиям или потерять работу, и часть работы могут заменить каким-либо оборудованием или роботом. Такой практикой пользуется Китай и Америка. Но все заменить на компьютер, ИИ и нейросети невозможно, тогда не будет смысла человеческой жизни, развития технологий, будущего и человеческого блага на жизнь</w:t>
@@ -192,7 +197,18 @@
         <w:t xml:space="preserve"> </w:t>
       </w:r>
       <w:r>
-        <w:t xml:space="preserve">[4]</w:t>
+        <w:t xml:space="preserve">[</w:t>
+      </w:r>
+      <w:hyperlink w:anchor="ref-prospects">
+        <w:r>
+          <w:rPr>
+            <w:rStyle w:val="af0"/>
+          </w:rPr>
+          <w:t xml:space="preserve">4</w:t>
+        </w:r>
+      </w:hyperlink>
+      <w:r>
+        <w:t xml:space="preserve">]</w:t>
       </w:r>
       <w:r>
         <w:t xml:space="preserve">.</w:t>
@@ -200,7 +216,7 @@
     </w:p>
     <w:p>
       <w:pPr>
-        <w:pStyle w:val="WidthText"/>
+        <w:pStyle w:val="a0"/>
       </w:pPr>
       <w:r>
         <w:t xml:space="preserve">Цифровые технологии затрагивают также прежде всего финансовый сектор, расчеты и платежи, многослойность платежей между странами, глубину процесса и эффективность работы. Айти-специалисты также развиваются, чтоб адаптироваться быстрее и эффективнее справляться с новыми вызовами. Но не стоит забывать про хакерские атаки, мошенничество и других недоброжелателей. Развитие цифровизации идет во всех сферах жизни, неважно, что это будет – политика, экономика, медицина, военно-промышленный комплекс или просто жизнь обычных людей. Цель БРИКС и входящих государств в альянс – обеспечить безопасность каждого государства всевозможной защитой на всех уровнях жизни людей, максимально открыто, но не агрессивно отвечать на вызовы цифровизации и быть максимально сконцентрированным на происходящих проблемах, если такие есть</w:t>
@@ -209,7 +225,18 @@
         <w:t xml:space="preserve"> </w:t>
       </w:r>
       <w:r>
-        <w:t xml:space="preserve">[5]</w:t>
+        <w:t xml:space="preserve">[</w:t>
+      </w:r>
+      <w:hyperlink w:anchor="ref-trends">
+        <w:r>
+          <w:rPr>
+            <w:rStyle w:val="af0"/>
+          </w:rPr>
+          <w:t xml:space="preserve">5</w:t>
+        </w:r>
+      </w:hyperlink>
+      <w:r>
+        <w:t xml:space="preserve">]</w:t>
       </w:r>
       <w:r>
         <w:t xml:space="preserve">.</w:t>
@@ -217,7 +244,7 @@
     </w:p>
     <w:p>
       <w:pPr>
-        <w:pStyle w:val="WidthText"/>
+        <w:pStyle w:val="a0"/>
       </w:pPr>
       <w:r>
         <w:t xml:space="preserve">Новые участники альянса открывают возможности для инвестиций в будущее, финансовый сектор, безопасность и развитие новых технологий, транспорт, военную структуру и возможности для обсуждения другого мнения, менталитета другой страны и взгляд со стороны на всемирную ситуацию в целом. Новобранцев объединяют с БРИКС возможности, обсуждения, новые цели, развитие, сотрудничество в проектах для инвестиционного климата будущего и человеческих ресурсов. Например, можно отметить сельскохозяйственный и медицинский секторы, где цифровизация вышла на другой уровень. Это можно отнести больше к положительным факторам, чем к негативным</w:t>
@@ -226,7 +253,18 @@
         <w:t xml:space="preserve"> </w:t>
       </w:r>
       <w:r>
-        <w:t xml:space="preserve">[6]</w:t>
+        <w:t xml:space="preserve">[</w:t>
+      </w:r>
+      <w:hyperlink w:anchor="ref-heart">
+        <w:r>
+          <w:rPr>
+            <w:rStyle w:val="af0"/>
+          </w:rPr>
+          <w:t xml:space="preserve">6</w:t>
+        </w:r>
+      </w:hyperlink>
+      <w:r>
+        <w:t xml:space="preserve">]</w:t>
       </w:r>
       <w:r>
         <w:t xml:space="preserve">.</w:t>
@@ -234,7 +272,7 @@
     </w:p>
     <w:p>
       <w:pPr>
-        <w:pStyle w:val="WidthText"/>
+        <w:pStyle w:val="a0"/>
       </w:pPr>
       <w:r>
         <w:t xml:space="preserve">Суверенитет цифровизации альянса является также очень важной целью для сокращения цифрового разрыва и адаптирования цифровой экономики. БРИКС – это страны единомышленники, с общими целями и благами для противостояния мировому порядку и стабилизации человеческого всеобщего мнения и жизни в будущем. Накопительный процесс длится долго, проблемы возникают каждый день и решать их нужно скоординировано и спокойно, только за решением проблем идет развитие и улучшение жизни.</w:t>
@@ -242,7 +280,7 @@
     </w:p>
     <w:p>
       <w:pPr>
-        <w:pStyle w:val="WidthText"/>
+        <w:pStyle w:val="a0"/>
       </w:pPr>
       <w:r>
         <w:t xml:space="preserve">Если подвести итог, замедление развития БРИКС заключается в отставании стран, у которых по тем или иным причинам нет возможности более эффективного развития экономики и цифровизации, например, как у Российской Федерации и ее взаимодействия с Китайской Народной Республикой. Если все страны в альянсе также будут взаимодействовать как вышеупомянутые, и также все друг другу будут помогать, то процесс перехода в цифровую экономику и финансы будет происходить быстрее, а значит жизнь людей и государств будет лучше</w:t>
@@ -251,7 +289,18 @@
         <w:t xml:space="preserve"> </w:t>
       </w:r>
       <w:r>
-        <w:t xml:space="preserve">[7]</w:t>
+        <w:t xml:space="preserve">[</w:t>
+      </w:r>
+      <w:hyperlink w:anchor="ref-tech">
+        <w:r>
+          <w:rPr>
+            <w:rStyle w:val="af0"/>
+          </w:rPr>
+          <w:t xml:space="preserve">7</w:t>
+        </w:r>
+      </w:hyperlink>
+      <w:r>
+        <w:t xml:space="preserve">]</w:t>
       </w:r>
       <w:r>
         <w:t xml:space="preserve">.</w:t>
@@ -259,70 +308,7 @@
     </w:p>
     <w:p>
       <w:pPr>
-        <w:pStyle w:val="WidthAdd0Text"/>
-      </w:pPr>
-      <w:r>
-        <w:t xml:space="preserve">Другой областью применения является управление цепями поставок (рис. 1). Моделирование позволяет анализировать работу всей цепочки поставок, от поставщиков до конечных потребителей, и оптимизировать ее работу. Это может включать в себя планирование запасов, выбор маршрутов доставки, управление складами и многое другое.</w:t>
-      </w:r>
-    </w:p>
-    <w:p>
-      <w:pPr>
-        <w:pStyle w:val="BodyText"/>
-      </w:pPr>
-      <w:r>
-        <w:drawing>
-          <wp:inline>
-            <wp:extent cx="6108700" cy="4274309"/>
-            <wp:effectExtent b="0" l="0" r="0" t="0"/>
-            <wp:docPr descr="" title="" id="14" name="Picture"/>
-            <a:graphic>
-              <a:graphicData uri="http://schemas.openxmlformats.org/drawingml/2006/picture">
-                <pic:pic>
-                  <pic:nvPicPr>
-                    <pic:cNvPr descr="pictures/1.jpg" id="15" name="Picture"/>
-                    <pic:cNvPicPr>
-                      <a:picLocks noChangeArrowheads="1" noChangeAspect="1"/>
-                    </pic:cNvPicPr>
-                  </pic:nvPicPr>
-                  <pic:blipFill>
-                    <a:blip r:embed="rId13"/>
-                    <a:stretch>
-                      <a:fillRect/>
-                    </a:stretch>
-                  </pic:blipFill>
-                  <pic:spPr bwMode="auto">
-                    <a:xfrm>
-                      <a:off x="0" y="0"/>
-                      <a:ext cx="6108700" cy="4274309"/>
-                    </a:xfrm>
-                    <a:prstGeom prst="rect">
-                      <a:avLst/>
-                    </a:prstGeom>
-                    <a:noFill/>
-                    <a:ln w="9525">
-                      <a:noFill/>
-                      <a:headEnd/>
-                      <a:tailEnd/>
-                    </a:ln>
-                  </pic:spPr>
-                </pic:pic>
-              </a:graphicData>
-            </a:graphic>
-          </wp:inline>
-        </w:drawing>
-      </w:r>
-    </w:p>
-    <w:p>
-      <w:pPr>
-        <w:pStyle w:val="DescriptionPictureText"/>
-      </w:pPr>
-      <w:r>
-        <w:t xml:space="preserve">Рисунок 1 – Моделирование при помощи управления цепями поставок</w:t>
-      </w:r>
-    </w:p>
-    <w:p>
-      <w:pPr>
-        <w:pStyle w:val="WidthText"/>
+        <w:pStyle w:val="a0"/>
       </w:pPr>
       <w:r>
         <w:t xml:space="preserve">Моделирование также широко используется в медицине. Например, с помощью компьютерных моделей можно изучать распространение инфекционных заболеваний, анализировать эффективность лекарств и разрабатывать новые методы лечения.</w:t>
@@ -330,18 +316,19 @@
     </w:p>
     <w:p>
       <w:pPr>
-        <w:pStyle w:val="WidthText"/>
-      </w:pPr>
-      <w:r>
-        <w:t xml:space="preserve">В области финансов моделирование применяется для анализа рисков и принятия решений о инвестициях. Модели помогают оценить вероятность возникновения неблагоприятных событий, таких как изменение курсов валют или цен на акции, и принять соответствующие меры (Табл. 1).</w:t>
-      </w:r>
-    </w:p>
-    <w:p>
-      <w:pPr>
-        <w:pStyle w:val="DescriptionTableText"/>
-      </w:pPr>
-      <w:r>
-        <w:t xml:space="preserve">Таблица 1 – Неизменяемые параметры проекта по производству «A»</w:t>
+        <w:pStyle w:val="a0"/>
+      </w:pPr>
+      <w:r>
+        <w:t xml:space="preserve">В области финансов моделирование применяется для анализа рисков и принятия решений о инвестициях. Модели помогают оценить вероятность возникновения неблагоприятных событий, таких как изменение курсов валют или цен на акции, и принять соответствующие меры (табл. 1).</w:t>
+      </w:r>
+    </w:p>
+    <w:bookmarkStart w:id="17" w:name="tbl:t1"/>
+    <w:p>
+      <w:pPr>
+        <w:pStyle w:val="TableCaption"/>
+      </w:pPr>
+      <w:r>
+        <w:t xml:space="preserve">Таблица 1. Неизменяемые параметры проекта по производству «A»</w:t>
       </w:r>
     </w:p>
     <w:tbl>
@@ -349,6 +336,7 @@
         <w:tblStyle w:val="Table"/>
         <w:tblW w:type="auto" w:w="0"/>
         <w:tblLook w:firstRow="1" w:lastRow="0" w:firstColumn="0" w:lastColumn="0" w:noHBand="0" w:noVBand="0" w:val="0020"/>
+        <w:tblCaption w:val="Таблица 1. Неизменяемые параметры проекта по производству «A»"/>
       </w:tblPr>
       <w:tblGrid>
         <w:gridCol w:w="3960"/>
@@ -363,7 +351,6 @@
           <w:p>
             <w:pPr>
               <w:pStyle w:val="Compact"/>
-              <w:jc w:val="center"/>
             </w:pPr>
             <w:r>
               <w:rPr>
@@ -379,7 +366,6 @@
           <w:p>
             <w:pPr>
               <w:pStyle w:val="Compact"/>
-              <w:jc w:val="center"/>
             </w:pPr>
             <w:r>
               <w:rPr>
@@ -397,7 +383,6 @@
           <w:p>
             <w:pPr>
               <w:pStyle w:val="Compact"/>
-              <w:jc w:val="center"/>
             </w:pPr>
             <w:r>
               <w:t xml:space="preserve">Постоянные затраты – F</w:t>
@@ -409,7 +394,6 @@
           <w:p>
             <w:pPr>
               <w:pStyle w:val="Compact"/>
-              <w:jc w:val="center"/>
             </w:pPr>
             <w:r>
               <w:t xml:space="preserve">500</w:t>
@@ -423,7 +407,6 @@
           <w:p>
             <w:pPr>
               <w:pStyle w:val="Compact"/>
-              <w:jc w:val="center"/>
             </w:pPr>
             <w:r>
               <w:t xml:space="preserve">Амортизация – A</w:t>
@@ -435,7 +418,6 @@
           <w:p>
             <w:pPr>
               <w:pStyle w:val="Compact"/>
-              <w:jc w:val="center"/>
             </w:pPr>
             <w:r>
               <w:t xml:space="preserve">100</w:t>
@@ -449,7 +431,6 @@
           <w:p>
             <w:pPr>
               <w:pStyle w:val="Compact"/>
-              <w:jc w:val="center"/>
             </w:pPr>
             <w:r>
               <w:t xml:space="preserve">Налог на прибыль – T</w:t>
@@ -461,7 +442,6 @@
           <w:p>
             <w:pPr>
               <w:pStyle w:val="Compact"/>
-              <w:jc w:val="center"/>
             </w:pPr>
             <w:r>
               <w:t xml:space="preserve">60%</w:t>
@@ -475,7 +455,6 @@
           <w:p>
             <w:pPr>
               <w:pStyle w:val="Compact"/>
-              <w:jc w:val="center"/>
             </w:pPr>
             <w:r>
               <w:t xml:space="preserve">Норма дисконта – r</w:t>
@@ -487,7 +466,6 @@
           <w:p>
             <w:pPr>
               <w:pStyle w:val="Compact"/>
-              <w:jc w:val="center"/>
             </w:pPr>
             <w:r>
               <w:t xml:space="preserve">10%</w:t>
@@ -501,7 +479,6 @@
           <w:p>
             <w:pPr>
               <w:pStyle w:val="Compact"/>
-              <w:jc w:val="center"/>
             </w:pPr>
             <w:r>
               <w:t xml:space="preserve">Срок проекта – n</w:t>
@@ -513,7 +490,6 @@
           <w:p>
             <w:pPr>
               <w:pStyle w:val="Compact"/>
-              <w:jc w:val="center"/>
             </w:pPr>
             <w:r>
               <w:t xml:space="preserve">5</w:t>
@@ -527,7 +503,6 @@
           <w:p>
             <w:pPr>
               <w:pStyle w:val="Compact"/>
-              <w:jc w:val="center"/>
             </w:pPr>
             <w:r>
               <w:t xml:space="preserve">Начальные инвестиции – l</w:t>
@@ -539,7 +514,6 @@
           <w:p>
             <w:pPr>
               <w:pStyle w:val="Compact"/>
-              <w:jc w:val="center"/>
             </w:pPr>
             <w:r>
               <w:t xml:space="preserve">2000</w:t>
@@ -548,23 +522,85 @@
         </w:tc>
       </w:tr>
     </w:tbl>
-    <w:p>
-      <w:pPr>
-        <w:pStyle w:val="WidthAdd1Text"/>
-      </w:pPr>
-      <w:r>
-        <w:t xml:space="preserve">Большинство устойчивых методов базируется на решении задачи (1).</w:t>
-      </w:r>
-    </w:p>
-    <w:p>
-      <w:pPr>
-        <w:pStyle w:val="BodyText"/>
-      </w:pPr>
-    </w:p>
-    <w:p>
-      <w:pPr>
-        <w:pStyle w:val="BodyText"/>
-      </w:pPr>
+    <w:bookmarkEnd w:id="17"/>
+    <w:p>
+      <w:pPr>
+        <w:pStyle w:val="a0"/>
+      </w:pPr>
+      <w:r>
+        <w:t xml:space="preserve">Другой областью применения является управление цепями поставок (рис. 1). Моделирование позволяет анализировать работу всей цепочки поставок, от поставщиков до конечных потребителей, и оптимизировать ее работу. Это может включать в себя планирование запасов, выбор маршрутов доставки, управление складами и многое другое.</w:t>
+      </w:r>
+    </w:p>
+    <w:bookmarkStart w:id="21" w:name="fig:body1"/>
+    <w:p>
+      <w:pPr>
+        <w:pStyle w:val="CaptionedFigure"/>
+      </w:pPr>
+      <w:r>
+        <w:drawing>
+          <wp:inline>
+            <wp:extent cx="6324600" cy="4425376"/>
+            <wp:effectExtent b="0" l="0" r="0" t="0"/>
+            <wp:docPr descr="Рисунок 1. Моделирование при помощи управления цепями поставок" title="" id="19" name="Picture"/>
+            <a:graphic>
+              <a:graphicData uri="http://schemas.openxmlformats.org/drawingml/2006/picture">
+                <pic:pic>
+                  <pic:nvPicPr>
+                    <pic:cNvPr descr="body1.jpg" id="20" name="Picture"/>
+                    <pic:cNvPicPr>
+                      <a:picLocks noChangeArrowheads="1" noChangeAspect="1"/>
+                    </pic:cNvPicPr>
+                  </pic:nvPicPr>
+                  <pic:blipFill>
+                    <a:blip r:embed="rId18"/>
+                    <a:stretch>
+                      <a:fillRect/>
+                    </a:stretch>
+                  </pic:blipFill>
+                  <pic:spPr bwMode="auto">
+                    <a:xfrm>
+                      <a:off x="0" y="0"/>
+                      <a:ext cx="6324600" cy="4425376"/>
+                    </a:xfrm>
+                    <a:prstGeom prst="rect">
+                      <a:avLst/>
+                    </a:prstGeom>
+                    <a:noFill/>
+                    <a:ln w="9525">
+                      <a:noFill/>
+                      <a:headEnd/>
+                      <a:tailEnd/>
+                    </a:ln>
+                  </pic:spPr>
+                </pic:pic>
+              </a:graphicData>
+            </a:graphic>
+          </wp:inline>
+        </w:drawing>
+      </w:r>
+    </w:p>
+    <w:p>
+      <w:pPr>
+        <w:pStyle w:val="ImageCaption"/>
+      </w:pPr>
+      <w:r>
+        <w:t xml:space="preserve">Рисунок 1. Моделирование при помощи управления цепями поставок</w:t>
+      </w:r>
+    </w:p>
+    <w:bookmarkEnd w:id="21"/>
+    <w:p>
+      <w:pPr>
+        <w:pStyle w:val="a0"/>
+      </w:pPr>
+      <w:r>
+        <w:t xml:space="preserve">Большинство устойчивых методов базируется на решении задачи (форм. 1).</w:t>
+      </w:r>
+    </w:p>
+    <w:p>
+      <w:pPr>
+        <w:pStyle w:val="a0"/>
+      </w:pPr>
+      <w:bookmarkStart w:id="22" w:name="eq:f1"/>
       <m:oMathPara>
         <m:oMathParaPr>
           <m:jc m:val="center"/>
@@ -652,16 +688,7 @@
             <m:t>min</m:t>
           </m:r>
           <m:r>
-            <m:t> </m:t>
-          </m:r>
-          <m:r>
-            <m:t> </m:t>
-          </m:r>
-          <m:r>
-            <m:t> </m:t>
-          </m:r>
-          <m:r>
-            <m:t> </m:t>
+            <m:t>  </m:t>
           </m:r>
           <m:r>
             <m:rPr>
@@ -680,15 +707,11 @@
           </m:r>
         </m:oMath>
       </m:oMathPara>
+      <w:bookmarkEnd w:id="22"/>
     </w:p>
     <w:p>
       <w:pPr>
         <w:pStyle w:val="FirstParagraph"/>
-      </w:pPr>
-    </w:p>
-    <w:p>
-      <w:pPr>
-        <w:pStyle w:val="WidthAdd2Text"/>
       </w:pPr>
       <w:r>
         <w:t xml:space="preserve">где (</w:t>
@@ -729,8 +752,8 @@
         <w:t xml:space="preserve">) – локально выпуклая функция.</w:t>
       </w:r>
     </w:p>
-    <w:bookmarkEnd w:id="16"/>
-    <w:bookmarkStart w:id="32" w:name="список-использованных-источников"/>
+    <w:bookmarkEnd w:id="23"/>
+    <w:bookmarkStart w:id="39" w:name="список-использованных-источников"/>
     <w:p>
       <w:pPr>
         <w:pStyle w:val="1"/>
@@ -739,11 +762,11 @@
         <w:t xml:space="preserve">Список использованных источников:</w:t>
       </w:r>
     </w:p>
-    <w:bookmarkStart w:id="31" w:name="refs"/>
-    <w:bookmarkStart w:id="18" w:name="ref-A"/>
-    <w:p>
-      <w:pPr>
-        <w:pStyle w:val="Bibliography"/>
+    <w:bookmarkStart w:id="38" w:name="refs"/>
+    <w:bookmarkStart w:id="25" w:name="ref-digital"/>
+    <w:p>
+      <w:pPr>
+        <w:pStyle w:val="aa"/>
       </w:pPr>
       <w:r>
         <w:t xml:space="preserve">1.</w:t>
@@ -760,23 +783,26 @@
       <w:r>
         <w:t xml:space="preserve"> </w:t>
       </w:r>
-      <w:hyperlink r:id="rId17">
+      <w:hyperlink r:id="rId24">
         <w:r>
           <w:rPr>
-            <w:rStyle w:val="Hyperlink"/>
+            <w:rStyle w:val="af0"/>
           </w:rPr>
           <w:t xml:space="preserve">https://iorj.hse.ru/2020-15-1/343494874.html</w:t>
         </w:r>
       </w:hyperlink>
       <w:r>
-        <w:t xml:space="preserve">.</w:t>
-      </w:r>
-    </w:p>
-    <w:bookmarkEnd w:id="18"/>
-    <w:bookmarkStart w:id="20" w:name="ref-B"/>
-    <w:p>
-      <w:pPr>
-        <w:pStyle w:val="Bibliography"/>
+        <w:t xml:space="preserve"> </w:t>
+      </w:r>
+      <w:r>
+        <w:t xml:space="preserve">(дата обращения: 16.01.2025).</w:t>
+      </w:r>
+    </w:p>
+    <w:bookmarkEnd w:id="25"/>
+    <w:bookmarkStart w:id="27" w:name="ref-fin&amp;com"/>
+    <w:p>
+      <w:pPr>
+        <w:pStyle w:val="aa"/>
       </w:pPr>
       <w:r>
         <w:t xml:space="preserve">2.</w:t>
@@ -793,23 +819,26 @@
       <w:r>
         <w:t xml:space="preserve"> </w:t>
       </w:r>
-      <w:hyperlink r:id="rId19">
+      <w:hyperlink r:id="rId26">
         <w:r>
           <w:rPr>
-            <w:rStyle w:val="Hyperlink"/>
+            <w:rStyle w:val="af0"/>
           </w:rPr>
           <w:t xml:space="preserve">https://roscongress.org/materials/torgovoe-ifinansovoe-vzaimodeystvie-stran-briks-v-epokhu-tsifrovizatsii/</w:t>
         </w:r>
       </w:hyperlink>
       <w:r>
-        <w:t xml:space="preserve">.</w:t>
-      </w:r>
-    </w:p>
-    <w:bookmarkEnd w:id="20"/>
-    <w:bookmarkStart w:id="22" w:name="ref-C"/>
-    <w:p>
-      <w:pPr>
-        <w:pStyle w:val="Bibliography"/>
+        <w:t xml:space="preserve"> </w:t>
+      </w:r>
+      <w:r>
+        <w:t xml:space="preserve">(дата обращения: 16.01.2025).</w:t>
+      </w:r>
+    </w:p>
+    <w:bookmarkEnd w:id="27"/>
+    <w:bookmarkStart w:id="29" w:name="ref-coop"/>
+    <w:p>
+      <w:pPr>
+        <w:pStyle w:val="aa"/>
       </w:pPr>
       <w:r>
         <w:t xml:space="preserve">3.</w:t>
@@ -826,23 +855,26 @@
       <w:r>
         <w:t xml:space="preserve"> </w:t>
       </w:r>
-      <w:hyperlink r:id="rId21">
+      <w:hyperlink r:id="rId28">
         <w:r>
           <w:rPr>
-            <w:rStyle w:val="Hyperlink"/>
+            <w:rStyle w:val="af0"/>
           </w:rPr>
           <w:t xml:space="preserve">https://russiancouncil.ru/news/kruglyy-stol-perspektivysotrudnichestva-stran-briks-v-oblasti-tsifrovoyekonomiki/?sphrase_id=164961523</w:t>
         </w:r>
       </w:hyperlink>
       <w:r>
-        <w:t xml:space="preserve">.</w:t>
-      </w:r>
-    </w:p>
-    <w:bookmarkEnd w:id="22"/>
-    <w:bookmarkStart w:id="24" w:name="ref-D"/>
-    <w:p>
-      <w:pPr>
-        <w:pStyle w:val="Bibliography"/>
+        <w:t xml:space="preserve"> </w:t>
+      </w:r>
+      <w:r>
+        <w:t xml:space="preserve">(дата обращения: 18.01.2025).</w:t>
+      </w:r>
+    </w:p>
+    <w:bookmarkEnd w:id="29"/>
+    <w:bookmarkStart w:id="31" w:name="ref-prospects"/>
+    <w:p>
+      <w:pPr>
+        <w:pStyle w:val="aa"/>
       </w:pPr>
       <w:r>
         <w:t xml:space="preserve">4.</w:t>
@@ -859,23 +891,26 @@
       <w:r>
         <w:t xml:space="preserve"> </w:t>
       </w:r>
-      <w:hyperlink r:id="rId23">
+      <w:hyperlink r:id="rId30">
         <w:r>
           <w:rPr>
-            <w:rStyle w:val="Hyperlink"/>
+            <w:rStyle w:val="af0"/>
           </w:rPr>
           <w:t xml:space="preserve">https://brics-russia2024.ru/events/forumykonferentsii/nauchno-prakticheskaya-konferentsiya-partnerstvo-stran-briks-porazvitiyu-tsifrovoy-ekonomiki/</w:t>
         </w:r>
       </w:hyperlink>
       <w:r>
-        <w:t xml:space="preserve">.</w:t>
-      </w:r>
-    </w:p>
-    <w:bookmarkEnd w:id="24"/>
-    <w:bookmarkStart w:id="26" w:name="ref-E"/>
-    <w:p>
-      <w:pPr>
-        <w:pStyle w:val="Bibliography"/>
+        <w:t xml:space="preserve"> </w:t>
+      </w:r>
+      <w:r>
+        <w:t xml:space="preserve">(дата обращения: 18.01.2025).</w:t>
+      </w:r>
+    </w:p>
+    <w:bookmarkEnd w:id="31"/>
+    <w:bookmarkStart w:id="33" w:name="ref-trends"/>
+    <w:p>
+      <w:pPr>
+        <w:pStyle w:val="aa"/>
       </w:pPr>
       <w:r>
         <w:t xml:space="preserve">5.</w:t>
@@ -892,23 +927,26 @@
       <w:r>
         <w:t xml:space="preserve"> </w:t>
       </w:r>
-      <w:hyperlink r:id="rId25">
+      <w:hyperlink r:id="rId32">
         <w:r>
           <w:rPr>
-            <w:rStyle w:val="Hyperlink"/>
+            <w:rStyle w:val="af0"/>
           </w:rPr>
           <w:t xml:space="preserve">https://economy.gov.ru/material/news/strany_briks_obsudili_trendy_po_integracii_kosmicheskih_i_cifrovyh_tehnologiy.html</w:t>
         </w:r>
       </w:hyperlink>
       <w:r>
-        <w:t xml:space="preserve">.</w:t>
-      </w:r>
-    </w:p>
-    <w:bookmarkEnd w:id="26"/>
-    <w:bookmarkStart w:id="28" w:name="ref-F"/>
-    <w:p>
-      <w:pPr>
-        <w:pStyle w:val="Bibliography"/>
+        <w:t xml:space="preserve"> </w:t>
+      </w:r>
+      <w:r>
+        <w:t xml:space="preserve">(дата обращения: 19.01.2025).</w:t>
+      </w:r>
+    </w:p>
+    <w:bookmarkEnd w:id="33"/>
+    <w:bookmarkStart w:id="35" w:name="ref-heart"/>
+    <w:p>
+      <w:pPr>
+        <w:pStyle w:val="aa"/>
       </w:pPr>
       <w:r>
         <w:t xml:space="preserve">6.</w:t>
@@ -925,23 +963,26 @@
       <w:r>
         <w:t xml:space="preserve"> </w:t>
       </w:r>
-      <w:hyperlink r:id="rId27">
+      <w:hyperlink r:id="rId34">
         <w:r>
           <w:rPr>
-            <w:rStyle w:val="Hyperlink"/>
+            <w:rStyle w:val="af0"/>
           </w:rPr>
           <w:t xml:space="preserve">https://www.gazeta.ru/business/2024/10/24/19965721.html</w:t>
         </w:r>
       </w:hyperlink>
       <w:r>
-        <w:t xml:space="preserve">.</w:t>
-      </w:r>
-    </w:p>
-    <w:bookmarkEnd w:id="28"/>
-    <w:bookmarkStart w:id="30" w:name="ref-G"/>
-    <w:p>
-      <w:pPr>
-        <w:pStyle w:val="Bibliography"/>
+        <w:t xml:space="preserve"> </w:t>
+      </w:r>
+      <w:r>
+        <w:t xml:space="preserve">(дата обращения: 19.01.2025).</w:t>
+      </w:r>
+    </w:p>
+    <w:bookmarkEnd w:id="35"/>
+    <w:bookmarkStart w:id="37" w:name="ref-tech"/>
+    <w:p>
+      <w:pPr>
+        <w:pStyle w:val="aa"/>
       </w:pPr>
       <w:r>
         <w:t xml:space="preserve">7.</w:t>
@@ -958,26 +999,32 @@
       <w:r>
         <w:t xml:space="preserve"> </w:t>
       </w:r>
-      <w:hyperlink r:id="rId29">
+      <w:hyperlink r:id="rId36">
         <w:r>
           <w:rPr>
-            <w:rStyle w:val="Hyperlink"/>
+            <w:rStyle w:val="af0"/>
           </w:rPr>
           <w:t xml:space="preserve">https://tvbrics.com/news/brics-i-tekhnologicheskiy-progress-innovatsiii-tsifrovaya-ekonomika/</w:t>
         </w:r>
       </w:hyperlink>
       <w:r>
-        <w:t xml:space="preserve">.</w:t>
-      </w:r>
-    </w:p>
-    <w:bookmarkEnd w:id="30"/>
-    <w:bookmarkEnd w:id="31"/>
-    <w:bookmarkEnd w:id="32"/>
+        <w:t xml:space="preserve"> </w:t>
+      </w:r>
+      <w:r>
+        <w:t xml:space="preserve">(дата обращения: 20.01.2025).</w:t>
+      </w:r>
+    </w:p>
+    <w:bookmarkEnd w:id="37"/>
+    <w:bookmarkEnd w:id="38"/>
+    <w:bookmarkEnd w:id="39"/>
     <w:sectPr>
-      <w:pgSz w:h="16838" w:w="11906"/>
-      <w:pgMar w:bottom="1134" w:footer="709" w:gutter="0" w:header="709" w:left="1134" w:right="1134" w:top="1134"/>
-      <w:cols w:space="708"/>
-      <w:docGrid w:linePitch="360"/>
+      <w:footerReference r:id="rId8" w:type="default"/>
+      <w:footnotePr>
+        <w:numRestart w:val="eachSect"/>
+      </w:footnotePr>
+      <w:pgSz w:h="15840" w:w="12240"/>
+      <w:pgMar w:bottom="1134" w:footer="720" w:gutter="0" w:header="720" w:left="1134" w:right="1134" w:top="1134"/>
+      <w:cols w:space="720"/>
     </w:sectPr>
   </w:body>
 </w:document>
@@ -987,6 +1034,75 @@
 <w:comments xmlns:w="http://schemas.openxmlformats.org/wordprocessingml/2006/main" xmlns:m="http://schemas.openxmlformats.org/officeDocument/2006/math" xmlns:r="http://schemas.openxmlformats.org/officeDocument/2006/relationships" xmlns:o="urn:schemas-microsoft-com:office:office" xmlns:v="urn:schemas-microsoft-com:vml" xmlns:w10="urn:schemas-microsoft-com:office:word" xmlns:a="http://schemas.openxmlformats.org/drawingml/2006/main" xmlns:pic="http://schemas.openxmlformats.org/drawingml/2006/picture" xmlns:wp="http://schemas.openxmlformats.org/drawingml/2006/wordprocessingDrawing"/>
 </file>
 
+<file path=word/footer1.xml><?xml version="1.0" encoding="utf-8"?>
+<w:ftr xmlns:wpc="http://schemas.microsoft.com/office/word/2010/wordprocessingCanvas" xmlns:cx="http://schemas.microsoft.com/office/drawing/2014/chartex" xmlns:cx1="http://schemas.microsoft.com/office/drawing/2015/9/8/chartex" xmlns:mc="http://schemas.openxmlformats.org/markup-compatibility/2006" xmlns:o="urn:schemas-microsoft-com:office:office" xmlns:r="http://schemas.openxmlformats.org/officeDocument/2006/relationships" xmlns:m="http://schemas.openxmlformats.org/officeDocument/2006/math" xmlns:v="urn:schemas-microsoft-com:vml" xmlns:wp14="http://schemas.microsoft.com/office/word/2010/wordprocessingDrawing" xmlns:wp="http://schemas.openxmlformats.org/drawingml/2006/wordprocessingDrawing" xmlns:w10="urn:schemas-microsoft-com:office:word" xmlns:w="http://schemas.openxmlformats.org/wordprocessingml/2006/main" xmlns:w14="http://schemas.microsoft.com/office/word/2010/wordml" xmlns:w15="http://schemas.microsoft.com/office/word/2012/wordml" xmlns:w16se="http://schemas.microsoft.com/office/word/2015/wordml/symex" xmlns:wpg="http://schemas.microsoft.com/office/word/2010/wordprocessingGroup" xmlns:wpi="http://schemas.microsoft.com/office/word/2010/wordprocessingInk" xmlns:wne="http://schemas.microsoft.com/office/word/2006/wordml" xmlns:wps="http://schemas.microsoft.com/office/word/2010/wordprocessingShape" mc:Ignorable="w14 w15 w16se wp14">
+  <w:sdt>
+    <w:sdtPr>
+      <w:id w:val="-943687116"/>
+      <w:docPartObj>
+        <w:docPartGallery w:val="Page Numbers (Bottom of Page)"/>
+        <w:docPartUnique/>
+      </w:docPartObj>
+    </w:sdtPr>
+    <w:sdtEndPr>
+      <w:rPr>
+        <w:rFonts w:ascii="Times New Roman" w:hAnsi="Times New Roman" w:cs="Times New Roman"/>
+        <w:sz w:val="28"/>
+      </w:rPr>
+    </w:sdtEndPr>
+    <w:sdtContent>
+      <w:p>
+        <w:pPr>
+          <w:pStyle w:val="af4"/>
+          <w:jc w:val="center"/>
+          <w:rPr>
+            <w:rFonts w:ascii="Times New Roman" w:hAnsi="Times New Roman" w:cs="Times New Roman"/>
+            <w:sz w:val="28"/>
+          </w:rPr>
+        </w:pPr>
+        <w:r>
+          <w:rPr>
+            <w:rFonts w:ascii="Times New Roman" w:hAnsi="Times New Roman" w:cs="Times New Roman"/>
+            <w:sz w:val="28"/>
+          </w:rPr>
+          <w:fldChar w:fldCharType="begin"/>
+        </w:r>
+        <w:r>
+          <w:rPr>
+            <w:rFonts w:ascii="Times New Roman" w:hAnsi="Times New Roman" w:cs="Times New Roman"/>
+            <w:sz w:val="28"/>
+          </w:rPr>
+          <w:instrText>PAGE   \* MERGEFORMAT</w:instrText>
+        </w:r>
+        <w:r>
+          <w:rPr>
+            <w:rFonts w:ascii="Times New Roman" w:hAnsi="Times New Roman" w:cs="Times New Roman"/>
+            <w:sz w:val="28"/>
+          </w:rPr>
+          <w:fldChar w:fldCharType="separate"/>
+        </w:r>
+        <w:r>
+          <w:rPr>
+            <w:rFonts w:ascii="Times New Roman" w:hAnsi="Times New Roman" w:cs="Times New Roman"/>
+            <w:noProof/>
+            <w:sz w:val="28"/>
+            <w:lang w:val="ru-RU"/>
+          </w:rPr>
+          <w:t>1</w:t>
+        </w:r>
+        <w:r>
+          <w:rPr>
+            <w:rFonts w:ascii="Times New Roman" w:hAnsi="Times New Roman" w:cs="Times New Roman"/>
+            <w:sz w:val="28"/>
+          </w:rPr>
+          <w:fldChar w:fldCharType="end"/>
+        </w:r>
+      </w:p>
+    </w:sdtContent>
+  </w:sdt>
+</w:ftr>
+</file>
+
 <file path=word/footnotes.xml><?xml version="1.0" encoding="utf-8"?>
 <w:footnotes xmlns:w="http://schemas.openxmlformats.org/wordprocessingml/2006/main" xmlns:m="http://schemas.openxmlformats.org/officeDocument/2006/math" xmlns:r="http://schemas.openxmlformats.org/officeDocument/2006/relationships" xmlns:o="urn:schemas-microsoft-com:office:office" xmlns:v="urn:schemas-microsoft-com:vml" xmlns:w10="urn:schemas-microsoft-com:office:word" xmlns:a="http://schemas.openxmlformats.org/drawingml/2006/main" xmlns:pic="http://schemas.openxmlformats.org/drawingml/2006/picture" xmlns:wp="http://schemas.openxmlformats.org/drawingml/2006/wordprocessingDrawing">
   <w:footnote w:type="continuationSeparator" w:id="0">
@@ -1007,7 +1123,296 @@
 </file>
 
 <file path=word/numbering.xml><?xml version="1.0" encoding="utf-8"?>
-<w:numbering xmlns:w="http://schemas.openxmlformats.org/wordprocessingml/2006/main">
+<w:numbering xmlns:cx="http://schemas.microsoft.com/office/drawing/2014/chartex" xmlns:cx1="http://schemas.microsoft.com/office/drawing/2015/9/8/chartex" xmlns:m="http://schemas.openxmlformats.org/officeDocument/2006/math" xmlns:mc="http://schemas.openxmlformats.org/markup-compatibility/2006" xmlns:o="urn:schemas-microsoft-com:office:office" xmlns:r="http://schemas.openxmlformats.org/officeDocument/2006/relationships" xmlns:v="urn:schemas-microsoft-com:vml" xmlns:w="http://schemas.openxmlformats.org/wordprocessingml/2006/main" xmlns:w10="urn:schemas-microsoft-com:office:word" xmlns:w14="http://schemas.microsoft.com/office/word/2010/wordml" xmlns:w15="http://schemas.microsoft.com/office/word/2012/wordml" xmlns:w16se="http://schemas.microsoft.com/office/word/2015/wordml/symex" xmlns:wne="http://schemas.microsoft.com/office/word/2006/wordml" xmlns:wp="http://schemas.openxmlformats.org/drawingml/2006/wordprocessingDrawing" xmlns:wp14="http://schemas.microsoft.com/office/word/2010/wordprocessingDrawing" xmlns:wpc="http://schemas.microsoft.com/office/word/2010/wordprocessingCanvas" xmlns:wpg="http://schemas.microsoft.com/office/word/2010/wordprocessingGroup" xmlns:wpi="http://schemas.microsoft.com/office/word/2010/wordprocessingInk" xmlns:wps="http://schemas.microsoft.com/office/word/2010/wordprocessingShape" mc:Ignorable="w14 w15 w16se wp14">
+  <w:abstractNum w15:restartNumberingAfterBreak="0" w:abstractNumId="0">
+    <w:nsid w:val="FFFFFF7C"/>
+    <w:multiLevelType w:val="singleLevel"/>
+    <w:tmpl w:val="9D5E9422"/>
+    <w:lvl w:ilvl="0">
+      <w:start w:val="1"/>
+      <w:numFmt w:val="decimal"/>
+      <w:lvlText w:val="%1."/>
+      <w:lvlJc w:val="left"/>
+      <w:pPr>
+        <w:tabs>
+          <w:tab w:pos="1492" w:val="num"/>
+        </w:tabs>
+        <w:ind w:hanging="360" w:left="1492"/>
+      </w:pPr>
+    </w:lvl>
+  </w:abstractNum>
+  <w:abstractNum w15:restartNumberingAfterBreak="0" w:abstractNumId="1">
+    <w:nsid w:val="FFFFFF7D"/>
+    <w:multiLevelType w:val="singleLevel"/>
+    <w:tmpl w:val="036200FC"/>
+    <w:lvl w:ilvl="0">
+      <w:start w:val="1"/>
+      <w:numFmt w:val="decimal"/>
+      <w:lvlText w:val="%1."/>
+      <w:lvlJc w:val="left"/>
+      <w:pPr>
+        <w:tabs>
+          <w:tab w:pos="1209" w:val="num"/>
+        </w:tabs>
+        <w:ind w:hanging="360" w:left="1209"/>
+      </w:pPr>
+    </w:lvl>
+  </w:abstractNum>
+  <w:abstractNum w15:restartNumberingAfterBreak="0" w:abstractNumId="2">
+    <w:nsid w:val="FFFFFF7E"/>
+    <w:multiLevelType w:val="singleLevel"/>
+    <w:tmpl w:val="B9440CF8"/>
+    <w:lvl w:ilvl="0">
+      <w:start w:val="1"/>
+      <w:numFmt w:val="decimal"/>
+      <w:lvlText w:val="%1."/>
+      <w:lvlJc w:val="left"/>
+      <w:pPr>
+        <w:tabs>
+          <w:tab w:pos="926" w:val="num"/>
+        </w:tabs>
+        <w:ind w:hanging="360" w:left="926"/>
+      </w:pPr>
+    </w:lvl>
+  </w:abstractNum>
+  <w:abstractNum w15:restartNumberingAfterBreak="0" w:abstractNumId="3">
+    <w:nsid w:val="FFFFFF7F"/>
+    <w:multiLevelType w:val="singleLevel"/>
+    <w:tmpl w:val="2E8AC334"/>
+    <w:lvl w:ilvl="0">
+      <w:start w:val="1"/>
+      <w:numFmt w:val="decimal"/>
+      <w:lvlText w:val="%1."/>
+      <w:lvlJc w:val="left"/>
+      <w:pPr>
+        <w:tabs>
+          <w:tab w:pos="643" w:val="num"/>
+        </w:tabs>
+        <w:ind w:hanging="360" w:left="643"/>
+      </w:pPr>
+    </w:lvl>
+  </w:abstractNum>
+  <w:abstractNum w15:restartNumberingAfterBreak="0" w:abstractNumId="4">
+    <w:nsid w:val="FFFFFF80"/>
+    <w:multiLevelType w:val="singleLevel"/>
+    <w:tmpl w:val="3C8C480A"/>
+    <w:lvl w:ilvl="0">
+      <w:start w:val="1"/>
+      <w:numFmt w:val="bullet"/>
+      <w:lvlText w:val=""/>
+      <w:lvlJc w:val="left"/>
+      <w:pPr>
+        <w:tabs>
+          <w:tab w:pos="1492" w:val="num"/>
+        </w:tabs>
+        <w:ind w:hanging="360" w:left="1492"/>
+      </w:pPr>
+      <w:rPr>
+        <w:rFonts w:ascii="Symbol" w:hAnsi="Symbol" w:hint="default"/>
+      </w:rPr>
+    </w:lvl>
+  </w:abstractNum>
+  <w:abstractNum w15:restartNumberingAfterBreak="0" w:abstractNumId="5">
+    <w:nsid w:val="FFFFFF81"/>
+    <w:multiLevelType w:val="singleLevel"/>
+    <w:tmpl w:val="6C162010"/>
+    <w:lvl w:ilvl="0">
+      <w:start w:val="1"/>
+      <w:numFmt w:val="bullet"/>
+      <w:lvlText w:val=""/>
+      <w:lvlJc w:val="left"/>
+      <w:pPr>
+        <w:tabs>
+          <w:tab w:pos="1209" w:val="num"/>
+        </w:tabs>
+        <w:ind w:hanging="360" w:left="1209"/>
+      </w:pPr>
+      <w:rPr>
+        <w:rFonts w:ascii="Symbol" w:hAnsi="Symbol" w:hint="default"/>
+      </w:rPr>
+    </w:lvl>
+  </w:abstractNum>
+  <w:abstractNum w15:restartNumberingAfterBreak="0" w:abstractNumId="6">
+    <w:nsid w:val="FFFFFF82"/>
+    <w:multiLevelType w:val="singleLevel"/>
+    <w:tmpl w:val="8A1AB12E"/>
+    <w:lvl w:ilvl="0">
+      <w:start w:val="1"/>
+      <w:numFmt w:val="bullet"/>
+      <w:lvlText w:val=""/>
+      <w:lvlJc w:val="left"/>
+      <w:pPr>
+        <w:tabs>
+          <w:tab w:pos="926" w:val="num"/>
+        </w:tabs>
+        <w:ind w:hanging="360" w:left="926"/>
+      </w:pPr>
+      <w:rPr>
+        <w:rFonts w:ascii="Symbol" w:hAnsi="Symbol" w:hint="default"/>
+      </w:rPr>
+    </w:lvl>
+  </w:abstractNum>
+  <w:abstractNum w15:restartNumberingAfterBreak="0" w:abstractNumId="7">
+    <w:nsid w:val="FFFFFF83"/>
+    <w:multiLevelType w:val="singleLevel"/>
+    <w:tmpl w:val="829401A8"/>
+    <w:lvl w:ilvl="0">
+      <w:start w:val="1"/>
+      <w:numFmt w:val="bullet"/>
+      <w:lvlText w:val=""/>
+      <w:lvlJc w:val="left"/>
+      <w:pPr>
+        <w:tabs>
+          <w:tab w:pos="643" w:val="num"/>
+        </w:tabs>
+        <w:ind w:hanging="360" w:left="643"/>
+      </w:pPr>
+      <w:rPr>
+        <w:rFonts w:ascii="Symbol" w:hAnsi="Symbol" w:hint="default"/>
+      </w:rPr>
+    </w:lvl>
+  </w:abstractNum>
+  <w:abstractNum w15:restartNumberingAfterBreak="0" w:abstractNumId="8">
+    <w:nsid w:val="FFFFFF88"/>
+    <w:multiLevelType w:val="singleLevel"/>
+    <w:tmpl w:val="57FCFAB4"/>
+    <w:lvl w:ilvl="0">
+      <w:start w:val="1"/>
+      <w:numFmt w:val="decimal"/>
+      <w:lvlText w:val="%1."/>
+      <w:lvlJc w:val="left"/>
+      <w:pPr>
+        <w:tabs>
+          <w:tab w:pos="360" w:val="num"/>
+        </w:tabs>
+        <w:ind w:hanging="360" w:left="360"/>
+      </w:pPr>
+    </w:lvl>
+  </w:abstractNum>
+  <w:abstractNum w15:restartNumberingAfterBreak="0" w:abstractNumId="9">
+    <w:nsid w:val="FFFFFF89"/>
+    <w:multiLevelType w:val="singleLevel"/>
+    <w:tmpl w:val="5E6E086A"/>
+    <w:lvl w:ilvl="0">
+      <w:start w:val="1"/>
+      <w:numFmt w:val="bullet"/>
+      <w:lvlText w:val=""/>
+      <w:lvlJc w:val="left"/>
+      <w:pPr>
+        <w:tabs>
+          <w:tab w:pos="360" w:val="num"/>
+        </w:tabs>
+        <w:ind w:hanging="360" w:left="360"/>
+      </w:pPr>
+      <w:rPr>
+        <w:rFonts w:ascii="Symbol" w:hAnsi="Symbol" w:hint="default"/>
+      </w:rPr>
+    </w:lvl>
+  </w:abstractNum>
+  <w:abstractNum w15:restartNumberingAfterBreak="0" w:abstractNumId="10">
+    <w:nsid w:val="170CD2DE"/>
+    <w:multiLevelType w:val="multilevel"/>
+    <w:tmpl w:val="1652CB9C"/>
+    <w:lvl w:ilvl="0">
+      <w:numFmt w:val="bullet"/>
+      <w:lvlText w:val=" "/>
+      <w:lvlJc w:val="left"/>
+      <w:pPr>
+        <w:tabs>
+          <w:tab w:pos="0" w:val="num"/>
+        </w:tabs>
+        <w:ind w:hanging="480" w:left="480"/>
+      </w:pPr>
+    </w:lvl>
+    <w:lvl w:ilvl="1">
+      <w:numFmt w:val="bullet"/>
+      <w:lvlText w:val=" "/>
+      <w:lvlJc w:val="left"/>
+      <w:pPr>
+        <w:tabs>
+          <w:tab w:pos="720" w:val="num"/>
+        </w:tabs>
+        <w:ind w:hanging="480" w:left="1200"/>
+      </w:pPr>
+    </w:lvl>
+    <w:lvl w:ilvl="2">
+      <w:numFmt w:val="bullet"/>
+      <w:lvlText w:val=" "/>
+      <w:lvlJc w:val="left"/>
+      <w:pPr>
+        <w:tabs>
+          <w:tab w:pos="1440" w:val="num"/>
+        </w:tabs>
+        <w:ind w:hanging="480" w:left="1920"/>
+      </w:pPr>
+    </w:lvl>
+    <w:lvl w:ilvl="3">
+      <w:numFmt w:val="bullet"/>
+      <w:lvlText w:val=" "/>
+      <w:lvlJc w:val="left"/>
+      <w:pPr>
+        <w:tabs>
+          <w:tab w:pos="2160" w:val="num"/>
+        </w:tabs>
+        <w:ind w:hanging="480" w:left="2640"/>
+      </w:pPr>
+    </w:lvl>
+    <w:lvl w:ilvl="4">
+      <w:numFmt w:val="bullet"/>
+      <w:lvlText w:val=" "/>
+      <w:lvlJc w:val="left"/>
+      <w:pPr>
+        <w:tabs>
+          <w:tab w:pos="2880" w:val="num"/>
+        </w:tabs>
+        <w:ind w:hanging="480" w:left="3360"/>
+      </w:pPr>
+    </w:lvl>
+    <w:lvl w:ilvl="5">
+      <w:numFmt w:val="bullet"/>
+      <w:lvlText w:val=" "/>
+      <w:lvlJc w:val="left"/>
+      <w:pPr>
+        <w:tabs>
+          <w:tab w:pos="3600" w:val="num"/>
+        </w:tabs>
+        <w:ind w:hanging="480" w:left="4080"/>
+      </w:pPr>
+    </w:lvl>
+    <w:lvl w:ilvl="6">
+      <w:numFmt w:val="bullet"/>
+      <w:lvlText w:val=" "/>
+      <w:lvlJc w:val="left"/>
+      <w:pPr>
+        <w:tabs>
+          <w:tab w:pos="4320" w:val="num"/>
+        </w:tabs>
+        <w:ind w:hanging="480" w:left="4800"/>
+      </w:pPr>
+    </w:lvl>
+    <w:lvl w:ilvl="7">
+      <w:numFmt w:val="bullet"/>
+      <w:lvlText w:val=" "/>
+      <w:lvlJc w:val="left"/>
+      <w:pPr>
+        <w:tabs>
+          <w:tab w:pos="5040" w:val="num"/>
+        </w:tabs>
+        <w:ind w:hanging="480" w:left="5520"/>
+      </w:pPr>
+    </w:lvl>
+    <w:lvl w:ilvl="8">
+      <w:numFmt w:val="bullet"/>
+      <w:lvlText w:val=" "/>
+      <w:lvlJc w:val="left"/>
+      <w:pPr>
+        <w:tabs>
+          <w:tab w:pos="5760" w:val="num"/>
+        </w:tabs>
+        <w:ind w:hanging="480" w:left="6240"/>
+      </w:pPr>
+    </w:lvl>
+  </w:abstractNum>
   <w:abstractNum w:abstractNumId="990">
     <w:nsid w:val="0000A990"/>
     <w:multiLevelType w:val="multilevel"/>
@@ -1084,6 +1489,39 @@
       </w:pPr>
     </w:lvl>
   </w:abstractNum>
+  <w:num w:numId="1">
+    <w:abstractNumId w:val="10"/>
+  </w:num>
+  <w:num w:numId="2">
+    <w:abstractNumId w:val="9"/>
+  </w:num>
+  <w:num w:numId="3">
+    <w:abstractNumId w:val="7"/>
+  </w:num>
+  <w:num w:numId="4">
+    <w:abstractNumId w:val="6"/>
+  </w:num>
+  <w:num w:numId="5">
+    <w:abstractNumId w:val="5"/>
+  </w:num>
+  <w:num w:numId="6">
+    <w:abstractNumId w:val="4"/>
+  </w:num>
+  <w:num w:numId="7">
+    <w:abstractNumId w:val="8"/>
+  </w:num>
+  <w:num w:numId="8">
+    <w:abstractNumId w:val="3"/>
+  </w:num>
+  <w:num w:numId="9">
+    <w:abstractNumId w:val="2"/>
+  </w:num>
+  <w:num w:numId="10">
+    <w:abstractNumId w:val="1"/>
+  </w:num>
+  <w:num w:numId="11">
+    <w:abstractNumId w:val="0"/>
+  </w:num>
   <w:num w:numId="1000">
     <w:abstractNumId w:val="990"/>
   </w:num>
@@ -1095,54 +1533,39 @@
   <w:docDefaults>
     <w:rPrDefault>
       <w:rPr>
-        <w:rFonts w:asciiTheme="minorHAnsi" w:cstheme="minorBidi" w:eastAsiaTheme="minorHAnsi" w:hAnsiTheme="minorHAnsi"/>
-        <w:sz w:val="22"/>
-        <w:szCs w:val="22"/>
-        <w:lang w:bidi="ar-SA" w:eastAsia="en-US" w:val="ru-RU"/>
+        <w:rFonts w:asciiTheme="minorHAnsi" w:cstheme="minorBidi" w:eastAsiaTheme="minorEastAsia" w:hAnsiTheme="minorHAnsi"/>
+        <w:sz w:val="24"/>
+        <w:szCs w:val="24"/>
+        <w:lang w:bidi="ar-SA" w:eastAsia="zh-CN" w:val="en-US"/>
       </w:rPr>
     </w:rPrDefault>
     <w:pPrDefault>
       <w:pPr>
-        <w:spacing w:after="160" w:line="259" w:lineRule="auto"/>
+        <w:spacing w:after="200"/>
       </w:pPr>
     </w:pPrDefault>
   </w:docDefaults>
-  <w:latentStyles w:count="371" w:defLockedState="0" w:defQFormat="0" w:defSemiHidden="0" w:defUIPriority="99" w:defUnhideWhenUsed="0">
-    <w:lsdException w:name="Normal" w:qFormat="1" w:uiPriority="0"/>
-    <w:lsdException w:name="heading 1" w:qFormat="1" w:uiPriority="9"/>
-    <w:lsdException w:name="heading 2" w:qFormat="1" w:semiHidden="1" w:uiPriority="9" w:unhideWhenUsed="1"/>
-    <w:lsdException w:name="heading 3" w:qFormat="1" w:semiHidden="1" w:uiPriority="9" w:unhideWhenUsed="1"/>
-    <w:lsdException w:name="heading 4" w:qFormat="1" w:semiHidden="1" w:uiPriority="9" w:unhideWhenUsed="1"/>
-    <w:lsdException w:name="heading 5" w:qFormat="1" w:semiHidden="1" w:uiPriority="9" w:unhideWhenUsed="1"/>
-    <w:lsdException w:name="heading 6" w:qFormat="1" w:semiHidden="1" w:uiPriority="9" w:unhideWhenUsed="1"/>
-    <w:lsdException w:name="heading 7" w:qFormat="1" w:semiHidden="1" w:uiPriority="9" w:unhideWhenUsed="1"/>
-    <w:lsdException w:name="heading 8" w:qFormat="1" w:semiHidden="1" w:uiPriority="9" w:unhideWhenUsed="1"/>
-    <w:lsdException w:name="heading 9" w:qFormat="1" w:semiHidden="1" w:uiPriority="9" w:unhideWhenUsed="1"/>
+  <w:latentStyles w:count="371" w:defLockedState="0" w:defQFormat="0" w:defSemiHidden="0" w:defUIPriority="0" w:defUnhideWhenUsed="0">
     <w:lsdException w:name="index 1" w:semiHidden="1" w:unhideWhenUsed="1"/>
-    <w:lsdException w:name="index 2" w:semiHidden="1" w:unhideWhenUsed="1"/>
-    <w:lsdException w:name="index 3" w:semiHidden="1" w:unhideWhenUsed="1"/>
-    <w:lsdException w:name="index 4" w:semiHidden="1" w:unhideWhenUsed="1"/>
-    <w:lsdException w:name="index 5" w:semiHidden="1" w:unhideWhenUsed="1"/>
-    <w:lsdException w:name="index 6" w:semiHidden="1" w:unhideWhenUsed="1"/>
     <w:lsdException w:name="index 7" w:semiHidden="1" w:unhideWhenUsed="1"/>
     <w:lsdException w:name="index 8" w:semiHidden="1" w:unhideWhenUsed="1"/>
     <w:lsdException w:name="index 9" w:semiHidden="1" w:unhideWhenUsed="1"/>
-    <w:lsdException w:name="toc 1" w:semiHidden="1" w:uiPriority="39" w:unhideWhenUsed="1"/>
-    <w:lsdException w:name="toc 2" w:semiHidden="1" w:uiPriority="39" w:unhideWhenUsed="1"/>
-    <w:lsdException w:name="toc 3" w:semiHidden="1" w:uiPriority="39" w:unhideWhenUsed="1"/>
-    <w:lsdException w:name="toc 4" w:semiHidden="1" w:uiPriority="39" w:unhideWhenUsed="1"/>
-    <w:lsdException w:name="toc 5" w:semiHidden="1" w:uiPriority="39" w:unhideWhenUsed="1"/>
-    <w:lsdException w:name="toc 6" w:semiHidden="1" w:uiPriority="39" w:unhideWhenUsed="1"/>
-    <w:lsdException w:name="toc 7" w:semiHidden="1" w:uiPriority="39" w:unhideWhenUsed="1"/>
-    <w:lsdException w:name="toc 8" w:semiHidden="1" w:uiPriority="39" w:unhideWhenUsed="1"/>
-    <w:lsdException w:name="toc 9" w:semiHidden="1" w:uiPriority="39" w:unhideWhenUsed="1"/>
+    <w:lsdException w:name="toc 1" w:semiHidden="1" w:unhideWhenUsed="1"/>
+    <w:lsdException w:name="toc 2" w:semiHidden="1" w:unhideWhenUsed="1"/>
+    <w:lsdException w:name="toc 3" w:semiHidden="1" w:unhideWhenUsed="1"/>
+    <w:lsdException w:name="toc 4" w:semiHidden="1" w:unhideWhenUsed="1"/>
+    <w:lsdException w:name="toc 5" w:semiHidden="1" w:unhideWhenUsed="1"/>
+    <w:lsdException w:name="toc 6" w:semiHidden="1" w:unhideWhenUsed="1"/>
+    <w:lsdException w:name="toc 7" w:semiHidden="1" w:unhideWhenUsed="1"/>
+    <w:lsdException w:name="toc 8" w:semiHidden="1" w:unhideWhenUsed="1"/>
+    <w:lsdException w:name="toc 9" w:semiHidden="1" w:unhideWhenUsed="1"/>
     <w:lsdException w:name="Normal Indent" w:semiHidden="1" w:unhideWhenUsed="1"/>
     <w:lsdException w:name="footnote text" w:semiHidden="1" w:unhideWhenUsed="1"/>
     <w:lsdException w:name="annotation text" w:semiHidden="1" w:unhideWhenUsed="1"/>
     <w:lsdException w:name="header" w:semiHidden="1" w:unhideWhenUsed="1"/>
-    <w:lsdException w:name="footer" w:semiHidden="1" w:unhideWhenUsed="1"/>
+    <w:lsdException w:name="footer" w:semiHidden="1" w:uiPriority="99" w:unhideWhenUsed="1"/>
     <w:lsdException w:name="index heading" w:semiHidden="1" w:unhideWhenUsed="1"/>
-    <w:lsdException w:name="caption" w:qFormat="1" w:semiHidden="1" w:uiPriority="35" w:unhideWhenUsed="1"/>
+    <w:lsdException w:name="caption" w:semiHidden="1" w:unhideWhenUsed="1"/>
     <w:lsdException w:name="table of figures" w:semiHidden="1" w:unhideWhenUsed="1"/>
     <w:lsdException w:name="envelope address" w:semiHidden="1" w:unhideWhenUsed="1"/>
     <w:lsdException w:name="envelope return" w:semiHidden="1" w:unhideWhenUsed="1"/>
@@ -1166,14 +1589,11 @@
     <w:lsdException w:name="List Bullet 3" w:semiHidden="1" w:unhideWhenUsed="1"/>
     <w:lsdException w:name="List Bullet 4" w:semiHidden="1" w:unhideWhenUsed="1"/>
     <w:lsdException w:name="List Bullet 5" w:semiHidden="1" w:unhideWhenUsed="1"/>
-    <w:lsdException w:name="List Number 2" w:semiHidden="1" w:unhideWhenUsed="1"/>
     <w:lsdException w:name="List Number 3" w:semiHidden="1" w:unhideWhenUsed="1"/>
     <w:lsdException w:name="List Number 4" w:semiHidden="1" w:unhideWhenUsed="1"/>
-    <w:lsdException w:name="List Number 5" w:semiHidden="1" w:unhideWhenUsed="1"/>
-    <w:lsdException w:name="Title" w:qFormat="1" w:uiPriority="10"/>
     <w:lsdException w:name="Closing" w:semiHidden="1" w:unhideWhenUsed="1"/>
     <w:lsdException w:name="Signature" w:semiHidden="1" w:unhideWhenUsed="1"/>
-    <w:lsdException w:name="Default Paragraph Font" w:semiHidden="1" w:uiPriority="1" w:unhideWhenUsed="1"/>
+    <w:lsdException w:name="Default Paragraph Font" w:semiHidden="1" w:unhideWhenUsed="1"/>
     <w:lsdException w:name="Body Text" w:semiHidden="1" w:unhideWhenUsed="1"/>
     <w:lsdException w:name="Body Text Indent" w:semiHidden="1" w:unhideWhenUsed="1"/>
     <w:lsdException w:name="List Continue" w:semiHidden="1" w:unhideWhenUsed="1"/>
@@ -1182,7 +1602,6 @@
     <w:lsdException w:name="List Continue 4" w:semiHidden="1" w:unhideWhenUsed="1"/>
     <w:lsdException w:name="List Continue 5" w:semiHidden="1" w:unhideWhenUsed="1"/>
     <w:lsdException w:name="Message Header" w:semiHidden="1" w:unhideWhenUsed="1"/>
-    <w:lsdException w:name="Subtitle" w:qFormat="1" w:uiPriority="11"/>
     <w:lsdException w:name="Salutation" w:semiHidden="1" w:unhideWhenUsed="1"/>
     <w:lsdException w:name="Date" w:semiHidden="1" w:unhideWhenUsed="1"/>
     <w:lsdException w:name="Body Text First Indent" w:semiHidden="1" w:unhideWhenUsed="1"/>
@@ -1191,12 +1610,6 @@
     <w:lsdException w:name="Body Text 2" w:semiHidden="1" w:unhideWhenUsed="1"/>
     <w:lsdException w:name="Body Text 3" w:semiHidden="1" w:unhideWhenUsed="1"/>
     <w:lsdException w:name="Body Text Indent 2" w:semiHidden="1" w:unhideWhenUsed="1"/>
-    <w:lsdException w:name="Body Text Indent 3" w:semiHidden="1" w:unhideWhenUsed="1"/>
-    <w:lsdException w:name="Block Text" w:semiHidden="1" w:unhideWhenUsed="1"/>
-    <w:lsdException w:name="Hyperlink" w:semiHidden="1" w:unhideWhenUsed="1"/>
-    <w:lsdException w:name="FollowedHyperlink" w:semiHidden="1" w:unhideWhenUsed="1"/>
-    <w:lsdException w:name="Strong" w:qFormat="1" w:uiPriority="22"/>
-    <w:lsdException w:name="Emphasis" w:qFormat="1" w:uiPriority="20"/>
     <w:lsdException w:name="Document Map" w:semiHidden="1" w:unhideWhenUsed="1"/>
     <w:lsdException w:name="Plain Text" w:semiHidden="1" w:unhideWhenUsed="1"/>
     <w:lsdException w:name="E-mail Signature" w:semiHidden="1" w:unhideWhenUsed="1"/>
@@ -1262,128 +1675,109 @@
     <w:lsdException w:name="Table Web 2" w:semiHidden="1" w:unhideWhenUsed="1"/>
     <w:lsdException w:name="Table Web 3" w:semiHidden="1" w:unhideWhenUsed="1"/>
     <w:lsdException w:name="Balloon Text" w:semiHidden="1" w:unhideWhenUsed="1"/>
-    <w:lsdException w:name="Table Grid" w:uiPriority="39"/>
     <w:lsdException w:name="Table Theme" w:semiHidden="1" w:unhideWhenUsed="1"/>
     <w:lsdException w:name="Placeholder Text" w:semiHidden="1"/>
-    <w:lsdException w:name="No Spacing" w:qFormat="1" w:uiPriority="1"/>
-    <w:lsdException w:name="Light Shading" w:uiPriority="60"/>
-    <w:lsdException w:name="Light List" w:uiPriority="61"/>
-    <w:lsdException w:name="Light Grid" w:uiPriority="62"/>
-    <w:lsdException w:name="Medium Shading 1" w:uiPriority="63"/>
-    <w:lsdException w:name="Medium Shading 2" w:uiPriority="64"/>
-    <w:lsdException w:name="Medium List 1" w:uiPriority="65"/>
-    <w:lsdException w:name="Medium List 2" w:uiPriority="66"/>
-    <w:lsdException w:name="Medium Grid 1" w:uiPriority="67"/>
-    <w:lsdException w:name="Medium Grid 2" w:uiPriority="68"/>
-    <w:lsdException w:name="Medium Grid 3" w:uiPriority="69"/>
-    <w:lsdException w:name="Dark List" w:uiPriority="70"/>
-    <w:lsdException w:name="Colorful Shading" w:uiPriority="71"/>
-    <w:lsdException w:name="Colorful List" w:uiPriority="72"/>
-    <w:lsdException w:name="Colorful Grid" w:uiPriority="73"/>
-    <w:lsdException w:name="Light Shading Accent 1" w:uiPriority="60"/>
-    <w:lsdException w:name="Light List Accent 1" w:uiPriority="61"/>
-    <w:lsdException w:name="Light Grid Accent 1" w:uiPriority="62"/>
-    <w:lsdException w:name="Medium Shading 1 Accent 1" w:uiPriority="63"/>
-    <w:lsdException w:name="Medium Shading 2 Accent 1" w:uiPriority="64"/>
-    <w:lsdException w:name="Medium List 1 Accent 1" w:uiPriority="65"/>
+    <w:lsdException w:name="Light Shading"/>
+    <w:lsdException w:name="Light List"/>
+    <w:lsdException w:name="Light Grid"/>
+    <w:lsdException w:name="Medium Shading 1"/>
+    <w:lsdException w:name="Medium Shading 2"/>
+    <w:lsdException w:name="Medium List 1"/>
+    <w:lsdException w:name="Medium List 2"/>
+    <w:lsdException w:name="Medium Grid 1"/>
+    <w:lsdException w:name="Medium Grid 2"/>
+    <w:lsdException w:name="Medium Grid 3"/>
+    <w:lsdException w:name="Dark List"/>
+    <w:lsdException w:name="Colorful Shading"/>
+    <w:lsdException w:name="Colorful List"/>
+    <w:lsdException w:name="Colorful Grid"/>
+    <w:lsdException w:name="Light Shading Accent 1"/>
+    <w:lsdException w:name="Light List Accent 1"/>
+    <w:lsdException w:name="Light Grid Accent 1"/>
+    <w:lsdException w:name="Medium Shading 1 Accent 1"/>
+    <w:lsdException w:name="Medium Shading 2 Accent 1"/>
+    <w:lsdException w:name="Medium List 1 Accent 1"/>
     <w:lsdException w:name="Revision" w:semiHidden="1"/>
-    <w:lsdException w:name="List Paragraph" w:qFormat="1" w:uiPriority="34"/>
-    <w:lsdException w:name="Quote" w:qFormat="1" w:uiPriority="29"/>
-    <w:lsdException w:name="Intense Quote" w:qFormat="1" w:uiPriority="30"/>
-    <w:lsdException w:name="Medium List 2 Accent 1" w:uiPriority="66"/>
-    <w:lsdException w:name="Medium Grid 1 Accent 1" w:uiPriority="67"/>
-    <w:lsdException w:name="Medium Grid 2 Accent 1" w:uiPriority="68"/>
-    <w:lsdException w:name="Medium Grid 3 Accent 1" w:uiPriority="69"/>
-    <w:lsdException w:name="Dark List Accent 1" w:uiPriority="70"/>
-    <w:lsdException w:name="Colorful Shading Accent 1" w:uiPriority="71"/>
-    <w:lsdException w:name="Colorful List Accent 1" w:uiPriority="72"/>
-    <w:lsdException w:name="Colorful Grid Accent 1" w:uiPriority="73"/>
-    <w:lsdException w:name="Light Shading Accent 2" w:uiPriority="60"/>
-    <w:lsdException w:name="Light List Accent 2" w:uiPriority="61"/>
-    <w:lsdException w:name="Light Grid Accent 2" w:uiPriority="62"/>
-    <w:lsdException w:name="Medium Shading 1 Accent 2" w:uiPriority="63"/>
-    <w:lsdException w:name="Medium Shading 2 Accent 2" w:uiPriority="64"/>
-    <w:lsdException w:name="Medium List 1 Accent 2" w:uiPriority="65"/>
-    <w:lsdException w:name="Medium List 2 Accent 2" w:uiPriority="66"/>
-    <w:lsdException w:name="Medium Grid 1 Accent 2" w:uiPriority="67"/>
-    <w:lsdException w:name="Medium Grid 2 Accent 2" w:uiPriority="68"/>
-    <w:lsdException w:name="Medium Grid 3 Accent 2" w:uiPriority="69"/>
-    <w:lsdException w:name="Dark List Accent 2" w:uiPriority="70"/>
-    <w:lsdException w:name="Colorful Shading Accent 2" w:uiPriority="71"/>
-    <w:lsdException w:name="Colorful List Accent 2" w:uiPriority="72"/>
-    <w:lsdException w:name="Colorful Grid Accent 2" w:uiPriority="73"/>
-    <w:lsdException w:name="Light Shading Accent 3" w:uiPriority="60"/>
-    <w:lsdException w:name="Light List Accent 3" w:uiPriority="61"/>
-    <w:lsdException w:name="Light Grid Accent 3" w:uiPriority="62"/>
-    <w:lsdException w:name="Medium Shading 1 Accent 3" w:uiPriority="63"/>
-    <w:lsdException w:name="Medium Shading 2 Accent 3" w:uiPriority="64"/>
-    <w:lsdException w:name="Medium List 1 Accent 3" w:uiPriority="65"/>
-    <w:lsdException w:name="Medium List 2 Accent 3" w:uiPriority="66"/>
-    <w:lsdException w:name="Medium Grid 1 Accent 3" w:uiPriority="67"/>
-    <w:lsdException w:name="Medium Grid 2 Accent 3" w:uiPriority="68"/>
-    <w:lsdException w:name="Medium Grid 3 Accent 3" w:uiPriority="69"/>
-    <w:lsdException w:name="Dark List Accent 3" w:uiPriority="70"/>
-    <w:lsdException w:name="Colorful Shading Accent 3" w:uiPriority="71"/>
-    <w:lsdException w:name="Colorful List Accent 3" w:uiPriority="72"/>
-    <w:lsdException w:name="Colorful Grid Accent 3" w:uiPriority="73"/>
-    <w:lsdException w:name="Light Shading Accent 4" w:uiPriority="60"/>
-    <w:lsdException w:name="Light List Accent 4" w:uiPriority="61"/>
-    <w:lsdException w:name="Light Grid Accent 4" w:uiPriority="62"/>
-    <w:lsdException w:name="Medium Shading 1 Accent 4" w:uiPriority="63"/>
-    <w:lsdException w:name="Medium Shading 2 Accent 4" w:uiPriority="64"/>
-    <w:lsdException w:name="Medium List 1 Accent 4" w:uiPriority="65"/>
-    <w:lsdException w:name="Medium List 2 Accent 4" w:uiPriority="66"/>
-    <w:lsdException w:name="Medium Grid 1 Accent 4" w:uiPriority="67"/>
-    <w:lsdException w:name="Medium Grid 2 Accent 4" w:uiPriority="68"/>
-    <w:lsdException w:name="Medium Grid 3 Accent 4" w:uiPriority="69"/>
-    <w:lsdException w:name="Dark List Accent 4" w:uiPriority="70"/>
-    <w:lsdException w:name="Colorful Shading Accent 4" w:uiPriority="71"/>
-    <w:lsdException w:name="Colorful List Accent 4" w:uiPriority="72"/>
-    <w:lsdException w:name="Colorful Grid Accent 4" w:uiPriority="73"/>
-    <w:lsdException w:name="Light Shading Accent 5" w:uiPriority="60"/>
-    <w:lsdException w:name="Light List Accent 5" w:uiPriority="61"/>
-    <w:lsdException w:name="Light Grid Accent 5" w:uiPriority="62"/>
-    <w:lsdException w:name="Medium Shading 1 Accent 5" w:uiPriority="63"/>
-    <w:lsdException w:name="Medium Shading 2 Accent 5" w:uiPriority="64"/>
-    <w:lsdException w:name="Medium List 1 Accent 5" w:uiPriority="65"/>
-    <w:lsdException w:name="Medium List 2 Accent 5" w:uiPriority="66"/>
-    <w:lsdException w:name="Medium Grid 1 Accent 5" w:uiPriority="67"/>
-    <w:lsdException w:name="Medium Grid 2 Accent 5" w:uiPriority="68"/>
-    <w:lsdException w:name="Medium Grid 3 Accent 5" w:uiPriority="69"/>
-    <w:lsdException w:name="Dark List Accent 5" w:uiPriority="70"/>
-    <w:lsdException w:name="Colorful Shading Accent 5" w:uiPriority="71"/>
-    <w:lsdException w:name="Colorful List Accent 5" w:uiPriority="72"/>
-    <w:lsdException w:name="Colorful Grid Accent 5" w:uiPriority="73"/>
-    <w:lsdException w:name="Light Shading Accent 6" w:uiPriority="60"/>
-    <w:lsdException w:name="Light List Accent 6" w:uiPriority="61"/>
-    <w:lsdException w:name="Light Grid Accent 6" w:uiPriority="62"/>
-    <w:lsdException w:name="Medium Shading 1 Accent 6" w:uiPriority="63"/>
-    <w:lsdException w:name="Medium Shading 2 Accent 6" w:uiPriority="64"/>
-    <w:lsdException w:name="Medium List 1 Accent 6" w:uiPriority="65"/>
-    <w:lsdException w:name="Medium List 2 Accent 6" w:uiPriority="66"/>
-    <w:lsdException w:name="Medium Grid 1 Accent 6" w:uiPriority="67"/>
-    <w:lsdException w:name="Medium Grid 2 Accent 6" w:uiPriority="68"/>
-    <w:lsdException w:name="Medium Grid 3 Accent 6" w:uiPriority="69"/>
-    <w:lsdException w:name="Dark List Accent 6" w:uiPriority="70"/>
-    <w:lsdException w:name="Colorful Shading Accent 6" w:uiPriority="71"/>
-    <w:lsdException w:name="Colorful List Accent 6" w:uiPriority="72"/>
-    <w:lsdException w:name="Colorful Grid Accent 6" w:uiPriority="73"/>
-    <w:lsdException w:name="Subtle Emphasis" w:qFormat="1" w:uiPriority="19"/>
-    <w:lsdException w:name="Intense Emphasis" w:qFormat="1" w:uiPriority="21"/>
-    <w:lsdException w:name="Subtle Reference" w:qFormat="1" w:uiPriority="31"/>
-    <w:lsdException w:name="Intense Reference" w:qFormat="1" w:uiPriority="32"/>
-    <w:lsdException w:name="Book Title" w:qFormat="1" w:uiPriority="33"/>
-    <w:lsdException w:name="Bibliography" w:semiHidden="1" w:uiPriority="37" w:unhideWhenUsed="1"/>
-    <w:lsdException w:name="TOC Heading" w:qFormat="1" w:semiHidden="1" w:uiPriority="39" w:unhideWhenUsed="1"/>
-    <w:lsdException w:name="Plain Table 1" w:uiPriority="41"/>
-    <w:lsdException w:name="Plain Table 2" w:uiPriority="42"/>
-    <w:lsdException w:name="Plain Table 3" w:uiPriority="43"/>
-    <w:lsdException w:name="Plain Table 4" w:uiPriority="44"/>
-    <w:lsdException w:name="Plain Table 5" w:uiPriority="45"/>
-    <w:lsdException w:name="Grid Table Light" w:uiPriority="40"/>
-    <w:lsdException w:name="Grid Table 1 Light" w:uiPriority="46"/>
-    <w:lsdException w:name="Grid Table 2" w:uiPriority="47"/>
-    <w:lsdException w:name="Grid Table 3" w:uiPriority="48"/>
+    <w:lsdException w:name="Medium List 2 Accent 1"/>
+    <w:lsdException w:name="Medium Grid 1 Accent 1"/>
+    <w:lsdException w:name="Medium Grid 2 Accent 1"/>
+    <w:lsdException w:name="Medium Grid 3 Accent 1"/>
+    <w:lsdException w:name="Dark List Accent 1"/>
+    <w:lsdException w:name="Colorful Shading Accent 1"/>
+    <w:lsdException w:name="Colorful List Accent 1"/>
+    <w:lsdException w:name="Colorful Grid Accent 1"/>
+    <w:lsdException w:name="Light Shading Accent 2"/>
+    <w:lsdException w:name="Light List Accent 2"/>
+    <w:lsdException w:name="Light Grid Accent 2"/>
+    <w:lsdException w:name="Medium Shading 1 Accent 2"/>
+    <w:lsdException w:name="Medium Shading 2 Accent 2"/>
+    <w:lsdException w:name="Medium List 1 Accent 2"/>
+    <w:lsdException w:name="Medium List 2 Accent 2"/>
+    <w:lsdException w:name="Medium Grid 1 Accent 2"/>
+    <w:lsdException w:name="Medium Grid 2 Accent 2"/>
+    <w:lsdException w:name="Medium Grid 3 Accent 2"/>
+    <w:lsdException w:name="Dark List Accent 2"/>
+    <w:lsdException w:name="Colorful Shading Accent 2"/>
+    <w:lsdException w:name="Colorful List Accent 2"/>
+    <w:lsdException w:name="Colorful Grid Accent 2"/>
+    <w:lsdException w:name="Light Shading Accent 3"/>
+    <w:lsdException w:name="Light List Accent 3"/>
+    <w:lsdException w:name="Light Grid Accent 3"/>
+    <w:lsdException w:name="Medium Shading 1 Accent 3"/>
+    <w:lsdException w:name="Medium Shading 2 Accent 3"/>
+    <w:lsdException w:name="Medium List 1 Accent 3"/>
+    <w:lsdException w:name="Medium List 2 Accent 3"/>
+    <w:lsdException w:name="Medium Grid 1 Accent 3"/>
+    <w:lsdException w:name="Medium Grid 2 Accent 3"/>
+    <w:lsdException w:name="Medium Grid 3 Accent 3"/>
+    <w:lsdException w:name="Dark List Accent 3"/>
+    <w:lsdException w:name="Colorful Shading Accent 3"/>
+    <w:lsdException w:name="Colorful List Accent 3"/>
+    <w:lsdException w:name="Colorful Grid Accent 3"/>
+    <w:lsdException w:name="Light Shading Accent 4"/>
+    <w:lsdException w:name="Light List Accent 4"/>
+    <w:lsdException w:name="Light Grid Accent 4"/>
+    <w:lsdException w:name="Medium Shading 1 Accent 4"/>
+    <w:lsdException w:name="Medium Shading 2 Accent 4"/>
+    <w:lsdException w:name="Medium List 1 Accent 4"/>
+    <w:lsdException w:name="Medium List 2 Accent 4"/>
+    <w:lsdException w:name="Medium Grid 1 Accent 4"/>
+    <w:lsdException w:name="Medium Grid 2 Accent 4"/>
+    <w:lsdException w:name="Medium Grid 3 Accent 4"/>
+    <w:lsdException w:name="Dark List Accent 4"/>
+    <w:lsdException w:name="Colorful Shading Accent 4"/>
+    <w:lsdException w:name="Colorful List Accent 4"/>
+    <w:lsdException w:name="Colorful Grid Accent 4"/>
+    <w:lsdException w:name="Light Shading Accent 5"/>
+    <w:lsdException w:name="Light List Accent 5"/>
+    <w:lsdException w:name="Light Grid Accent 5"/>
+    <w:lsdException w:name="Medium Shading 1 Accent 5"/>
+    <w:lsdException w:name="Medium Shading 2 Accent 5"/>
+    <w:lsdException w:name="Medium List 1 Accent 5"/>
+    <w:lsdException w:name="Medium List 2 Accent 5"/>
+    <w:lsdException w:name="Medium Grid 1 Accent 5"/>
+    <w:lsdException w:name="Medium Grid 2 Accent 5"/>
+    <w:lsdException w:name="Medium Grid 3 Accent 5"/>
+    <w:lsdException w:name="Dark List Accent 5"/>
+    <w:lsdException w:name="Colorful Shading Accent 5"/>
+    <w:lsdException w:name="Colorful List Accent 5"/>
+    <w:lsdException w:name="Colorful Grid Accent 5"/>
+    <w:lsdException w:name="Light Shading Accent 6"/>
+    <w:lsdException w:name="Light List Accent 6"/>
+    <w:lsdException w:name="Light Grid Accent 6"/>
+    <w:lsdException w:name="Medium Shading 1 Accent 6"/>
+    <w:lsdException w:name="Medium Shading 2 Accent 6"/>
+    <w:lsdException w:name="Medium List 1 Accent 6"/>
+    <w:lsdException w:name="Medium List 2 Accent 6"/>
+    <w:lsdException w:name="Medium Grid 1 Accent 6"/>
+    <w:lsdException w:name="Medium Grid 2 Accent 6"/>
+    <w:lsdException w:name="Medium Grid 3 Accent 6"/>
+    <w:lsdException w:name="Dark List Accent 6"/>
+    <w:lsdException w:name="Colorful Shading Accent 6"/>
+    <w:lsdException w:name="Colorful List Accent 6"/>
+    <w:lsdException w:name="Colorful Grid Accent 6"/>
+    <w:lsdException w:name="Bibliography" w:semiHidden="1" w:unhideWhenUsed="1"/>
+    <w:lsdException w:name="TOC Heading" w:semiHidden="1" w:unhideWhenUsed="1"/>
     <w:lsdException w:name="Grid Table 4" w:uiPriority="49"/>
     <w:lsdException w:name="Grid Table 5 Dark" w:uiPriority="50"/>
     <w:lsdException w:name="Grid Table 6 Colorful" w:uiPriority="51"/>
@@ -1487,15 +1881,15 @@
   <w:style w:styleId="1" w:type="paragraph">
     <w:name w:val="heading 1"/>
     <w:basedOn w:val="a"/>
-    <w:next w:val="a"/>
+    <w:next w:val="a0"/>
     <w:link w:val="10"/>
     <w:uiPriority w:val="9"/>
     <w:qFormat/>
-    <w:rsid w:val="00EB04B2"/>
+    <w:rsid w:val="001B76A2"/>
     <w:pPr>
       <w:keepNext/>
       <w:keepLines/>
-      <w:spacing w:after="0" w:line="360" w:lineRule="auto"/>
+      <w:spacing w:after="180"/>
       <w:jc w:val="center"/>
       <w:outlineLvl w:val="0"/>
     </w:pPr>
@@ -1503,16 +1897,194 @@
       <w:rFonts w:ascii="Times New Roman" w:cstheme="majorBidi" w:eastAsiaTheme="majorEastAsia" w:hAnsi="Times New Roman"/>
       <w:b/>
       <w:sz w:val="28"/>
+      <w:szCs w:val="40"/>
+    </w:rPr>
+  </w:style>
+  <w:style w:styleId="2" w:type="paragraph">
+    <w:name w:val="heading 2"/>
+    <w:basedOn w:val="a"/>
+    <w:next w:val="a0"/>
+    <w:link w:val="20"/>
+    <w:uiPriority w:val="9"/>
+    <w:semiHidden/>
+    <w:unhideWhenUsed/>
+    <w:qFormat/>
+    <w:rsid w:val="00A10FD9"/>
+    <w:pPr>
+      <w:keepNext/>
+      <w:keepLines/>
+      <w:spacing w:after="80" w:before="160"/>
+      <w:outlineLvl w:val="1"/>
+    </w:pPr>
+    <w:rPr>
+      <w:rFonts w:asciiTheme="majorHAnsi" w:cstheme="majorBidi" w:eastAsiaTheme="majorEastAsia" w:hAnsiTheme="majorHAnsi"/>
+      <w:color w:themeColor="accent1" w:themeShade="BF" w:val="0F4761"/>
+      <w:sz w:val="32"/>
       <w:szCs w:val="32"/>
     </w:rPr>
   </w:style>
-  <w:style w:default="1" w:styleId="a0" w:type="character">
+  <w:style w:styleId="3" w:type="paragraph">
+    <w:name w:val="heading 3"/>
+    <w:basedOn w:val="a"/>
+    <w:next w:val="a0"/>
+    <w:link w:val="30"/>
+    <w:uiPriority w:val="9"/>
+    <w:semiHidden/>
+    <w:unhideWhenUsed/>
+    <w:qFormat/>
+    <w:rsid w:val="00A10FD9"/>
+    <w:pPr>
+      <w:keepNext/>
+      <w:keepLines/>
+      <w:spacing w:after="80" w:before="160"/>
+      <w:outlineLvl w:val="2"/>
+    </w:pPr>
+    <w:rPr>
+      <w:rFonts w:cstheme="majorBidi" w:eastAsiaTheme="majorEastAsia"/>
+      <w:color w:themeColor="accent1" w:themeShade="BF" w:val="0F4761"/>
+      <w:sz w:val="28"/>
+      <w:szCs w:val="28"/>
+    </w:rPr>
+  </w:style>
+  <w:style w:styleId="4" w:type="paragraph">
+    <w:name w:val="heading 4"/>
+    <w:basedOn w:val="a"/>
+    <w:next w:val="a0"/>
+    <w:link w:val="40"/>
+    <w:uiPriority w:val="9"/>
+    <w:semiHidden/>
+    <w:unhideWhenUsed/>
+    <w:qFormat/>
+    <w:rsid w:val="00A10FD9"/>
+    <w:pPr>
+      <w:keepNext/>
+      <w:keepLines/>
+      <w:spacing w:after="40" w:before="80"/>
+      <w:outlineLvl w:val="3"/>
+    </w:pPr>
+    <w:rPr>
+      <w:rFonts w:cstheme="majorBidi" w:eastAsiaTheme="majorEastAsia"/>
+      <w:i/>
+      <w:iCs/>
+      <w:color w:themeColor="accent1" w:themeShade="BF" w:val="0F4761"/>
+    </w:rPr>
+  </w:style>
+  <w:style w:styleId="5" w:type="paragraph">
+    <w:name w:val="heading 5"/>
+    <w:basedOn w:val="a"/>
+    <w:next w:val="a0"/>
+    <w:link w:val="50"/>
+    <w:uiPriority w:val="9"/>
+    <w:semiHidden/>
+    <w:unhideWhenUsed/>
+    <w:qFormat/>
+    <w:rsid w:val="00A10FD9"/>
+    <w:pPr>
+      <w:keepNext/>
+      <w:keepLines/>
+      <w:spacing w:after="40" w:before="80"/>
+      <w:outlineLvl w:val="4"/>
+    </w:pPr>
+    <w:rPr>
+      <w:rFonts w:cstheme="majorBidi" w:eastAsiaTheme="majorEastAsia"/>
+      <w:color w:themeColor="accent1" w:themeShade="BF" w:val="0F4761"/>
+    </w:rPr>
+  </w:style>
+  <w:style w:styleId="6" w:type="paragraph">
+    <w:name w:val="heading 6"/>
+    <w:basedOn w:val="a"/>
+    <w:next w:val="a0"/>
+    <w:link w:val="60"/>
+    <w:uiPriority w:val="9"/>
+    <w:semiHidden/>
+    <w:unhideWhenUsed/>
+    <w:qFormat/>
+    <w:rsid w:val="00A10FD9"/>
+    <w:pPr>
+      <w:keepNext/>
+      <w:keepLines/>
+      <w:spacing w:after="0" w:before="40"/>
+      <w:outlineLvl w:val="5"/>
+    </w:pPr>
+    <w:rPr>
+      <w:rFonts w:cstheme="majorBidi" w:eastAsiaTheme="majorEastAsia"/>
+      <w:i/>
+      <w:iCs/>
+      <w:color w:themeColor="text1" w:themeTint="A6" w:val="595959"/>
+    </w:rPr>
+  </w:style>
+  <w:style w:styleId="7" w:type="paragraph">
+    <w:name w:val="heading 7"/>
+    <w:basedOn w:val="a"/>
+    <w:next w:val="a0"/>
+    <w:link w:val="70"/>
+    <w:uiPriority w:val="9"/>
+    <w:semiHidden/>
+    <w:unhideWhenUsed/>
+    <w:qFormat/>
+    <w:rsid w:val="00A10FD9"/>
+    <w:pPr>
+      <w:keepNext/>
+      <w:keepLines/>
+      <w:spacing w:after="0" w:before="40"/>
+      <w:outlineLvl w:val="6"/>
+    </w:pPr>
+    <w:rPr>
+      <w:rFonts w:cstheme="majorBidi" w:eastAsiaTheme="majorEastAsia"/>
+      <w:color w:themeColor="text1" w:themeTint="A6" w:val="595959"/>
+    </w:rPr>
+  </w:style>
+  <w:style w:styleId="8" w:type="paragraph">
+    <w:name w:val="heading 8"/>
+    <w:basedOn w:val="a"/>
+    <w:next w:val="a0"/>
+    <w:link w:val="80"/>
+    <w:uiPriority w:val="9"/>
+    <w:semiHidden/>
+    <w:unhideWhenUsed/>
+    <w:qFormat/>
+    <w:rsid w:val="00A10FD9"/>
+    <w:pPr>
+      <w:keepNext/>
+      <w:keepLines/>
+      <w:spacing w:after="0"/>
+      <w:outlineLvl w:val="7"/>
+    </w:pPr>
+    <w:rPr>
+      <w:rFonts w:cstheme="majorBidi" w:eastAsiaTheme="majorEastAsia"/>
+      <w:i/>
+      <w:iCs/>
+      <w:color w:themeColor="text1" w:themeTint="D8" w:val="272727"/>
+    </w:rPr>
+  </w:style>
+  <w:style w:styleId="9" w:type="paragraph">
+    <w:name w:val="heading 9"/>
+    <w:basedOn w:val="a"/>
+    <w:next w:val="a0"/>
+    <w:link w:val="90"/>
+    <w:uiPriority w:val="9"/>
+    <w:semiHidden/>
+    <w:unhideWhenUsed/>
+    <w:qFormat/>
+    <w:rsid w:val="00A10FD9"/>
+    <w:pPr>
+      <w:keepNext/>
+      <w:keepLines/>
+      <w:spacing w:after="0"/>
+      <w:outlineLvl w:val="8"/>
+    </w:pPr>
+    <w:rPr>
+      <w:rFonts w:cstheme="majorBidi" w:eastAsiaTheme="majorEastAsia"/>
+      <w:color w:themeColor="text1" w:themeTint="D8" w:val="272727"/>
+    </w:rPr>
+  </w:style>
+  <w:style w:default="1" w:styleId="a1" w:type="character">
     <w:name w:val="Default Paragraph Font"/>
     <w:uiPriority w:val="1"/>
     <w:semiHidden/>
     <w:unhideWhenUsed/>
   </w:style>
-  <w:style w:default="1" w:styleId="a1" w:type="table">
+  <w:style w:default="1" w:styleId="a2" w:type="table">
     <w:name w:val="Normal Table"/>
     <w:uiPriority w:val="99"/>
     <w:semiHidden/>
@@ -1527,45 +2099,18 @@
       </w:tblCellMar>
     </w:tblPr>
   </w:style>
-  <w:style w:default="1" w:styleId="a2" w:type="numbering">
+  <w:style w:default="1" w:styleId="a3" w:type="numbering">
     <w:name w:val="No List"/>
     <w:uiPriority w:val="99"/>
     <w:semiHidden/>
     <w:unhideWhenUsed/>
   </w:style>
-  <w:style w:customStyle="1" w:styleId="LeftText" w:type="paragraph">
-    <w:name w:val="LeftText"/>
-    <w:next w:val="a"/>
+  <w:style w:styleId="a0" w:type="paragraph">
+    <w:name w:val="Body Text"/>
+    <w:basedOn w:val="a"/>
+    <w:link w:val="a4"/>
     <w:qFormat/>
-    <w:rsid w:val="005A7B51"/>
-    <w:pPr>
-      <w:spacing w:after="0" w:line="240" w:lineRule="auto"/>
-      <w:jc w:val="right"/>
-    </w:pPr>
-    <w:rPr>
-      <w:rFonts w:ascii="Times New Roman" w:hAnsi="Times New Roman"/>
-      <w:sz w:val="28"/>
-    </w:rPr>
-  </w:style>
-  <w:style w:customStyle="1" w:styleId="CenterText" w:type="paragraph">
-    <w:name w:val="CenterText"/>
-    <w:next w:val="a"/>
-    <w:qFormat/>
-    <w:rsid w:val="000E6C4A"/>
-    <w:pPr>
-      <w:spacing w:after="0" w:line="240" w:lineRule="auto"/>
-      <w:jc w:val="center"/>
-    </w:pPr>
-    <w:rPr>
-      <w:rFonts w:ascii="Times New Roman" w:hAnsi="Times New Roman"/>
-      <w:sz w:val="28"/>
-    </w:rPr>
-  </w:style>
-  <w:style w:customStyle="1" w:styleId="WidthText" w:type="paragraph">
-    <w:name w:val="WidthText"/>
-    <w:next w:val="a"/>
-    <w:qFormat/>
-    <w:rsid w:val="005A7B51"/>
+    <w:rsid w:val="004C5F83"/>
     <w:pPr>
       <w:spacing w:after="0" w:line="360" w:lineRule="auto"/>
       <w:ind w:firstLine="709"/>
@@ -1576,56 +2121,338 @@
       <w:sz w:val="28"/>
     </w:rPr>
   </w:style>
-  <w:style w:customStyle="1" w:styleId="DescriptionPictureText" w:type="paragraph">
-    <w:name w:val="DescriptionPictureText"/>
-    <w:next w:val="a"/>
+  <w:style w:customStyle="1" w:styleId="FirstParagraph" w:type="paragraph">
+    <w:name w:val="First Paragraph"/>
+    <w:basedOn w:val="a0"/>
+    <w:next w:val="a0"/>
     <w:qFormat/>
-    <w:rsid w:val="00B579BC"/>
+  </w:style>
+  <w:style w:customStyle="1" w:styleId="Compact" w:type="paragraph">
+    <w:name w:val="Compact"/>
+    <w:basedOn w:val="a0"/>
+    <w:qFormat/>
+    <w:rsid w:val="001B76A2"/>
     <w:pPr>
-      <w:spacing w:after="120" w:line="360" w:lineRule="auto"/>
+      <w:spacing w:line="240" w:lineRule="auto"/>
+      <w:ind w:firstLine="0"/>
+      <w:jc w:val="left"/>
+    </w:pPr>
+    <w:rPr>
+      <w:sz w:val="24"/>
+    </w:rPr>
+  </w:style>
+  <w:style w:styleId="a5" w:type="paragraph">
+    <w:name w:val="Title"/>
+    <w:basedOn w:val="a"/>
+    <w:next w:val="a0"/>
+    <w:link w:val="a6"/>
+    <w:uiPriority w:val="10"/>
+    <w:qFormat/>
+    <w:rsid w:val="00A10FD9"/>
+    <w:pPr>
+      <w:spacing w:after="80"/>
+      <w:contextualSpacing/>
       <w:jc w:val="center"/>
     </w:pPr>
     <w:rPr>
+      <w:rFonts w:asciiTheme="majorHAnsi" w:cstheme="majorBidi" w:eastAsiaTheme="majorEastAsia" w:hAnsiTheme="majorHAnsi"/>
+      <w:sz w:val="56"/>
+      <w:szCs w:val="56"/>
+    </w:rPr>
+  </w:style>
+  <w:style w:customStyle="1" w:styleId="a6" w:type="character">
+    <w:name w:val="Заголовок Знак"/>
+    <w:basedOn w:val="a1"/>
+    <w:link w:val="a5"/>
+    <w:uiPriority w:val="10"/>
+    <w:rsid w:val="00A10FD9"/>
+    <w:rPr>
+      <w:rFonts w:asciiTheme="majorHAnsi" w:cstheme="majorBidi" w:eastAsiaTheme="majorEastAsia" w:hAnsiTheme="majorHAnsi"/>
+      <w:sz w:val="56"/>
+      <w:szCs w:val="56"/>
+    </w:rPr>
+  </w:style>
+  <w:style w:styleId="a7" w:type="paragraph">
+    <w:name w:val="Subtitle"/>
+    <w:basedOn w:val="a5"/>
+    <w:next w:val="a0"/>
+    <w:link w:val="a8"/>
+    <w:uiPriority w:val="11"/>
+    <w:qFormat/>
+    <w:rsid w:val="00A10FD9"/>
+    <w:pPr>
+      <w:numPr>
+        <w:ilvl w:val="1"/>
+      </w:numPr>
+    </w:pPr>
+    <w:rPr>
+      <w:spacing w:val="15"/>
+      <w:sz w:val="28"/>
+      <w:szCs w:val="28"/>
+    </w:rPr>
+  </w:style>
+  <w:style w:customStyle="1" w:styleId="a8" w:type="character">
+    <w:name w:val="Подзаголовок Знак"/>
+    <w:basedOn w:val="a1"/>
+    <w:link w:val="a7"/>
+    <w:uiPriority w:val="11"/>
+    <w:rsid w:val="00A10FD9"/>
+    <w:rPr>
+      <w:rFonts w:cstheme="majorBidi" w:eastAsiaTheme="majorEastAsia"/>
+      <w:color w:themeColor="text1" w:themeTint="A6" w:val="595959"/>
+      <w:spacing w:val="15"/>
+      <w:sz w:val="28"/>
+      <w:szCs w:val="28"/>
+    </w:rPr>
+  </w:style>
+  <w:style w:customStyle="1" w:styleId="Author" w:type="paragraph">
+    <w:name w:val="Author"/>
+    <w:basedOn w:val="a5"/>
+    <w:next w:val="a0"/>
+    <w:qFormat/>
+    <w:rsid w:val="004C5F83"/>
+    <w:pPr>
+      <w:keepNext/>
+      <w:keepLines/>
+      <w:spacing w:after="0"/>
+      <w:jc w:val="right"/>
+    </w:pPr>
+    <w:rPr>
       <w:rFonts w:ascii="Times New Roman" w:hAnsi="Times New Roman"/>
-      <w:sz w:val="24"/>
-    </w:rPr>
-  </w:style>
-  <w:style w:customStyle="1" w:styleId="PictureText" w:type="paragraph">
-    <w:name w:val="PictureText"/>
-    <w:next w:val="a"/>
+      <w:b/>
+      <w:i/>
+      <w:sz w:val="28"/>
+      <w:szCs w:val="24"/>
+    </w:rPr>
+  </w:style>
+  <w:style w:styleId="a9" w:type="paragraph">
+    <w:name w:val="Date"/>
+    <w:basedOn w:val="a5"/>
+    <w:next w:val="a0"/>
     <w:qFormat/>
-    <w:rsid w:val="005A7B51"/>
+    <w:rsid w:val="001B76A2"/>
     <w:pPr>
-      <w:spacing w:after="0" w:before="120" w:line="240" w:lineRule="auto"/>
+      <w:keepNext/>
+      <w:keepLines/>
+      <w:spacing w:after="0"/>
+      <w:jc w:val="right"/>
+    </w:pPr>
+    <w:rPr>
+      <w:rFonts w:ascii="Times New Roman" w:hAnsi="Times New Roman"/>
+      <w:i/>
+      <w:sz w:val="28"/>
+      <w:szCs w:val="24"/>
+    </w:rPr>
+  </w:style>
+  <w:style w:customStyle="1" w:styleId="AbstractTitle" w:type="paragraph">
+    <w:name w:val="Abstract Title"/>
+    <w:basedOn w:val="a"/>
+    <w:next w:val="Abstract"/>
+    <w:qFormat/>
+    <w:pPr>
+      <w:keepNext/>
+      <w:keepLines/>
+      <w:spacing w:after="0" w:before="300"/>
       <w:jc w:val="center"/>
     </w:pPr>
     <w:rPr>
+      <w:b/>
+      <w:sz w:val="20"/>
+      <w:szCs w:val="20"/>
+    </w:rPr>
+  </w:style>
+  <w:style w:customStyle="1" w:styleId="Abstract" w:type="paragraph">
+    <w:name w:val="Abstract"/>
+    <w:basedOn w:val="a"/>
+    <w:next w:val="a0"/>
+    <w:qFormat/>
+    <w:pPr>
+      <w:keepNext/>
+      <w:keepLines/>
+      <w:spacing w:after="300" w:before="100"/>
+    </w:pPr>
+    <w:rPr>
+      <w:sz w:val="20"/>
+      <w:szCs w:val="20"/>
+    </w:rPr>
+  </w:style>
+  <w:style w:styleId="aa" w:type="paragraph">
+    <w:name w:val="Bibliography"/>
+    <w:basedOn w:val="a"/>
+    <w:qFormat/>
+    <w:rsid w:val="007027AD"/>
+    <w:pPr>
+      <w:spacing w:after="0" w:line="360" w:lineRule="auto"/>
+      <w:ind w:firstLine="709"/>
+      <w:jc w:val="both"/>
+    </w:pPr>
+    <w:rPr>
       <w:rFonts w:ascii="Times New Roman" w:hAnsi="Times New Roman"/>
       <w:sz w:val="28"/>
     </w:rPr>
   </w:style>
-  <w:style w:customStyle="1" w:styleId="DescriptionTableText" w:type="paragraph">
-    <w:name w:val="DescriptionTableText"/>
-    <w:next w:val="a"/>
+  <w:style w:customStyle="1" w:styleId="10" w:type="character">
+    <w:name w:val="Заголовок 1 Знак"/>
+    <w:basedOn w:val="a1"/>
+    <w:link w:val="1"/>
+    <w:uiPriority w:val="9"/>
+    <w:rsid w:val="001B76A2"/>
+    <w:rPr>
+      <w:rFonts w:ascii="Times New Roman" w:cstheme="majorBidi" w:eastAsiaTheme="majorEastAsia" w:hAnsi="Times New Roman"/>
+      <w:b/>
+      <w:sz w:val="28"/>
+      <w:szCs w:val="40"/>
+    </w:rPr>
+  </w:style>
+  <w:style w:customStyle="1" w:styleId="20" w:type="character">
+    <w:name w:val="Заголовок 2 Знак"/>
+    <w:basedOn w:val="a1"/>
+    <w:link w:val="2"/>
+    <w:uiPriority w:val="9"/>
+    <w:semiHidden/>
+    <w:rsid w:val="00A10FD9"/>
+    <w:rPr>
+      <w:rFonts w:asciiTheme="majorHAnsi" w:cstheme="majorBidi" w:eastAsiaTheme="majorEastAsia" w:hAnsiTheme="majorHAnsi"/>
+      <w:color w:themeColor="accent1" w:themeShade="BF" w:val="0F4761"/>
+      <w:sz w:val="32"/>
+      <w:szCs w:val="32"/>
+    </w:rPr>
+  </w:style>
+  <w:style w:customStyle="1" w:styleId="30" w:type="character">
+    <w:name w:val="Заголовок 3 Знак"/>
+    <w:basedOn w:val="a1"/>
+    <w:link w:val="3"/>
+    <w:uiPriority w:val="9"/>
+    <w:semiHidden/>
+    <w:rsid w:val="00A10FD9"/>
+    <w:rPr>
+      <w:rFonts w:cstheme="majorBidi" w:eastAsiaTheme="majorEastAsia"/>
+      <w:color w:themeColor="accent1" w:themeShade="BF" w:val="0F4761"/>
+      <w:sz w:val="28"/>
+      <w:szCs w:val="28"/>
+    </w:rPr>
+  </w:style>
+  <w:style w:customStyle="1" w:styleId="40" w:type="character">
+    <w:name w:val="Заголовок 4 Знак"/>
+    <w:basedOn w:val="a1"/>
+    <w:link w:val="4"/>
+    <w:uiPriority w:val="9"/>
+    <w:semiHidden/>
+    <w:rsid w:val="00A10FD9"/>
+    <w:rPr>
+      <w:rFonts w:cstheme="majorBidi" w:eastAsiaTheme="majorEastAsia"/>
+      <w:i/>
+      <w:iCs/>
+      <w:color w:themeColor="accent1" w:themeShade="BF" w:val="0F4761"/>
+    </w:rPr>
+  </w:style>
+  <w:style w:customStyle="1" w:styleId="50" w:type="character">
+    <w:name w:val="Заголовок 5 Знак"/>
+    <w:basedOn w:val="a1"/>
+    <w:link w:val="5"/>
+    <w:uiPriority w:val="9"/>
+    <w:semiHidden/>
+    <w:rsid w:val="00A10FD9"/>
+    <w:rPr>
+      <w:rFonts w:cstheme="majorBidi" w:eastAsiaTheme="majorEastAsia"/>
+      <w:color w:themeColor="accent1" w:themeShade="BF" w:val="0F4761"/>
+    </w:rPr>
+  </w:style>
+  <w:style w:customStyle="1" w:styleId="60" w:type="character">
+    <w:name w:val="Заголовок 6 Знак"/>
+    <w:basedOn w:val="a1"/>
+    <w:link w:val="6"/>
+    <w:uiPriority w:val="9"/>
+    <w:semiHidden/>
+    <w:rsid w:val="00A10FD9"/>
+    <w:rPr>
+      <w:rFonts w:cstheme="majorBidi" w:eastAsiaTheme="majorEastAsia"/>
+      <w:i/>
+      <w:iCs/>
+      <w:color w:themeColor="text1" w:themeTint="A6" w:val="595959"/>
+    </w:rPr>
+  </w:style>
+  <w:style w:customStyle="1" w:styleId="70" w:type="character">
+    <w:name w:val="Заголовок 7 Знак"/>
+    <w:basedOn w:val="a1"/>
+    <w:link w:val="7"/>
+    <w:uiPriority w:val="9"/>
+    <w:semiHidden/>
+    <w:rsid w:val="00A10FD9"/>
+    <w:rPr>
+      <w:rFonts w:cstheme="majorBidi" w:eastAsiaTheme="majorEastAsia"/>
+      <w:color w:themeColor="text1" w:themeTint="A6" w:val="595959"/>
+    </w:rPr>
+  </w:style>
+  <w:style w:customStyle="1" w:styleId="80" w:type="character">
+    <w:name w:val="Заголовок 8 Знак"/>
+    <w:basedOn w:val="a1"/>
+    <w:link w:val="8"/>
+    <w:uiPriority w:val="9"/>
+    <w:semiHidden/>
+    <w:rsid w:val="00A10FD9"/>
+    <w:rPr>
+      <w:rFonts w:cstheme="majorBidi" w:eastAsiaTheme="majorEastAsia"/>
+      <w:i/>
+      <w:iCs/>
+      <w:color w:themeColor="text1" w:themeTint="D8" w:val="272727"/>
+    </w:rPr>
+  </w:style>
+  <w:style w:customStyle="1" w:styleId="90" w:type="character">
+    <w:name w:val="Заголовок 9 Знак"/>
+    <w:basedOn w:val="a1"/>
+    <w:link w:val="9"/>
+    <w:uiPriority w:val="9"/>
+    <w:semiHidden/>
+    <w:rsid w:val="00A10FD9"/>
+    <w:rPr>
+      <w:rFonts w:cstheme="majorBidi" w:eastAsiaTheme="majorEastAsia"/>
+      <w:color w:themeColor="text1" w:themeTint="D8" w:val="272727"/>
+    </w:rPr>
+  </w:style>
+  <w:style w:styleId="ab" w:type="paragraph">
+    <w:name w:val="Block Text"/>
+    <w:basedOn w:val="a0"/>
+    <w:next w:val="a0"/>
+    <w:uiPriority w:val="9"/>
+    <w:unhideWhenUsed/>
     <w:qFormat/>
-    <w:rsid w:val="00B579BC"/>
     <w:pPr>
-      <w:spacing w:after="0" w:before="120" w:line="360" w:lineRule="auto"/>
+      <w:spacing w:after="100" w:before="100"/>
+      <w:ind w:firstLine="0" w:left="480" w:right="480"/>
     </w:pPr>
-    <w:rPr>
-      <w:rFonts w:ascii="Times New Roman" w:hAnsi="Times New Roman"/>
-      <w:sz w:val="24"/>
-    </w:rPr>
-  </w:style>
-  <w:style w:styleId="a3" w:type="table">
-    <w:name w:val="Table Grid"/>
-    <w:basedOn w:val="a1"/>
-    <w:uiPriority w:val="39"/>
-    <w:rsid w:val="005A7B51"/>
+  </w:style>
+  <w:style w:styleId="ac" w:type="paragraph">
+    <w:name w:val="footnote text"/>
+    <w:basedOn w:val="a"/>
+    <w:uiPriority w:val="9"/>
+    <w:unhideWhenUsed/>
+    <w:qFormat/>
+  </w:style>
+  <w:style w:customStyle="1" w:styleId="FootnoteBlockText" w:type="paragraph">
+    <w:name w:val="Footnote Block Text"/>
+    <w:basedOn w:val="ac"/>
+    <w:next w:val="ac"/>
+    <w:uiPriority w:val="9"/>
+    <w:unhideWhenUsed/>
+    <w:qFormat/>
     <w:pPr>
-      <w:spacing w:after="0" w:line="240" w:lineRule="auto"/>
+      <w:spacing w:after="100" w:before="100"/>
+      <w:ind w:left="480" w:right="480"/>
+    </w:pPr>
+  </w:style>
+  <w:style w:customStyle="1" w:styleId="Table" w:type="table">
+    <w:name w:val="Table"/>
+    <w:semiHidden/>
+    <w:unhideWhenUsed/>
+    <w:qFormat/>
+    <w:rsid w:val="000B3067"/>
+    <w:pPr>
+      <w:spacing w:after="0"/>
     </w:pPr>
     <w:tblPr>
+      <w:jc w:val="center"/>
+      <w:tblInd w:type="dxa" w:w="0"/>
       <w:tblBorders>
         <w:top w:color="auto" w:space="0" w:sz="4" w:val="single"/>
         <w:left w:color="auto" w:space="0" w:sz="4" w:val="single"/>
@@ -1634,177 +2461,195 @@
         <w:insideH w:color="auto" w:space="0" w:sz="4" w:val="single"/>
         <w:insideV w:color="auto" w:space="0" w:sz="4" w:val="single"/>
       </w:tblBorders>
+      <w:tblCellMar>
+        <w:top w:type="dxa" w:w="0"/>
+        <w:left w:type="dxa" w:w="108"/>
+        <w:bottom w:type="dxa" w:w="0"/>
+        <w:right w:type="dxa" w:w="108"/>
+      </w:tblCellMar>
     </w:tblPr>
-  </w:style>
-  <w:style w:customStyle="1" w:styleId="MyTableStyle" w:type="paragraph">
-    <w:name w:val="MyTableStyle"/>
-    <w:next w:val="a"/>
-    <w:qFormat/>
-    <w:rsid w:val="005A7B51"/>
+    <w:trPr>
+      <w:jc w:val="center"/>
+    </w:trPr>
+    <w:tblStylePr w:type="firstRow">
+      <w:tblPr/>
+      <w:tcPr>
+        <w:tcBorders>
+          <w:bottom w:color="auto" w:space="0" w:sz="0" w:val="single"/>
+        </w:tcBorders>
+        <w:vAlign w:val="bottom"/>
+      </w:tcPr>
+    </w:tblStylePr>
+  </w:style>
+  <w:style w:customStyle="1" w:styleId="DefinitionTerm" w:type="paragraph">
+    <w:name w:val="Definition Term"/>
+    <w:basedOn w:val="a"/>
+    <w:next w:val="Definition"/>
     <w:pPr>
-      <w:spacing w:after="0" w:line="240" w:lineRule="auto"/>
-      <w:jc w:val="center"/>
+      <w:keepNext/>
+      <w:keepLines/>
+      <w:spacing w:after="0"/>
     </w:pPr>
     <w:rPr>
+      <w:b/>
+    </w:rPr>
+  </w:style>
+  <w:style w:customStyle="1" w:styleId="Definition" w:type="paragraph">
+    <w:name w:val="Definition"/>
+    <w:basedOn w:val="a"/>
+  </w:style>
+  <w:style w:styleId="ad" w:type="paragraph">
+    <w:name w:val="caption"/>
+    <w:basedOn w:val="a"/>
+    <w:link w:val="ae"/>
+    <w:pPr>
+      <w:spacing w:after="120"/>
+    </w:pPr>
+    <w:rPr>
+      <w:i/>
+    </w:rPr>
+  </w:style>
+  <w:style w:customStyle="1" w:styleId="TableCaption" w:type="paragraph">
+    <w:name w:val="Table Caption"/>
+    <w:basedOn w:val="ad"/>
+    <w:rsid w:val="00480C6C"/>
+    <w:pPr>
+      <w:keepNext/>
+      <w:spacing w:after="0" w:line="360" w:lineRule="auto"/>
+    </w:pPr>
+    <w:rPr>
       <w:rFonts w:ascii="Times New Roman" w:hAnsi="Times New Roman"/>
-      <w:sz w:val="24"/>
-    </w:rPr>
-  </w:style>
-  <w:style w:customStyle="1" w:styleId="Equation" w:type="paragraph">
-    <w:name w:val="Equation"/>
-    <w:next w:val="a"/>
-    <w:qFormat/>
-    <w:rsid w:val="005A7B51"/>
-    <w:pPr>
-      <w:spacing w:after="240" w:before="240" w:line="360" w:lineRule="auto"/>
-      <w:ind w:firstLine="709"/>
-      <w:jc w:val="both"/>
-    </w:pPr>
-    <w:rPr>
-      <w:rFonts w:ascii="Times New Roman" w:hAnsi="Times New Roman"/>
-      <w:sz w:val="28"/>
-    </w:rPr>
-  </w:style>
-  <w:style w:customStyle="1" w:styleId="CenterListText" w:type="paragraph">
-    <w:name w:val="CenterListText"/>
-    <w:next w:val="a"/>
-    <w:qFormat/>
-    <w:rsid w:val="005A7B51"/>
+      <w:i w:val="0"/>
+    </w:rPr>
+  </w:style>
+  <w:style w:customStyle="1" w:styleId="ImageCaption" w:type="paragraph">
+    <w:name w:val="Image Caption"/>
+    <w:basedOn w:val="ad"/>
+    <w:rsid w:val="00480C6C"/>
     <w:pPr>
       <w:spacing w:after="0" w:line="360" w:lineRule="auto"/>
       <w:jc w:val="center"/>
     </w:pPr>
     <w:rPr>
       <w:rFonts w:ascii="Times New Roman" w:hAnsi="Times New Roman"/>
-      <w:sz w:val="28"/>
-    </w:rPr>
-  </w:style>
-  <w:style w:customStyle="1" w:styleId="WidthAdd1Text" w:type="paragraph">
-    <w:name w:val="WidthAdd1Text"/>
-    <w:next w:val="a"/>
-    <w:qFormat/>
-    <w:rsid w:val="00FD7710"/>
+      <w:i w:val="0"/>
+    </w:rPr>
+  </w:style>
+  <w:style w:customStyle="1" w:styleId="Figure" w:type="paragraph">
+    <w:name w:val="Figure"/>
+    <w:basedOn w:val="a"/>
+  </w:style>
+  <w:style w:customStyle="1" w:styleId="CaptionedFigure" w:type="paragraph">
+    <w:name w:val="Captioned Figure"/>
+    <w:basedOn w:val="Figure"/>
+    <w:rsid w:val="00480C6C"/>
     <w:pPr>
-      <w:spacing w:after="0" w:before="120" w:line="360" w:lineRule="auto"/>
-      <w:ind w:firstLine="709"/>
-      <w:jc w:val="both"/>
+      <w:keepNext/>
+      <w:spacing w:after="0" w:line="360" w:lineRule="auto"/>
+      <w:jc w:val="center"/>
     </w:pPr>
     <w:rPr>
       <w:rFonts w:ascii="Times New Roman" w:hAnsi="Times New Roman"/>
       <w:sz w:val="28"/>
     </w:rPr>
   </w:style>
-  <w:style w:customStyle="1" w:styleId="WidthAdd2Text" w:type="paragraph">
-    <w:name w:val="WidthAdd2Text"/>
-    <w:next w:val="a"/>
+  <w:style w:customStyle="1" w:styleId="ae" w:type="character">
+    <w:name w:val="Название объекта Знак"/>
+    <w:basedOn w:val="a1"/>
+    <w:link w:val="ad"/>
+  </w:style>
+  <w:style w:customStyle="1" w:styleId="VerbatimChar" w:type="character">
+    <w:name w:val="Verbatim Char"/>
+    <w:basedOn w:val="ae"/>
+    <w:rPr>
+      <w:rFonts w:ascii="Consolas" w:hAnsi="Consolas"/>
+      <w:sz w:val="22"/>
+    </w:rPr>
+  </w:style>
+  <w:style w:customStyle="1" w:styleId="SectionNumber" w:type="character">
+    <w:name w:val="Section Number"/>
+    <w:basedOn w:val="ae"/>
+  </w:style>
+  <w:style w:styleId="af" w:type="character">
+    <w:name w:val="footnote reference"/>
+    <w:basedOn w:val="ae"/>
+    <w:rPr>
+      <w:vertAlign w:val="superscript"/>
+    </w:rPr>
+  </w:style>
+  <w:style w:styleId="af0" w:type="character">
+    <w:name w:val="Hyperlink"/>
+    <w:basedOn w:val="ae"/>
+    <w:rsid w:val="005A7828"/>
+    <w:rPr>
+      <w:rFonts w:ascii="Times New Roman" w:hAnsi="Times New Roman"/>
+      <w:color w:val="auto"/>
+      <w:sz w:val="28"/>
+    </w:rPr>
+  </w:style>
+  <w:style w:styleId="af1" w:type="paragraph">
+    <w:name w:val="TOC Heading"/>
+    <w:basedOn w:val="1"/>
+    <w:next w:val="a0"/>
+    <w:uiPriority w:val="39"/>
+    <w:unhideWhenUsed/>
     <w:qFormat/>
-    <w:rsid w:val="00FD7710"/>
+    <w:rsid w:val="001B76A2"/>
     <w:pPr>
-      <w:spacing w:after="0" w:line="360" w:lineRule="auto"/>
-      <w:jc w:val="both"/>
+      <w:spacing w:before="180"/>
+      <w:outlineLvl w:val="9"/>
     </w:pPr>
+  </w:style>
+  <w:style w:styleId="af2" w:type="paragraph">
+    <w:name w:val="header"/>
+    <w:basedOn w:val="a"/>
+    <w:link w:val="af3"/>
+    <w:unhideWhenUsed/>
+    <w:rsid w:val="005B5E88"/>
+    <w:pPr>
+      <w:tabs>
+        <w:tab w:pos="4677" w:val="center"/>
+        <w:tab w:pos="9355" w:val="right"/>
+      </w:tabs>
+      <w:spacing w:after="0"/>
+    </w:pPr>
+  </w:style>
+  <w:style w:customStyle="1" w:styleId="af3" w:type="character">
+    <w:name w:val="Верхний колонтитул Знак"/>
+    <w:basedOn w:val="a1"/>
+    <w:link w:val="af2"/>
+    <w:rsid w:val="005B5E88"/>
+  </w:style>
+  <w:style w:styleId="af4" w:type="paragraph">
+    <w:name w:val="footer"/>
+    <w:basedOn w:val="a"/>
+    <w:link w:val="af5"/>
+    <w:uiPriority w:val="99"/>
+    <w:unhideWhenUsed/>
+    <w:rsid w:val="005B5E88"/>
+    <w:pPr>
+      <w:tabs>
+        <w:tab w:pos="4677" w:val="center"/>
+        <w:tab w:pos="9355" w:val="right"/>
+      </w:tabs>
+      <w:spacing w:after="0"/>
+    </w:pPr>
+  </w:style>
+  <w:style w:customStyle="1" w:styleId="af5" w:type="character">
+    <w:name w:val="Нижний колонтитул Знак"/>
+    <w:basedOn w:val="a1"/>
+    <w:link w:val="af4"/>
+    <w:uiPriority w:val="99"/>
+    <w:rsid w:val="005B5E88"/>
+  </w:style>
+  <w:style w:customStyle="1" w:styleId="a4" w:type="character">
+    <w:name w:val="Основной текст Знак"/>
+    <w:basedOn w:val="a1"/>
+    <w:link w:val="a0"/>
+    <w:rsid w:val="00CB2ABB"/>
     <w:rPr>
       <w:rFonts w:ascii="Times New Roman" w:hAnsi="Times New Roman"/>
       <w:sz w:val="28"/>
-    </w:rPr>
-  </w:style>
-  <w:style w:customStyle="1" w:styleId="WidthAdd0Text" w:type="paragraph">
-    <w:name w:val="WidthAdd0Text"/>
-    <w:next w:val="a"/>
-    <w:qFormat/>
-    <w:rsid w:val="00B17A77"/>
-    <w:pPr>
-      <w:spacing w:after="120" w:line="360" w:lineRule="auto"/>
-      <w:ind w:firstLine="709"/>
-      <w:jc w:val="both"/>
-    </w:pPr>
-    <w:rPr>
-      <w:rFonts w:ascii="Times New Roman" w:hAnsi="Times New Roman"/>
-      <w:sz w:val="28"/>
-    </w:rPr>
-  </w:style>
-  <w:style w:customStyle="1" w:styleId="MyTableStyle2" w:type="table">
-    <w:name w:val="MyTableStyle2"/>
-    <w:basedOn w:val="a1"/>
-    <w:uiPriority w:val="99"/>
-    <w:rsid w:val="0043221B"/>
-    <w:pPr>
-      <w:spacing w:after="0" w:line="240" w:lineRule="auto"/>
-    </w:pPr>
-    <w:rPr>
-      <w:rFonts w:ascii="Times New Roman" w:hAnsi="Times New Roman"/>
-      <w:sz w:val="24"/>
-    </w:rPr>
-    <w:tblPr>
-      <w:tblBorders>
-        <w:top w:color="auto" w:space="0" w:sz="4" w:val="single"/>
-        <w:left w:color="auto" w:space="0" w:sz="4" w:val="single"/>
-        <w:bottom w:color="auto" w:space="0" w:sz="4" w:val="single"/>
-        <w:right w:color="auto" w:space="0" w:sz="4" w:val="single"/>
-        <w:insideH w:color="auto" w:space="0" w:sz="4" w:val="single"/>
-        <w:insideV w:color="auto" w:space="0" w:sz="4" w:val="single"/>
-      </w:tblBorders>
-    </w:tblPr>
-  </w:style>
-  <w:style w:customStyle="1" w:styleId="MyTableStyle4" w:type="table">
-    <w:name w:val="MyTableStyle4"/>
-    <w:basedOn w:val="a1"/>
-    <w:uiPriority w:val="99"/>
-    <w:rsid w:val="005B4FDD"/>
-    <w:pPr>
-      <w:spacing w:after="0" w:line="240" w:lineRule="auto"/>
-      <w:jc w:val="center"/>
-    </w:pPr>
-    <w:rPr>
-      <w:rFonts w:ascii="Times New Roman" w:hAnsi="Times New Roman"/>
-      <w:sz w:val="24"/>
-    </w:rPr>
-    <w:tblPr>
-      <w:tblBorders>
-        <w:top w:color="auto" w:space="0" w:sz="4" w:val="single"/>
-        <w:left w:color="auto" w:space="0" w:sz="4" w:val="single"/>
-        <w:bottom w:color="auto" w:space="0" w:sz="4" w:val="single"/>
-        <w:right w:color="auto" w:space="0" w:sz="4" w:val="single"/>
-        <w:insideH w:color="auto" w:space="0" w:sz="4" w:val="single"/>
-        <w:insideV w:color="auto" w:space="0" w:sz="4" w:val="single"/>
-      </w:tblBorders>
-    </w:tblPr>
-  </w:style>
-  <w:style w:customStyle="1" w:styleId="11" w:type="table">
-    <w:name w:val="Сетка таблицы1"/>
-    <w:basedOn w:val="a1"/>
-    <w:uiPriority w:val="99"/>
-    <w:rsid w:val="00E32BAB"/>
-    <w:pPr>
-      <w:spacing w:after="0" w:line="240" w:lineRule="auto"/>
-      <w:jc w:val="center"/>
-    </w:pPr>
-    <w:rPr>
-      <w:rFonts w:ascii="Times New Roman" w:hAnsi="Times New Roman"/>
-      <w:sz w:val="24"/>
-    </w:rPr>
-    <w:tblPr>
-      <w:tblBorders>
-        <w:top w:color="auto" w:space="0" w:sz="4" w:val="single"/>
-        <w:left w:color="auto" w:space="0" w:sz="4" w:val="single"/>
-        <w:bottom w:color="auto" w:space="0" w:sz="4" w:val="single"/>
-        <w:right w:color="auto" w:space="0" w:sz="4" w:val="single"/>
-        <w:insideH w:color="auto" w:space="0" w:sz="4" w:val="single"/>
-        <w:insideV w:color="auto" w:space="0" w:sz="4" w:val="single"/>
-      </w:tblBorders>
-    </w:tblPr>
-  </w:style>
-  <w:style w:customStyle="1" w:styleId="10" w:type="character">
-    <w:name w:val="Заголовок 1 Знак"/>
-    <w:basedOn w:val="a0"/>
-    <w:link w:val="1"/>
-    <w:uiPriority w:val="9"/>
-    <w:rsid w:val="00EB04B2"/>
-    <w:rPr>
-      <w:rFonts w:ascii="Times New Roman" w:cstheme="majorBidi" w:eastAsiaTheme="majorEastAsia" w:hAnsi="Times New Roman"/>
-      <w:b/>
-      <w:sz w:val="28"/>
-      <w:szCs w:val="32"/>
     </w:rPr>
   </w:style>
   <w:style w:type="paragraph" w:customStyle="1" w:styleId="SourceCode">
@@ -2045,9 +2890,9 @@
 </file>
 
 <file path=word/theme/theme1.xml><?xml version="1.0" encoding="utf-8"?>
-<a:theme xmlns:a="http://schemas.openxmlformats.org/drawingml/2006/main" name="Тема Office">
+<a:theme xmlns:a="http://schemas.openxmlformats.org/drawingml/2006/main" name="Office Theme">
   <a:themeElements>
-    <a:clrScheme name="Стандартная">
+    <a:clrScheme name="Office">
       <a:dk1>
         <a:sysClr val="windowText" lastClr="000000"/>
       </a:dk1>
@@ -2055,39 +2900,39 @@
         <a:sysClr val="window" lastClr="FFFFFF"/>
       </a:lt1>
       <a:dk2>
-        <a:srgbClr val="44546A"/>
+        <a:srgbClr val="0E2841"/>
       </a:dk2>
       <a:lt2>
-        <a:srgbClr val="E7E6E6"/>
+        <a:srgbClr val="E8E8E8"/>
       </a:lt2>
       <a:accent1>
-        <a:srgbClr val="5B9BD5"/>
+        <a:srgbClr val="156082"/>
       </a:accent1>
       <a:accent2>
-        <a:srgbClr val="ED7D31"/>
+        <a:srgbClr val="E97132"/>
       </a:accent2>
       <a:accent3>
-        <a:srgbClr val="A5A5A5"/>
+        <a:srgbClr val="196B24"/>
       </a:accent3>
       <a:accent4>
-        <a:srgbClr val="FFC000"/>
+        <a:srgbClr val="0F9ED5"/>
       </a:accent4>
       <a:accent5>
-        <a:srgbClr val="4472C4"/>
+        <a:srgbClr val="A02B93"/>
       </a:accent5>
       <a:accent6>
-        <a:srgbClr val="70AD47"/>
+        <a:srgbClr val="4EA72E"/>
       </a:accent6>
       <a:hlink>
-        <a:srgbClr val="0563C1"/>
+        <a:srgbClr val="467886"/>
       </a:hlink>
       <a:folHlink>
-        <a:srgbClr val="954F72"/>
+        <a:srgbClr val="96607D"/>
       </a:folHlink>
     </a:clrScheme>
-    <a:fontScheme name="Стандартная">
+    <a:fontScheme name="Office">
       <a:majorFont>
-        <a:latin typeface="Calibri Light" panose="020F0302020204030204"/>
+        <a:latin typeface="Aptos Display" panose="02110004020202020204"/>
         <a:ea typeface=""/>
         <a:cs typeface=""/>
         <a:font script="Jpan" typeface="游ゴシック Light"/>
@@ -2120,9 +2965,26 @@
         <a:font script="Viet" typeface="Times New Roman"/>
         <a:font script="Uigh" typeface="Microsoft Uighur"/>
         <a:font script="Geor" typeface="Sylfaen"/>
+        <a:font script="Armn" typeface="Arial"/>
+        <a:font script="Bugi" typeface="Leelawadee UI"/>
+        <a:font script="Bopo" typeface="Microsoft JhengHei"/>
+        <a:font script="Java" typeface="Javanese Text"/>
+        <a:font script="Lisu" typeface="Segoe UI"/>
+        <a:font script="Mymr" typeface="Myanmar Text"/>
+        <a:font script="Nkoo" typeface="Ebrima"/>
+        <a:font script="Olck" typeface="Nirmala UI"/>
+        <a:font script="Osma" typeface="Ebrima"/>
+        <a:font script="Phag" typeface="Phagspa"/>
+        <a:font script="Syrn" typeface="Estrangelo Edessa"/>
+        <a:font script="Syrj" typeface="Estrangelo Edessa"/>
+        <a:font script="Syre" typeface="Estrangelo Edessa"/>
+        <a:font script="Sora" typeface="Nirmala UI"/>
+        <a:font script="Tale" typeface="Microsoft Tai Le"/>
+        <a:font script="Talu" typeface="Microsoft New Tai Lue"/>
+        <a:font script="Tfng" typeface="Ebrima"/>
       </a:majorFont>
       <a:minorFont>
-        <a:latin typeface="Calibri" panose="020F0502020204030204"/>
+        <a:latin typeface="Aptos" panose="02110004020202020204"/>
         <a:ea typeface=""/>
         <a:cs typeface=""/>
         <a:font script="Jpan" typeface="游明朝"/>
@@ -2155,9 +3017,26 @@
         <a:font script="Viet" typeface="Arial"/>
         <a:font script="Uigh" typeface="Microsoft Uighur"/>
         <a:font script="Geor" typeface="Sylfaen"/>
+        <a:font script="Armn" typeface="Arial"/>
+        <a:font script="Bugi" typeface="Leelawadee UI"/>
+        <a:font script="Bopo" typeface="Microsoft JhengHei"/>
+        <a:font script="Java" typeface="Javanese Text"/>
+        <a:font script="Lisu" typeface="Segoe UI"/>
+        <a:font script="Mymr" typeface="Myanmar Text"/>
+        <a:font script="Nkoo" typeface="Ebrima"/>
+        <a:font script="Olck" typeface="Nirmala UI"/>
+        <a:font script="Osma" typeface="Ebrima"/>
+        <a:font script="Phag" typeface="Phagspa"/>
+        <a:font script="Syrn" typeface="Estrangelo Edessa"/>
+        <a:font script="Syrj" typeface="Estrangelo Edessa"/>
+        <a:font script="Syre" typeface="Estrangelo Edessa"/>
+        <a:font script="Sora" typeface="Nirmala UI"/>
+        <a:font script="Tale" typeface="Microsoft Tai Le"/>
+        <a:font script="Talu" typeface="Microsoft New Tai Lue"/>
+        <a:font script="Tfng" typeface="Ebrima"/>
       </a:minorFont>
     </a:fontScheme>
-    <a:fmtScheme name="Стандартная">
+    <a:fmtScheme name="Office">
       <a:fillStyleLst>
         <a:solidFill>
           <a:schemeClr val="phClr"/>
@@ -2299,7 +3178,7 @@
   <a:extraClrSchemeLst/>
   <a:extLst>
     <a:ext uri="{05A4C25C-085E-4340-85A3-A5531E510DB2}">
-      <thm15:themeFamily xmlns:thm15="http://schemas.microsoft.com/office/thememl/2012/main" name="Office Theme" id="{62F939B6-93AF-4DB8-9C6B-D6C7DFDC589F}" vid="{4A3C46E8-61CC-4603-A589-7422A47A8E4A}"/>
+      <thm15:themeFamily xmlns:thm15="http://schemas.microsoft.com/office/thememl/2012/main" name="Office Theme" id="{2E142A2C-CD16-42D6-873A-C26D2A0506FA}" vid="{1BDDFF52-6CD6-40A5-AB3C-68EB2F1E4D0A}"/>
     </a:ext>
   </a:extLst>
 </a:theme>

--- a/output/Document.docx
+++ b/output/Document.docx
@@ -1,13 +1,13 @@
 
 <file path=word/document.xml><?xml version="1.0" encoding="utf-8"?>
-<w:document xmlns:w="http://schemas.openxmlformats.org/wordprocessingml/2006/main" xmlns:m="http://schemas.openxmlformats.org/officeDocument/2006/math" xmlns:r="http://schemas.openxmlformats.org/officeDocument/2006/relationships" xmlns:o="urn:schemas-microsoft-com:office:office" xmlns:v="urn:schemas-microsoft-com:vml" xmlns:w10="urn:schemas-microsoft-com:office:word" xmlns:a="http://schemas.openxmlformats.org/drawingml/2006/main" xmlns:pic="http://schemas.openxmlformats.org/drawingml/2006/picture" xmlns:wp="http://schemas.openxmlformats.org/drawingml/2006/wordprocessingDrawing">
+<w:document xmlns:wpc="http://schemas.microsoft.com/office/word/2010/wordprocessingCanvas" xmlns:cx="http://schemas.microsoft.com/office/drawing/2014/chartex" xmlns:cx1="http://schemas.microsoft.com/office/drawing/2015/9/8/chartex" xmlns:mc="http://schemas.openxmlformats.org/markup-compatibility/2006" xmlns:o="urn:schemas-microsoft-com:office:office" xmlns:r="http://schemas.openxmlformats.org/officeDocument/2006/relationships" xmlns:m="http://schemas.openxmlformats.org/officeDocument/2006/math" xmlns:v="urn:schemas-microsoft-com:vml" xmlns:wp14="http://schemas.microsoft.com/office/word/2010/wordprocessingDrawing" xmlns:wp="http://schemas.openxmlformats.org/drawingml/2006/wordprocessingDrawing" xmlns:w10="urn:schemas-microsoft-com:office:word" xmlns:w="http://schemas.openxmlformats.org/wordprocessingml/2006/main" xmlns:w14="http://schemas.microsoft.com/office/word/2010/wordml" xmlns:w15="http://schemas.microsoft.com/office/word/2012/wordml" xmlns:w16se="http://schemas.microsoft.com/office/word/2015/wordml/symex" xmlns:wpg="http://schemas.microsoft.com/office/word/2010/wordprocessingGroup" xmlns:wpi="http://schemas.microsoft.com/office/word/2010/wordprocessingInk" xmlns:wne="http://schemas.microsoft.com/office/word/2006/wordml" xmlns:wps="http://schemas.microsoft.com/office/word/2010/wordprocessingShape" mc:Ignorable="w14 w15 w16se wp14">
   <w:body>
     <w:p>
       <w:pPr>
         <w:pStyle w:val="Author"/>
       </w:pPr>
       <w:r>
-        <w:t xml:space="preserve">Литвиненко А.В.</w:t>
+        <w:t>Литвиненко А.В.</w:t>
       </w:r>
     </w:p>
     <w:p>
@@ -15,45 +15,223 @@
         <w:pStyle w:val="a9"/>
       </w:pPr>
       <w:r>
-        <w:t xml:space="preserve">Санкт-Петербургский университет технологий управления и экономики        
-      г. Санкт-Петербург, Россия
-      </w:t>
+        <w:t xml:space="preserve">Санкт-Петербургский университет технологий управления и экономики               г. Санкт-Петербург, Россия         </w:t>
       </w:r>
     </w:p>
     <w:sdt>
       <w:sdtPr>
+        <w:rPr>
+          <w:rFonts w:asciiTheme="minorHAnsi" w:eastAsiaTheme="minorEastAsia" w:hAnsiTheme="minorHAnsi" w:cstheme="minorBidi"/>
+          <w:b w:val="0"/>
+          <w:sz w:val="24"/>
+          <w:szCs w:val="24"/>
+        </w:rPr>
+        <w:id w:val="-1973749757"/>
         <w:docPartObj>
           <w:docPartGallery w:val="Table of Contents"/>
           <w:docPartUnique/>
         </w:docPartObj>
       </w:sdtPr>
+      <w:sdtEndPr/>
       <w:sdtContent>
         <w:p>
           <w:pPr>
             <w:pStyle w:val="af1"/>
           </w:pPr>
           <w:r>
-            <w:t xml:space="preserve">Оглавление</w:t>
+            <w:t>Оглавление</w:t>
           </w:r>
         </w:p>
         <w:p>
+          <w:pPr>
+            <w:pStyle w:val="11"/>
+            <w:tabs>
+              <w:tab w:val="right" w:leader="dot" w:pos="9962"/>
+            </w:tabs>
+            <w:rPr>
+              <w:noProof/>
+            </w:rPr>
+          </w:pPr>
           <w:r>
-            <w:fldChar w:fldCharType="begin" w:dirty="true"/>
-            <w:instrText xml:space="preserve">TOC \o "1-3" \h \z \u</w:instrText>
+            <w:fldChar w:fldCharType="begin"/>
+          </w:r>
+          <w:r>
+            <w:instrText>TOC \o "1-3" \h \z \u</w:instrText>
+          </w:r>
+          <w:r>
             <w:fldChar w:fldCharType="separate"/>
+          </w:r>
+          <w:hyperlink w:anchor="_Toc215008927" w:history="1">
+            <w:r>
+              <w:rPr>
+                <w:rStyle w:val="af0"/>
+                <w:noProof/>
+              </w:rPr>
+              <w:t>РОЛЬ ЦИФРОВЫХ ТЕХНОЛОГИЙ И ИСКУССТВЕННО</w:t>
+            </w:r>
+            <w:r>
+              <w:rPr>
+                <w:rStyle w:val="af0"/>
+                <w:noProof/>
+              </w:rPr>
+              <w:t>Г</w:t>
+            </w:r>
+            <w:r>
+              <w:rPr>
+                <w:rStyle w:val="af0"/>
+                <w:noProof/>
+              </w:rPr>
+              <w:t>О ИНТЕЛЛЕКТА В РАЗВИТИИ ЭКОНОМИК СТРАН БРИКС</w:t>
+            </w:r>
+            <w:r>
+              <w:rPr>
+                <w:noProof/>
+                <w:webHidden/>
+              </w:rPr>
+              <w:tab/>
+            </w:r>
+            <w:r>
+              <w:rPr>
+                <w:noProof/>
+                <w:webHidden/>
+              </w:rPr>
+              <w:fldChar w:fldCharType="begin"/>
+            </w:r>
+            <w:r>
+              <w:rPr>
+                <w:noProof/>
+                <w:webHidden/>
+              </w:rPr>
+              <w:instrText xml:space="preserve"> PAGEREF _Toc215008927 \h </w:instrText>
+            </w:r>
+            <w:r>
+              <w:rPr>
+                <w:noProof/>
+                <w:webHidden/>
+              </w:rPr>
+            </w:r>
+            <w:r>
+              <w:rPr>
+                <w:noProof/>
+                <w:webHidden/>
+              </w:rPr>
+              <w:fldChar w:fldCharType="separate"/>
+            </w:r>
+            <w:r>
+              <w:rPr>
+                <w:noProof/>
+                <w:webHidden/>
+              </w:rPr>
+              <w:t>1</w:t>
+            </w:r>
+            <w:r>
+              <w:rPr>
+                <w:noProof/>
+                <w:webHidden/>
+              </w:rPr>
+              <w:fldChar w:fldCharType="end"/>
+            </w:r>
+          </w:hyperlink>
+        </w:p>
+        <w:p>
+          <w:pPr>
+            <w:pStyle w:val="11"/>
+            <w:tabs>
+              <w:tab w:val="right" w:leader="dot" w:pos="9962"/>
+            </w:tabs>
+            <w:rPr>
+              <w:noProof/>
+            </w:rPr>
+          </w:pPr>
+          <w:hyperlink w:anchor="_Toc215008928" w:history="1">
+            <w:r>
+              <w:rPr>
+                <w:rStyle w:val="af0"/>
+                <w:noProof/>
+              </w:rPr>
+              <w:t>Список использованных ис</w:t>
+            </w:r>
+            <w:r>
+              <w:rPr>
+                <w:rStyle w:val="af0"/>
+                <w:noProof/>
+              </w:rPr>
+              <w:t>т</w:t>
+            </w:r>
+            <w:r>
+              <w:rPr>
+                <w:rStyle w:val="af0"/>
+                <w:noProof/>
+              </w:rPr>
+              <w:t>очников:</w:t>
+            </w:r>
+            <w:r>
+              <w:rPr>
+                <w:noProof/>
+                <w:webHidden/>
+              </w:rPr>
+              <w:tab/>
+            </w:r>
+            <w:r>
+              <w:rPr>
+                <w:noProof/>
+                <w:webHidden/>
+              </w:rPr>
+              <w:fldChar w:fldCharType="begin"/>
+            </w:r>
+            <w:r>
+              <w:rPr>
+                <w:noProof/>
+                <w:webHidden/>
+              </w:rPr>
+              <w:instrText xml:space="preserve"> PAGEREF _Toc215008928 \h </w:instrText>
+            </w:r>
+            <w:r>
+              <w:rPr>
+                <w:noProof/>
+                <w:webHidden/>
+              </w:rPr>
+            </w:r>
+            <w:r>
+              <w:rPr>
+                <w:noProof/>
+                <w:webHidden/>
+              </w:rPr>
+              <w:fldChar w:fldCharType="separate"/>
+            </w:r>
+            <w:r>
+              <w:rPr>
+                <w:noProof/>
+                <w:webHidden/>
+              </w:rPr>
+              <w:t>5</w:t>
+            </w:r>
+            <w:r>
+              <w:rPr>
+                <w:noProof/>
+                <w:webHidden/>
+              </w:rPr>
+              <w:fldChar w:fldCharType="end"/>
+            </w:r>
+          </w:hyperlink>
+        </w:p>
+        <w:p>
+          <w:r>
             <w:fldChar w:fldCharType="end"/>
           </w:r>
         </w:p>
       </w:sdtContent>
     </w:sdt>
-    <w:bookmarkStart w:id="23" w:name="Xef37ae58480ad6884b356094748c470e0b62b40"/>
     <w:p>
       <w:pPr>
         <w:pStyle w:val="1"/>
       </w:pPr>
-      <w:r>
-        <w:t xml:space="preserve">РОЛЬ ЦИФРОВЫХ ТЕХНОЛОГИЙ И ИСКУССТВЕННОГО ИНТЕЛЛЕКТА В РАЗВИТИИ ЭКОНОМИК СТРАН БРИКС</w:t>
-      </w:r>
+      <w:bookmarkStart w:id="0" w:name="Xef37ae58480ad6884b356094748c470e0b62b40"/>
+      <w:bookmarkStart w:id="1" w:name="_Toc215008927"/>
+      <w:r>
+        <w:t>РОЛЬ ЦИФРОВЫХ ТЕХНОЛОГИЙ И ИСКУССТВЕННОГО ИНТЕЛЛЕКТА В РАЗВИТИИ ЭКОНОМИК СТРАН БРИКС</w:t>
+      </w:r>
+      <w:bookmarkEnd w:id="1"/>
     </w:p>
     <w:p>
       <w:pPr>
@@ -66,7 +244,7 @@
           <w:i/>
           <w:iCs/>
         </w:rPr>
-        <w:t xml:space="preserve">Аннотация.</w:t>
+        <w:t>Аннотация.</w:t>
       </w:r>
       <w:r>
         <w:t xml:space="preserve"> </w:t>
@@ -76,7 +254,21 @@
           <w:i/>
           <w:iCs/>
         </w:rPr>
-        <w:t xml:space="preserve">Развитие новых технологий и процесса цифровизации заставляет всемирное сообщество быстрее адаптироваться к условиям, с которыми нужно справляться во благо людей, государства и будущей жизни. В данной статье говорится о, переходе стран БРИКС к цифровизации, новым технологиям, таким как нейро-сети, искусственный интеллект, с целью замены рабочей силы на автономное оборудование, развития экономики и политического климата. Баланс БРИКС заключается между развитием новых возможностей и интеграцией инвестиций в человеческие ресурсы во благо будущего, а также новых правил и порядком международных отношений стран не только БРИКС, но и всех остальных стран во всем мире.</w:t>
+        <w:t>Развитие новых технологий и процесса цифровизации заставляет всемирное сообщество быстрее адаптироваться к условиям, с которыми нужно справляться во благо людей, государства и будущей жизни. В данной статье говорится о, переходе стран БРИКС к ци</w:t>
+      </w:r>
+      <w:r>
+        <w:rPr>
+          <w:i/>
+          <w:iCs/>
+        </w:rPr>
+        <w:t>фровизации, новым технологиям, таким как нейро-сети, искусственный интеллект, с целью замены рабочей силы на автономное оборудование, развития экономики и политического климата. Баланс БРИКС заключается между развитием новых возможностей и интеграцией инве</w:t>
+      </w:r>
+      <w:r>
+        <w:rPr>
+          <w:i/>
+          <w:iCs/>
+        </w:rPr>
+        <w:t>стиций в человеческие ресурсы во благо будущего, а также новых правил и порядком международных отношений стран не только БРИКС, но и всех остальных стран во всем мире.</w:t>
       </w:r>
     </w:p>
     <w:p>
@@ -90,7 +282,7 @@
           <w:i/>
           <w:iCs/>
         </w:rPr>
-        <w:t xml:space="preserve">Ключевые слова:</w:t>
+        <w:t>Ключевые слова:</w:t>
       </w:r>
       <w:r>
         <w:t xml:space="preserve"> </w:t>
@@ -100,7 +292,14 @@
           <w:i/>
           <w:iCs/>
         </w:rPr>
-        <w:t xml:space="preserve">искусственный интеллект, новые технологии, цифровизация, многополярность, БРИКС, взаимодействие, финансы.</w:t>
+        <w:t>искусственный интеллект, новые технологии, цифровизация, многополярность</w:t>
+      </w:r>
+      <w:r>
+        <w:rPr>
+          <w:i/>
+          <w:iCs/>
+        </w:rPr>
+        <w:t>, БРИКС, взаимодействие, финансы.</w:t>
       </w:r>
     </w:p>
     <w:p>
@@ -108,7 +307,10 @@
         <w:pStyle w:val="a0"/>
       </w:pPr>
       <w:r>
-        <w:t xml:space="preserve">За последние годы стабильностью и развитием БРИКС можно как восхищаться, так и есть проблемы, над которыми следует задуматься. Различные принятые решения на разных уровнях жизни каждого государства непременно затрагивают само государство, экономику, политику, жизнь людей, новые технологии и новые вызовы, особенно многополярность.</w:t>
+        <w:t>За последние годы стабильностью и развитием БРИКС можно как восхищаться, так и есть проблемы, над которыми следует задуматься. Различные принятые решения на разных уровнях жизни каждого государства непременно затрагивают с</w:t>
+      </w:r>
+      <w:r>
+        <w:t>амо государство, экономику, политику, жизнь людей, новые технологии и новые вызовы, особенно многополярность.</w:t>
       </w:r>
     </w:p>
     <w:p>
@@ -116,38 +318,55 @@
         <w:pStyle w:val="a0"/>
       </w:pPr>
       <w:r>
-        <w:t xml:space="preserve">Переход в цифровую экономику происходит не в один день – это очень долгий и затруднительный процесс. Он затрагивает не только страны БРИКС, но и самих людей. Никто и не мог представить, что все, что нам нужно будет, находится в одном смартфоне, где есть вся информация: данные, пароли и личная конфиденциальная информация обо всем, что мы сможем найти, лишь следует сделать пару действий и сделать пару кликов и поисков. Структура стран БРИКС заключается в объединении и интеграции между инвестициями в человеческие нужды и технологическим процессом</w:t>
-      </w:r>
+        <w:t>Переход в цифровую экономику происходит не в один день – это очень долгий и затруднительный процесс. Он затрагивает не только страны БРИКС, но и с</w:t>
+      </w:r>
+      <w:r>
+        <w:t xml:space="preserve">амих людей. Никто и не мог представить, что все, что нам нужно будет, находится </w:t>
+      </w:r>
+      <w:r>
+        <w:lastRenderedPageBreak/>
+        <w:t>в одном смартфоне, где есть вся информация: данные, пароли и личная конфиденциальная информация обо всем, что мы сможем найти, лишь следует сделать пару действий и сделать пару</w:t>
+      </w:r>
+      <w:r>
+        <w:t xml:space="preserve"> кликов и поисков. Структура стран БРИКС заключается в объединении и интеграции между инвестициями в человеческие нужды и </w:t>
+      </w:r>
+      <w:proofErr w:type="spellStart"/>
+      <w:r>
+        <w:t>технологическим</w:t>
+      </w:r>
+      <w:proofErr w:type="spellEnd"/>
       <w:r>
         <w:t xml:space="preserve"> </w:t>
       </w:r>
-      <w:r>
-        <w:t xml:space="preserve">[</w:t>
+      <w:proofErr w:type="spellStart"/>
+      <w:r>
+        <w:t>процессом</w:t>
+      </w:r>
+      <w:proofErr w:type="spellEnd"/>
+      <w:r>
+        <w:t xml:space="preserve"> [</w:t>
       </w:r>
       <w:hyperlink w:anchor="ref-digital">
         <w:r>
           <w:rPr>
             <w:rStyle w:val="af0"/>
           </w:rPr>
-          <w:t xml:space="preserve">1</w:t>
+          <w:t>1</w:t>
         </w:r>
       </w:hyperlink>
       <w:r>
-        <w:t xml:space="preserve">,</w:t>
+        <w:t>,</w:t>
       </w:r>
       <w:hyperlink w:anchor="ref-fin&amp;com">
         <w:r>
           <w:rPr>
             <w:rStyle w:val="af0"/>
           </w:rPr>
-          <w:t xml:space="preserve">2</w:t>
+          <w:t>2</w:t>
         </w:r>
       </w:hyperlink>
       <w:r>
-        <w:t xml:space="preserve">]</w:t>
-      </w:r>
-      <w:r>
-        <w:t xml:space="preserve">.</w:t>
+        <w:t>].</w:t>
       </w:r>
     </w:p>
     <w:p>
@@ -155,7 +374,13 @@
         <w:pStyle w:val="a0"/>
       </w:pPr>
       <w:r>
-        <w:t xml:space="preserve">На календаре 2025 год, в предыдущем году состав участников увеличился на 5 значительных государств-стран, которые в большой степени улучшат работу и взаимодействие между странами БРИКС, а именно: ОАЭ, Саудовская Аравия, Египет, Эфиопия и Иран. На сегодняшний день на них приходится около 39% в сфере добычи полезных ископаемых, 29% мирового ВВП, 44% сотрудничества и численности населения, а также 26% самой мировой торговли.</w:t>
+        <w:t>На календаре 2025 год, в предыдущ</w:t>
+      </w:r>
+      <w:r>
+        <w:t>ем году состав участников увеличился на 5 значительных государств-стран, которые в большой степени улучшат работу и взаимодействие между странами БРИКС, а именно: ОАЭ, Саудовская Аравия, Египет, Эфиопия и Иран. На сегодняшний день на них приходится около 3</w:t>
+      </w:r>
+      <w:r>
+        <w:t>9% в сфере добычи полезных ископаемых, 29% мирового ВВП, 44% сотрудничества и численности населения, а также 26% самой мировой торговли.</w:t>
       </w:r>
     </w:p>
     <w:p>
@@ -163,27 +388,37 @@
         <w:pStyle w:val="a0"/>
       </w:pPr>
       <w:r>
-        <w:t xml:space="preserve">БРИКС как магнитом привлекает свое внимание страны южного направления, что говорит о возможных будущих перспективах, взаимодействии и развитии новых технологий и новых вызовов. Данное сообщество привыкли называть как «антизападное», так как оно хочет противостоять мировому порядку, который находится под давлением и пристальным вниманием Соединенных Штатов Америки</w:t>
-      </w:r>
+        <w:t>БРИКС как магнитом привлекает свое внимание страны южного направления, что говорит о возможных будущих перспективах, вз</w:t>
+      </w:r>
+      <w:r>
+        <w:t xml:space="preserve">аимодействии и развитии новых технологий и новых вызовов. Данное сообщество привыкли называть как «антизападное», так как оно хочет противостоять мировому порядку, который находится под давлением и пристальным вниманием Соединенных </w:t>
+      </w:r>
+      <w:proofErr w:type="spellStart"/>
+      <w:r>
+        <w:t>Штатов</w:t>
+      </w:r>
+      <w:proofErr w:type="spellEnd"/>
       <w:r>
         <w:t xml:space="preserve"> </w:t>
       </w:r>
-      <w:r>
-        <w:t xml:space="preserve">[</w:t>
+      <w:proofErr w:type="spellStart"/>
+      <w:r>
+        <w:t>Америки</w:t>
+      </w:r>
+      <w:proofErr w:type="spellEnd"/>
+      <w:r>
+        <w:t xml:space="preserve"> [</w:t>
       </w:r>
       <w:hyperlink w:anchor="ref-coop">
         <w:r>
           <w:rPr>
             <w:rStyle w:val="af0"/>
           </w:rPr>
-          <w:t xml:space="preserve">3</w:t>
+          <w:t>3</w:t>
         </w:r>
       </w:hyperlink>
       <w:r>
-        <w:t xml:space="preserve">]</w:t>
-      </w:r>
-      <w:r>
-        <w:t xml:space="preserve">.</w:t>
+        <w:t>].</w:t>
       </w:r>
     </w:p>
     <w:p>
@@ -191,27 +426,47 @@
         <w:pStyle w:val="a0"/>
       </w:pPr>
       <w:r>
-        <w:t xml:space="preserve">Основными направлениями БРИКС являются вызовы, которые диктуют условия жизни. За этим стоит цифровизация экономики и многополярность. Беспокойство никуда не уходит, оно возрастает с каждым днем у всех, и возникают вопросы, а ответов мало, если упустить нужный момент. Для всех было не секретом и сюрпризом развитие искусственного интеллекта, нейросетей и автоматизация рабочего процесса. Это две стороны одной медали, с одной стороны, это улучшает, облегчает и делает эффективнее работу, а с другой стороны, многие люди, в особенности на заводах и фабриках, вынуждены привыкнуть к новым технологиям или потерять работу, и часть работы могут заменить каким-либо оборудованием или роботом. Такой практикой пользуется Китай и Америка. Но все заменить на компьютер, ИИ и нейросети невозможно, тогда не будет смысла человеческой жизни, развития технологий, будущего и человеческого блага на жизнь</w:t>
-      </w:r>
+        <w:t>Основными направлениями БРИКС являются вызовы, которые диктуют условия жизни. За этим стоит цифровизация экономики и многополярность. Беспокойство никуда не уходит, оно возрастает с каждым днем у всех, и возникают вопросы, а отве</w:t>
+      </w:r>
+      <w:r>
+        <w:t>тов мало, если упустить нужный момент. Для всех было не секретом и сюрпризом развитие искусственного интеллекта, нейросетей и автоматизация рабочего процесса. Это две стороны одной медали, с одной стороны, это улучшает, облегчает и делает эффективнее работ</w:t>
+      </w:r>
+      <w:r>
+        <w:t>у, а с другой стороны, многие люди, в особенности на заводах и фабриках, вынуждены привыкнуть к новым технологиям или потерять работу, и часть работы могут заменить каким-либо оборудованием или роботом. Такой практикой пользуется Китай и Америка. Но все за</w:t>
+      </w:r>
+      <w:r>
+        <w:t xml:space="preserve">менить на </w:t>
+      </w:r>
+      <w:r>
+        <w:lastRenderedPageBreak/>
+        <w:t xml:space="preserve">компьютер, ИИ и нейросети невозможно, тогда не будет смысла человеческой жизни, развития технологий, будущего и человеческого блага </w:t>
+      </w:r>
+      <w:proofErr w:type="spellStart"/>
+      <w:r>
+        <w:t>на</w:t>
+      </w:r>
+      <w:proofErr w:type="spellEnd"/>
       <w:r>
         <w:t xml:space="preserve"> </w:t>
       </w:r>
-      <w:r>
-        <w:t xml:space="preserve">[</w:t>
+      <w:proofErr w:type="spellStart"/>
+      <w:r>
+        <w:t>жизнь</w:t>
+      </w:r>
+      <w:proofErr w:type="spellEnd"/>
+      <w:r>
+        <w:t xml:space="preserve"> [</w:t>
       </w:r>
       <w:hyperlink w:anchor="ref-prospects">
         <w:r>
           <w:rPr>
             <w:rStyle w:val="af0"/>
           </w:rPr>
-          <w:t xml:space="preserve">4</w:t>
+          <w:t>4</w:t>
         </w:r>
       </w:hyperlink>
       <w:r>
-        <w:t xml:space="preserve">]</w:t>
-      </w:r>
-      <w:r>
-        <w:t xml:space="preserve">.</w:t>
+        <w:t>].</w:t>
       </w:r>
     </w:p>
     <w:p>
@@ -219,27 +474,43 @@
         <w:pStyle w:val="a0"/>
       </w:pPr>
       <w:r>
-        <w:t xml:space="preserve">Цифровые технологии затрагивают также прежде всего финансовый сектор, расчеты и платежи, многослойность платежей между странами, глубину процесса и эффективность работы. Айти-специалисты также развиваются, чтоб адаптироваться быстрее и эффективнее справляться с новыми вызовами. Но не стоит забывать про хакерские атаки, мошенничество и других недоброжелателей. Развитие цифровизации идет во всех сферах жизни, неважно, что это будет – политика, экономика, медицина, военно-промышленный комплекс или просто жизнь обычных людей. Цель БРИКС и входящих государств в альянс – обеспечить безопасность каждого государства всевозможной защитой на всех уровнях жизни людей, максимально открыто, но не агрессивно отвечать на вызовы цифровизации и быть максимально сконцентрированным на происходящих проблемах, если такие есть</w:t>
-      </w:r>
+        <w:t>Цифровые технологии затрагивают также прежде всего финансовый се</w:t>
+      </w:r>
+      <w:r>
+        <w:t>ктор, расчеты и платежи, многослойность платежей между странами, глубину процесса и эффективность работы. Айти-специалисты также развиваются, чтоб адаптироваться быстрее и эффективнее справляться с новыми вызовами. Но не стоит забывать про хакерские атаки,</w:t>
+      </w:r>
+      <w:r>
+        <w:t xml:space="preserve"> мошенничество и других недоброжелателей. Развитие цифровизации идет во всех сферах жизни, неважно, что это будет – политика, экономика, медицина, военно-промышленный комплекс или просто жизнь обычных людей. Цель БРИКС и входящих государств в альянс – обес</w:t>
+      </w:r>
+      <w:r>
+        <w:t xml:space="preserve">печить безопасность каждого государства всевозможной защитой на всех уровнях жизни людей, максимально открыто, но не агрессивно отвечать на вызовы цифровизации и быть максимально сконцентрированным на происходящих проблемах, если </w:t>
+      </w:r>
+      <w:proofErr w:type="spellStart"/>
+      <w:r>
+        <w:t>такие</w:t>
+      </w:r>
+      <w:proofErr w:type="spellEnd"/>
       <w:r>
         <w:t xml:space="preserve"> </w:t>
       </w:r>
-      <w:r>
-        <w:t xml:space="preserve">[</w:t>
+      <w:proofErr w:type="spellStart"/>
+      <w:r>
+        <w:t>есть</w:t>
+      </w:r>
+      <w:proofErr w:type="spellEnd"/>
+      <w:r>
+        <w:t xml:space="preserve"> [</w:t>
       </w:r>
       <w:hyperlink w:anchor="ref-trends">
         <w:r>
           <w:rPr>
             <w:rStyle w:val="af0"/>
           </w:rPr>
-          <w:t xml:space="preserve">5</w:t>
+          <w:t>5</w:t>
         </w:r>
       </w:hyperlink>
       <w:r>
-        <w:t xml:space="preserve">]</w:t>
-      </w:r>
-      <w:r>
-        <w:t xml:space="preserve">.</w:t>
+        <w:t>].</w:t>
       </w:r>
     </w:p>
     <w:p>
@@ -247,27 +518,32 @@
         <w:pStyle w:val="a0"/>
       </w:pPr>
       <w:r>
-        <w:t xml:space="preserve">Новые участники альянса открывают возможности для инвестиций в будущее, финансовый сектор, безопасность и развитие новых технологий, транспорт, военную структуру и возможности для обсуждения другого мнения, менталитета другой страны и взгляд со стороны на всемирную ситуацию в целом. Новобранцев объединяют с БРИКС возможности, обсуждения, новые цели, развитие, сотрудничество в проектах для инвестиционного климата будущего и человеческих ресурсов. Например, можно отметить сельскохозяйственный и медицинский секторы, где цифровизация вышла на другой уровень. Это можно отнести больше к положительным факторам, чем к негативным</w:t>
-      </w:r>
-      <w:r>
-        <w:t xml:space="preserve"> </w:t>
-      </w:r>
-      <w:r>
-        <w:t xml:space="preserve">[</w:t>
+        <w:t xml:space="preserve">Новые участники альянса открывают возможности для инвестиций в будущее, финансовый сектор, безопасность и развитие новых технологий, транспорт, военную структуру и возможности для обсуждения другого мнения, менталитета другой страны </w:t>
+      </w:r>
+      <w:r>
+        <w:t>и взгляд со стороны на всемирную ситуацию в целом. Новобранцев объединяют с БРИКС возможности, обсуждения, новые цели, развитие, сотрудничество в проектах для инвестиционного климата будущего и человеческих ресурсов. Например, можно отметить сельскохозяйст</w:t>
+      </w:r>
+      <w:r>
+        <w:t xml:space="preserve">венный и медицинский секторы, где цифровизация вышла на другой уровень. Это можно отнести больше к положительным факторам, чем к </w:t>
+      </w:r>
+      <w:proofErr w:type="spellStart"/>
+      <w:r>
+        <w:t>негативным</w:t>
+      </w:r>
+      <w:proofErr w:type="spellEnd"/>
+      <w:r>
+        <w:t xml:space="preserve"> [</w:t>
       </w:r>
       <w:hyperlink w:anchor="ref-heart">
         <w:r>
           <w:rPr>
             <w:rStyle w:val="af0"/>
           </w:rPr>
-          <w:t xml:space="preserve">6</w:t>
+          <w:t>6</w:t>
         </w:r>
       </w:hyperlink>
       <w:r>
-        <w:t xml:space="preserve">]</w:t>
-      </w:r>
-      <w:r>
-        <w:t xml:space="preserve">.</w:t>
+        <w:t>].</w:t>
       </w:r>
     </w:p>
     <w:p>
@@ -275,7 +551,17 @@
         <w:pStyle w:val="a0"/>
       </w:pPr>
       <w:r>
-        <w:t xml:space="preserve">Суверенитет цифровизации альянса является также очень важной целью для сокращения цифрового разрыва и адаптирования цифровой экономики. БРИКС – это страны единомышленники, с общими целями и благами для противостояния мировому порядку и стабилизации человеческого всеобщего мнения и жизни в будущем. Накопительный процесс длится долго, проблемы возникают каждый день и решать их нужно скоординировано и спокойно, только за решением проблем идет развитие и улучшение жизни.</w:t>
+        <w:t>Суверенитет цифровизации альянса является также очень важной целью для сокращен</w:t>
+      </w:r>
+      <w:r>
+        <w:t xml:space="preserve">ия цифрового разрыва и адаптирования цифровой экономики. БРИКС – это страны единомышленники, с общими целями и благами для противостояния мировому порядку и стабилизации человеческого всеобщего мнения и жизни в будущем. Накопительный процесс длится долго, </w:t>
+      </w:r>
+      <w:r>
+        <w:t xml:space="preserve">проблемы возникают каждый день </w:t>
+      </w:r>
+      <w:r>
+        <w:lastRenderedPageBreak/>
+        <w:t>и решать их нужно скоординировано и спокойно, только за решением проблем идет развитие и улучшение жизни.</w:t>
       </w:r>
     </w:p>
     <w:p>
@@ -283,27 +569,40 @@
         <w:pStyle w:val="a0"/>
       </w:pPr>
       <w:r>
-        <w:t xml:space="preserve">Если подвести итог, замедление развития БРИКС заключается в отставании стран, у которых по тем или иным причинам нет возможности более эффективного развития экономики и цифровизации, например, как у Российской Федерации и ее взаимодействия с Китайской Народной Республикой. Если все страны в альянсе также будут взаимодействовать как вышеупомянутые, и также все друг другу будут помогать, то процесс перехода в цифровую экономику и финансы будет происходить быстрее, а значит жизнь людей и государств будет лучше</w:t>
-      </w:r>
+        <w:t>Если подвести итог, замедление развития БРИКС заключается в отставании стран, у которых по тем или иным причинам нет во</w:t>
+      </w:r>
+      <w:r>
+        <w:t>зможности более эффективного развития экономики и цифровизации, например, как у Российской Федерации и ее взаимодействия с Китайской Народной Республикой. Если все страны в альянсе также будут взаимодействовать как вышеупомянутые, и также все друг другу бу</w:t>
+      </w:r>
+      <w:r>
+        <w:t xml:space="preserve">дут помогать, то процесс перехода в цифровую экономику и финансы будет происходить быстрее, а значит жизнь людей и государств </w:t>
+      </w:r>
+      <w:proofErr w:type="spellStart"/>
+      <w:r>
+        <w:t>будет</w:t>
+      </w:r>
+      <w:proofErr w:type="spellEnd"/>
       <w:r>
         <w:t xml:space="preserve"> </w:t>
       </w:r>
-      <w:r>
-        <w:t xml:space="preserve">[</w:t>
+      <w:proofErr w:type="spellStart"/>
+      <w:r>
+        <w:t>лучше</w:t>
+      </w:r>
+      <w:proofErr w:type="spellEnd"/>
+      <w:r>
+        <w:t xml:space="preserve"> [</w:t>
       </w:r>
       <w:hyperlink w:anchor="ref-tech">
         <w:r>
           <w:rPr>
             <w:rStyle w:val="af0"/>
           </w:rPr>
-          <w:t xml:space="preserve">7</w:t>
+          <w:t>7</w:t>
         </w:r>
       </w:hyperlink>
       <w:r>
-        <w:t xml:space="preserve">]</w:t>
-      </w:r>
-      <w:r>
-        <w:t xml:space="preserve">.</w:t>
+        <w:t>].</w:t>
       </w:r>
     </w:p>
     <w:p>
@@ -311,7 +610,10 @@
         <w:pStyle w:val="a0"/>
       </w:pPr>
       <w:r>
-        <w:t xml:space="preserve">Моделирование также широко используется в медицине. Например, с помощью компьютерных моделей можно изучать распространение инфекционных заболеваний, анализировать эффективность лекарств и разрабатывать новые методы лечения.</w:t>
+        <w:t>Моделирование также широко используется в медицине. Например, с помощью компьютерн</w:t>
+      </w:r>
+      <w:r>
+        <w:t>ых моделей можно изучать распространение инфекционных заболеваний, анализировать эффективность лекарств и разрабатывать новые методы лечения.</w:t>
       </w:r>
     </w:p>
     <w:p>
@@ -319,35 +621,42 @@
         <w:pStyle w:val="a0"/>
       </w:pPr>
       <w:r>
-        <w:t xml:space="preserve">В области финансов моделирование применяется для анализа рисков и принятия решений о инвестициях. Модели помогают оценить вероятность возникновения неблагоприятных событий, таких как изменение курсов валют или цен на акции, и принять соответствующие меры (табл. 1).</w:t>
+        <w:t xml:space="preserve">В области финансов моделирование применяется для анализа рисков и принятия решений о инвестициях. Модели помогают </w:t>
+      </w:r>
+      <w:r>
+        <w:t>оценить вероятность возникновения неблагоприятных событий, таких как изменение курсов валют или цен на акции, и принять соответствующие меры (табл. 1).</w:t>
       </w:r>
     </w:p>
-    <w:bookmarkStart w:id="17" w:name="tbl:t1"/>
     <w:p>
       <w:pPr>
         <w:pStyle w:val="TableCaption"/>
       </w:pPr>
-      <w:r>
-        <w:t xml:space="preserve">Таблица 1. Неизменяемые параметры проекта по производству «A»</w:t>
+      <w:bookmarkStart w:id="2" w:name="tbl:t1"/>
+      <w:r>
+        <w:t>Таблица 1. Неизменяемые параметры проекта по производству «A»</w:t>
       </w:r>
     </w:p>
     <w:tbl>
       <w:tblPr>
         <w:tblStyle w:val="Table"/>
-        <w:tblW w:type="auto" w:w="0"/>
-        <w:tblLook w:firstRow="1" w:lastRow="0" w:firstColumn="0" w:lastColumn="0" w:noHBand="0" w:noVBand="0" w:val="0020"/>
+        <w:tblW w:w="5000" w:type="pct"/>
+        <w:tblLayout w:type="fixed"/>
+        <w:tblLook w:val="0020" w:firstRow="1" w:lastRow="0" w:firstColumn="0" w:lastColumn="0" w:noHBand="0" w:noVBand="0"/>
         <w:tblCaption w:val="Таблица 1. Неизменяемые параметры проекта по производству «A»"/>
       </w:tblPr>
       <w:tblGrid>
-        <w:gridCol w:w="3960"/>
-        <w:gridCol w:w="3960"/>
+        <w:gridCol w:w="4981"/>
+        <w:gridCol w:w="4981"/>
       </w:tblGrid>
       <w:tr>
         <w:trPr>
-          <w:tblHeader w:val="on"/>
+          <w:cnfStyle w:val="100000000000" w:firstRow="1" w:lastRow="0" w:firstColumn="0" w:lastColumn="0" w:oddVBand="0" w:evenVBand="0" w:oddHBand="0" w:evenHBand="0" w:firstRowFirstColumn="0" w:firstRowLastColumn="0" w:lastRowFirstColumn="0" w:lastRowLastColumn="0"/>
+          <w:tblHeader/>
         </w:trPr>
         <w:tc>
-          <w:tcPr/>
+          <w:tcPr>
+            <w:tcW w:w="3960" w:type="dxa"/>
+          </w:tcPr>
           <w:p>
             <w:pPr>
               <w:pStyle w:val="Compact"/>
@@ -357,12 +666,14 @@
                 <w:b/>
                 <w:bCs/>
               </w:rPr>
-              <w:t xml:space="preserve">Показатели</w:t>
+              <w:t>Показатели</w:t>
             </w:r>
           </w:p>
         </w:tc>
         <w:tc>
-          <w:tcPr/>
+          <w:tcPr>
+            <w:tcW w:w="3960" w:type="dxa"/>
+          </w:tcPr>
           <w:p>
             <w:pPr>
               <w:pStyle w:val="Compact"/>
@@ -372,187 +683,220 @@
                 <w:b/>
                 <w:bCs/>
               </w:rPr>
-              <w:t xml:space="preserve">Наиболее вероятное значение</w:t>
+              <w:t>Наиболее вероятное значение</w:t>
             </w:r>
           </w:p>
         </w:tc>
       </w:tr>
       <w:tr>
         <w:tc>
-          <w:tcPr/>
+          <w:tcPr>
+            <w:tcW w:w="3960" w:type="dxa"/>
+          </w:tcPr>
           <w:p>
             <w:pPr>
               <w:pStyle w:val="Compact"/>
             </w:pPr>
             <w:r>
-              <w:t xml:space="preserve">Постоянные затраты – F</w:t>
+              <w:t>Постоянные затраты – F</w:t>
             </w:r>
           </w:p>
         </w:tc>
         <w:tc>
-          <w:tcPr/>
+          <w:tcPr>
+            <w:tcW w:w="3960" w:type="dxa"/>
+          </w:tcPr>
           <w:p>
             <w:pPr>
               <w:pStyle w:val="Compact"/>
             </w:pPr>
             <w:r>
-              <w:t xml:space="preserve">500</w:t>
+              <w:t>500</w:t>
             </w:r>
           </w:p>
         </w:tc>
       </w:tr>
       <w:tr>
         <w:tc>
-          <w:tcPr/>
+          <w:tcPr>
+            <w:tcW w:w="3960" w:type="dxa"/>
+          </w:tcPr>
           <w:p>
             <w:pPr>
               <w:pStyle w:val="Compact"/>
             </w:pPr>
             <w:r>
-              <w:t xml:space="preserve">Амортизация – A</w:t>
+              <w:t>Амортизация – A</w:t>
             </w:r>
           </w:p>
         </w:tc>
         <w:tc>
-          <w:tcPr/>
+          <w:tcPr>
+            <w:tcW w:w="3960" w:type="dxa"/>
+          </w:tcPr>
           <w:p>
             <w:pPr>
               <w:pStyle w:val="Compact"/>
             </w:pPr>
             <w:r>
-              <w:t xml:space="preserve">100</w:t>
+              <w:t>100</w:t>
             </w:r>
           </w:p>
         </w:tc>
       </w:tr>
       <w:tr>
         <w:tc>
-          <w:tcPr/>
+          <w:tcPr>
+            <w:tcW w:w="3960" w:type="dxa"/>
+          </w:tcPr>
           <w:p>
             <w:pPr>
               <w:pStyle w:val="Compact"/>
             </w:pPr>
             <w:r>
-              <w:t xml:space="preserve">Налог на прибыль – T</w:t>
+              <w:t>Налог на прибыль – T</w:t>
             </w:r>
           </w:p>
         </w:tc>
         <w:tc>
-          <w:tcPr/>
+          <w:tcPr>
+            <w:tcW w:w="3960" w:type="dxa"/>
+          </w:tcPr>
           <w:p>
             <w:pPr>
               <w:pStyle w:val="Compact"/>
             </w:pPr>
             <w:r>
-              <w:t xml:space="preserve">60%</w:t>
+              <w:t>60%</w:t>
             </w:r>
           </w:p>
         </w:tc>
       </w:tr>
       <w:tr>
         <w:tc>
-          <w:tcPr/>
+          <w:tcPr>
+            <w:tcW w:w="3960" w:type="dxa"/>
+          </w:tcPr>
           <w:p>
             <w:pPr>
               <w:pStyle w:val="Compact"/>
             </w:pPr>
             <w:r>
-              <w:t xml:space="preserve">Норма дисконта – r</w:t>
+              <w:t>Норма дисконта – r</w:t>
             </w:r>
           </w:p>
         </w:tc>
         <w:tc>
-          <w:tcPr/>
+          <w:tcPr>
+            <w:tcW w:w="3960" w:type="dxa"/>
+          </w:tcPr>
           <w:p>
             <w:pPr>
               <w:pStyle w:val="Compact"/>
             </w:pPr>
             <w:r>
-              <w:t xml:space="preserve">10%</w:t>
+              <w:t>10%</w:t>
             </w:r>
           </w:p>
         </w:tc>
       </w:tr>
       <w:tr>
         <w:tc>
-          <w:tcPr/>
+          <w:tcPr>
+            <w:tcW w:w="3960" w:type="dxa"/>
+          </w:tcPr>
           <w:p>
             <w:pPr>
               <w:pStyle w:val="Compact"/>
             </w:pPr>
             <w:r>
-              <w:t xml:space="preserve">Срок проекта – n</w:t>
+              <w:t>Срок проекта – n</w:t>
             </w:r>
           </w:p>
         </w:tc>
         <w:tc>
-          <w:tcPr/>
+          <w:tcPr>
+            <w:tcW w:w="3960" w:type="dxa"/>
+          </w:tcPr>
           <w:p>
             <w:pPr>
               <w:pStyle w:val="Compact"/>
             </w:pPr>
             <w:r>
-              <w:t xml:space="preserve">5</w:t>
+              <w:t>5</w:t>
             </w:r>
           </w:p>
         </w:tc>
       </w:tr>
       <w:tr>
         <w:tc>
-          <w:tcPr/>
+          <w:tcPr>
+            <w:tcW w:w="3960" w:type="dxa"/>
+          </w:tcPr>
           <w:p>
             <w:pPr>
               <w:pStyle w:val="Compact"/>
             </w:pPr>
             <w:r>
-              <w:t xml:space="preserve">Начальные инвестиции – l</w:t>
+              <w:t>Начальные инвестиции – l</w:t>
             </w:r>
           </w:p>
         </w:tc>
         <w:tc>
-          <w:tcPr/>
+          <w:tcPr>
+            <w:tcW w:w="3960" w:type="dxa"/>
+          </w:tcPr>
           <w:p>
             <w:pPr>
               <w:pStyle w:val="Compact"/>
             </w:pPr>
             <w:r>
-              <w:t xml:space="preserve">2000</w:t>
+              <w:t>2000</w:t>
             </w:r>
           </w:p>
         </w:tc>
       </w:tr>
     </w:tbl>
-    <w:bookmarkEnd w:id="17"/>
+    <w:bookmarkEnd w:id="2"/>
     <w:p>
       <w:pPr>
         <w:pStyle w:val="a0"/>
       </w:pPr>
       <w:r>
-        <w:t xml:space="preserve">Другой областью применения является управление цепями поставок (рис. 1). Моделирование позволяет анализировать работу всей цепочки поставок, от поставщиков до конечных потребителей, и оптимизировать ее работу. Это может включать в себя планирование запасов, выбор маршрутов доставки, управление складами и многое другое.</w:t>
+        <w:t>Другой областью применения является управление цепями поставок (рис. 1). Моделирование позволяет анализиро</w:t>
+      </w:r>
+      <w:r>
+        <w:t>вать работу всей цепочки поставок, от поставщиков до конечных потребителей, и оптимизировать ее работу. Это может включать в себя планирование запасов, выбор маршрутов доставки, управление складами и многое другое.</w:t>
       </w:r>
     </w:p>
-    <w:bookmarkStart w:id="21" w:name="fig:body1"/>
     <w:p>
       <w:pPr>
         <w:pStyle w:val="CaptionedFigure"/>
       </w:pPr>
-      <w:r>
+      <w:bookmarkStart w:id="3" w:name="fig:body1"/>
+      <w:r>
+        <w:rPr>
+          <w:noProof/>
+          <w:lang w:val="ru-RU" w:eastAsia="ru-RU"/>
+        </w:rPr>
+        <w:lastRenderedPageBreak/>
         <w:drawing>
-          <wp:inline>
+          <wp:inline distT="0" distB="0" distL="0" distR="0">
             <wp:extent cx="6324600" cy="4425376"/>
-            <wp:effectExtent b="0" l="0" r="0" t="0"/>
-            <wp:docPr descr="Рисунок 1. Моделирование при помощи управления цепями поставок" title="" id="19" name="Picture"/>
-            <a:graphic>
+            <wp:effectExtent l="0" t="0" r="0" b="0"/>
+            <wp:docPr id="19" name="Picture" descr="Рисунок 1. Моделирование при помощи управления цепями поставок"/>
+            <wp:cNvGraphicFramePr/>
+            <a:graphic xmlns:a="http://schemas.openxmlformats.org/drawingml/2006/main">
               <a:graphicData uri="http://schemas.openxmlformats.org/drawingml/2006/picture">
-                <pic:pic>
+                <pic:pic xmlns:pic="http://schemas.openxmlformats.org/drawingml/2006/picture">
                   <pic:nvPicPr>
-                    <pic:cNvPr descr="body1.jpg" id="20" name="Picture"/>
+                    <pic:cNvPr id="20" name="Picture" descr="body1.jpg"/>
                     <pic:cNvPicPr>
-                      <a:picLocks noChangeArrowheads="1" noChangeAspect="1"/>
+                      <a:picLocks noChangeAspect="1" noChangeArrowheads="1"/>
                     </pic:cNvPicPr>
                   </pic:nvPicPr>
                   <pic:blipFill>
-                    <a:blip r:embed="rId18"/>
+                    <a:blip r:embed="rId7"/>
                     <a:stretch>
                       <a:fillRect/>
                     </a:stretch>
@@ -584,23 +928,26 @@
         <w:pStyle w:val="ImageCaption"/>
       </w:pPr>
       <w:r>
-        <w:t xml:space="preserve">Рисунок 1. Моделирование при помощи управления цепями поставок</w:t>
+        <w:t>Рисунок 1. Моделирование при помощи упр</w:t>
+      </w:r>
+      <w:r>
+        <w:t>авления цепями поставок</w:t>
       </w:r>
     </w:p>
-    <w:bookmarkEnd w:id="21"/>
+    <w:bookmarkEnd w:id="3"/>
     <w:p>
       <w:pPr>
         <w:pStyle w:val="a0"/>
       </w:pPr>
       <w:r>
-        <w:t xml:space="preserve">Большинство устойчивых методов базируется на решении задачи (форм. 1).</w:t>
+        <w:t>Большинство устойчивых методов базируется на решении задачи (форм. 1).</w:t>
       </w:r>
     </w:p>
+    <w:bookmarkStart w:id="4" w:name="eq:f1"/>
     <w:p>
       <w:pPr>
         <w:pStyle w:val="a0"/>
       </w:pPr>
-      <w:bookmarkStart w:id="22" w:name="eq:f1"/>
       <m:oMathPara>
         <m:oMathParaPr>
           <m:jc m:val="center"/>
@@ -610,41 +957,68 @@
             <m:naryPr>
               <m:chr m:val="∑"/>
               <m:limLoc m:val="undOvr"/>
-              <m:subHide m:val="off"/>
-              <m:supHide m:val="on"/>
+              <m:supHide m:val="1"/>
+              <m:ctrlPr>
+                <w:rPr>
+                  <w:rFonts w:ascii="Cambria Math" w:hAnsi="Cambria Math"/>
+                </w:rPr>
+              </m:ctrlPr>
             </m:naryPr>
             <m:sub>
               <m:r>
+                <w:rPr>
+                  <w:rFonts w:ascii="Cambria Math" w:hAnsi="Cambria Math"/>
+                </w:rPr>
                 <m:t>i</m:t>
               </m:r>
             </m:sub>
             <m:sup>
               <m:r>
+                <w:rPr>
+                  <w:rFonts w:ascii="Cambria Math" w:hAnsi="Cambria Math"/>
+                </w:rPr>
                 <m:t>​</m:t>
               </m:r>
             </m:sup>
             <m:e>
               <m:r>
+                <w:rPr>
+                  <w:rFonts w:ascii="Cambria Math" w:hAnsi="Cambria Math"/>
+                </w:rPr>
                 <m:t>φ</m:t>
               </m:r>
             </m:e>
           </m:nary>
           <m:d>
             <m:dPr>
-              <m:begChr m:val="("/>
-              <m:sepChr m:val=""/>
-              <m:endChr m:val=")"/>
-              <m:grow/>
+              <m:ctrlPr>
+                <w:rPr>
+                  <w:rFonts w:ascii="Cambria Math" w:hAnsi="Cambria Math"/>
+                </w:rPr>
+              </m:ctrlPr>
             </m:dPr>
             <m:e>
               <m:sSup>
+                <m:sSupPr>
+                  <m:ctrlPr>
+                    <w:rPr>
+                      <w:rFonts w:ascii="Cambria Math" w:hAnsi="Cambria Math"/>
+                    </w:rPr>
+                  </m:ctrlPr>
+                </m:sSupPr>
                 <m:e>
                   <m:r>
+                    <w:rPr>
+                      <w:rFonts w:ascii="Cambria Math" w:hAnsi="Cambria Math"/>
+                    </w:rPr>
                     <m:t>y</m:t>
                   </m:r>
                 </m:e>
                 <m:sup>
                   <m:r>
+                    <w:rPr>
+                      <w:rFonts w:ascii="Cambria Math" w:hAnsi="Cambria Math"/>
+                    </w:rPr>
                     <m:t>i</m:t>
                   </m:r>
                 </m:sup>
@@ -653,22 +1027,41 @@
                 <m:rPr>
                   <m:sty m:val="p"/>
                 </m:rPr>
-                <m:t>−</m:t>
+                <w:rPr>
+                  <w:rFonts w:ascii="Cambria Math" w:hAnsi="Cambria Math"/>
+                </w:rPr>
+                <m:t>-</m:t>
               </m:r>
               <m:r>
                 <m:rPr>
                   <m:sty m:val="p"/>
                 </m:rPr>
+                <w:rPr>
+                  <w:rFonts w:ascii="Cambria Math" w:hAnsi="Cambria Math"/>
+                </w:rPr>
                 <m:t>Θ</m:t>
               </m:r>
               <m:sSup>
+                <m:sSupPr>
+                  <m:ctrlPr>
+                    <w:rPr>
+                      <w:rFonts w:ascii="Cambria Math" w:hAnsi="Cambria Math"/>
+                    </w:rPr>
+                  </m:ctrlPr>
+                </m:sSupPr>
                 <m:e>
                   <m:r>
+                    <w:rPr>
+                      <w:rFonts w:ascii="Cambria Math" w:hAnsi="Cambria Math"/>
+                    </w:rPr>
                     <m:t>x</m:t>
                   </m:r>
                 </m:e>
                 <m:sup>
                   <m:r>
+                    <w:rPr>
+                      <w:rFonts w:ascii="Cambria Math" w:hAnsi="Cambria Math"/>
+                    </w:rPr>
                     <m:t>i</m:t>
                   </m:r>
                 </m:sup>
@@ -679,359 +1072,1435 @@
             <m:rPr>
               <m:sty m:val="p"/>
             </m:rPr>
-            <m:t>→</m:t>
+            <w:rPr>
+              <w:rFonts w:ascii="Cambria Math" w:hAnsi="Cambria Math"/>
+            </w:rPr>
+            <m:t>→min</m:t>
           </m:r>
           <m:r>
-            <m:rPr>
-              <m:sty m:val="p"/>
-            </m:rPr>
-            <m:t>min</m:t>
-          </m:r>
-          <m:r>
+            <w:rPr>
+              <w:rFonts w:ascii="Cambria Math" w:hAnsi="Cambria Math"/>
+            </w:rPr>
             <m:t>  </m:t>
           </m:r>
           <m:r>
             <m:rPr>
               <m:sty m:val="p"/>
             </m:rPr>
+            <w:rPr>
+              <w:rFonts w:ascii="Cambria Math" w:hAnsi="Cambria Math"/>
+            </w:rPr>
             <m:t>(</m:t>
           </m:r>
           <m:r>
+            <w:rPr>
+              <w:rFonts w:ascii="Cambria Math" w:hAnsi="Cambria Math"/>
+            </w:rPr>
             <m:t>1</m:t>
           </m:r>
           <m:r>
             <m:rPr>
               <m:sty m:val="p"/>
             </m:rPr>
+            <w:rPr>
+              <w:rFonts w:ascii="Cambria Math" w:hAnsi="Cambria Math"/>
+            </w:rPr>
             <m:t>)</m:t>
           </m:r>
         </m:oMath>
       </m:oMathPara>
-      <w:bookmarkEnd w:id="22"/>
+      <w:bookmarkEnd w:id="4"/>
     </w:p>
     <w:p>
       <w:pPr>
         <w:pStyle w:val="FirstParagraph"/>
       </w:pPr>
       <w:r>
-        <w:t xml:space="preserve">где (</w:t>
+        <w:t>где (</w:t>
       </w:r>
       <m:oMath>
         <m:r>
+          <w:rPr>
+            <w:rFonts w:ascii="Cambria Math" w:hAnsi="Cambria Math"/>
+          </w:rPr>
           <m:t>x</m:t>
         </m:r>
       </m:oMath>
       <w:r>
-        <w:t xml:space="preserve">) – вектор независимых переменных, (</w:t>
+        <w:t>) – вектор независимых переменных, (</w:t>
       </w:r>
       <m:oMath>
         <m:r>
+          <w:rPr>
+            <w:rFonts w:ascii="Cambria Math" w:hAnsi="Cambria Math"/>
+          </w:rPr>
           <m:t>y</m:t>
         </m:r>
       </m:oMath>
       <w:r>
-        <w:t xml:space="preserve">) – результирующая переменная (отклик), (</w:t>
+        <w:t>) – результирующая переменная (отклик), (</w:t>
       </w:r>
       <m:oMath>
         <m:r>
           <m:rPr>
             <m:sty m:val="p"/>
           </m:rPr>
+          <w:rPr>
+            <w:rFonts w:ascii="Cambria Math" w:hAnsi="Cambria Math"/>
+          </w:rPr>
           <m:t>Θ</m:t>
         </m:r>
       </m:oMath>
       <w:r>
-        <w:t xml:space="preserve">) – вектор параметров, (</w:t>
+        <w:t>) – вектор параметров, (</w:t>
       </w:r>
       <m:oMath>
         <m:r>
+          <w:rPr>
+            <w:rFonts w:ascii="Cambria Math" w:hAnsi="Cambria Math"/>
+          </w:rPr>
           <m:t>φ</m:t>
         </m:r>
       </m:oMath>
       <w:r>
-        <w:t xml:space="preserve">) – локально выпуклая функция.</w:t>
+        <w:t>) – локально выпуклая ф</w:t>
+      </w:r>
+      <w:r>
+        <w:t>ункция.</w:t>
       </w:r>
     </w:p>
-    <w:bookmarkEnd w:id="23"/>
-    <w:bookmarkStart w:id="39" w:name="список-использованных-источников"/>
     <w:p>
       <w:pPr>
         <w:pStyle w:val="1"/>
       </w:pPr>
-      <w:r>
-        <w:t xml:space="preserve">Список использованных источников:</w:t>
-      </w:r>
+      <w:bookmarkStart w:id="5" w:name="список-использованных-источников"/>
+      <w:bookmarkStart w:id="6" w:name="_Toc215008928"/>
+      <w:bookmarkStart w:id="7" w:name="_GoBack"/>
+      <w:bookmarkEnd w:id="0"/>
+      <w:bookmarkEnd w:id="7"/>
+      <w:r>
+        <w:t>Список использованных источников:</w:t>
+      </w:r>
+      <w:bookmarkEnd w:id="6"/>
     </w:p>
-    <w:bookmarkStart w:id="38" w:name="refs"/>
-    <w:bookmarkStart w:id="25" w:name="ref-digital"/>
     <w:p>
       <w:pPr>
         <w:pStyle w:val="aa"/>
-      </w:pPr>
-      <w:r>
-        <w:t xml:space="preserve">1.</w:t>
-      </w:r>
-      <w:r>
-        <w:t xml:space="preserve"> </w:t>
-      </w:r>
-      <w:r>
-        <w:t xml:space="preserve">	</w:t>
-      </w:r>
-      <w:r>
-        <w:t xml:space="preserve">Цифровизация в БРИКС и ее перспектива [Электронный ресурс]. URL:</w:t>
-      </w:r>
-      <w:r>
-        <w:t xml:space="preserve"> </w:t>
-      </w:r>
-      <w:hyperlink r:id="rId24">
-        <w:r>
-          <w:rPr>
-            <w:rStyle w:val="af0"/>
-          </w:rPr>
-          <w:t xml:space="preserve">https://iorj.hse.ru/2020-15-1/343494874.html</w:t>
+        <w:rPr>
+          <w:lang w:val="ru-RU"/>
+        </w:rPr>
+      </w:pPr>
+      <w:bookmarkStart w:id="8" w:name="ref-digital"/>
+      <w:bookmarkStart w:id="9" w:name="refs"/>
+      <w:r>
+        <w:t xml:space="preserve">1. </w:t>
+      </w:r>
+      <w:r>
+        <w:tab/>
+        <w:t>Цифровизация в БРИКС и ее перспектива [Электронный ресурс]. URL</w:t>
+      </w:r>
+      <w:r>
+        <w:rPr>
+          <w:lang w:val="ru-RU"/>
+        </w:rPr>
+        <w:t xml:space="preserve">: </w:t>
+      </w:r>
+      <w:hyperlink r:id="rId8">
+        <w:r>
+          <w:rPr>
+            <w:rStyle w:val="af0"/>
+          </w:rPr>
+          <w:t>https</w:t>
+        </w:r>
+        <w:r>
+          <w:rPr>
+            <w:rStyle w:val="af0"/>
+            <w:lang w:val="ru-RU"/>
+          </w:rPr>
+          <w:t>://</w:t>
+        </w:r>
+        <w:proofErr w:type="spellStart"/>
+        <w:r>
+          <w:rPr>
+            <w:rStyle w:val="af0"/>
+          </w:rPr>
+          <w:t>iorj</w:t>
+        </w:r>
+        <w:proofErr w:type="spellEnd"/>
+        <w:r>
+          <w:rPr>
+            <w:rStyle w:val="af0"/>
+            <w:lang w:val="ru-RU"/>
+          </w:rPr>
+          <w:t>.</w:t>
+        </w:r>
+        <w:proofErr w:type="spellStart"/>
+        <w:r>
+          <w:rPr>
+            <w:rStyle w:val="af0"/>
+          </w:rPr>
+          <w:t>hse</w:t>
+        </w:r>
+        <w:proofErr w:type="spellEnd"/>
+        <w:r>
+          <w:rPr>
+            <w:rStyle w:val="af0"/>
+            <w:lang w:val="ru-RU"/>
+          </w:rPr>
+          <w:t>.</w:t>
+        </w:r>
+        <w:proofErr w:type="spellStart"/>
+        <w:r>
+          <w:rPr>
+            <w:rStyle w:val="af0"/>
+          </w:rPr>
+          <w:t>ru</w:t>
+        </w:r>
+        <w:proofErr w:type="spellEnd"/>
+        <w:r>
+          <w:rPr>
+            <w:rStyle w:val="af0"/>
+            <w:lang w:val="ru-RU"/>
+          </w:rPr>
+          <w:t>/2020-15-1/343494874.</w:t>
+        </w:r>
+        <w:r>
+          <w:rPr>
+            <w:rStyle w:val="af0"/>
+          </w:rPr>
+          <w:t>html</w:t>
         </w:r>
       </w:hyperlink>
       <w:r>
-        <w:t xml:space="preserve"> </w:t>
-      </w:r>
-      <w:r>
-        <w:t xml:space="preserve">(дата обращения: 16.01.2025).</w:t>
+        <w:rPr>
+          <w:lang w:val="ru-RU"/>
+        </w:rPr>
+        <w:t xml:space="preserve"> (дата обращения: 16.01.2025).</w:t>
       </w:r>
     </w:p>
-    <w:bookmarkEnd w:id="25"/>
-    <w:bookmarkStart w:id="27" w:name="ref-fin&amp;com"/>
     <w:p>
       <w:pPr>
         <w:pStyle w:val="aa"/>
-      </w:pPr>
-      <w:r>
-        <w:t xml:space="preserve">2.</w:t>
-      </w:r>
-      <w:r>
-        <w:t xml:space="preserve"> </w:t>
-      </w:r>
-      <w:r>
-        <w:t xml:space="preserve">	</w:t>
-      </w:r>
-      <w:r>
-        <w:t xml:space="preserve">Финансовое и торговое взаимодействие стран БРИКС [Электронный ресурс]. URL:</w:t>
-      </w:r>
-      <w:r>
-        <w:t xml:space="preserve"> </w:t>
-      </w:r>
-      <w:hyperlink r:id="rId26">
-        <w:r>
-          <w:rPr>
-            <w:rStyle w:val="af0"/>
-          </w:rPr>
-          <w:t xml:space="preserve">https://roscongress.org/materials/torgovoe-ifinansovoe-vzaimodeystvie-stran-briks-v-epokhu-tsifrovizatsii/</w:t>
+        <w:rPr>
+          <w:lang w:val="ru-RU"/>
+        </w:rPr>
+      </w:pPr>
+      <w:bookmarkStart w:id="10" w:name="ref-fin&amp;com"/>
+      <w:bookmarkEnd w:id="8"/>
+      <w:r>
+        <w:t xml:space="preserve">2. </w:t>
+      </w:r>
+      <w:r>
+        <w:tab/>
+      </w:r>
+      <w:r>
+        <w:t>Финансовое и торговое взаимодействие стран БРИКС [Электронный ресурс]. URL</w:t>
+      </w:r>
+      <w:r>
+        <w:rPr>
+          <w:lang w:val="ru-RU"/>
+        </w:rPr>
+        <w:t xml:space="preserve">: </w:t>
+      </w:r>
+      <w:hyperlink r:id="rId9">
+        <w:r>
+          <w:rPr>
+            <w:rStyle w:val="af0"/>
+          </w:rPr>
+          <w:t>https</w:t>
+        </w:r>
+        <w:r>
+          <w:rPr>
+            <w:rStyle w:val="af0"/>
+            <w:lang w:val="ru-RU"/>
+          </w:rPr>
+          <w:t>://</w:t>
+        </w:r>
+        <w:proofErr w:type="spellStart"/>
+        <w:r>
+          <w:rPr>
+            <w:rStyle w:val="af0"/>
+          </w:rPr>
+          <w:t>roscongress</w:t>
+        </w:r>
+        <w:proofErr w:type="spellEnd"/>
+        <w:r>
+          <w:rPr>
+            <w:rStyle w:val="af0"/>
+            <w:lang w:val="ru-RU"/>
+          </w:rPr>
+          <w:t>.</w:t>
+        </w:r>
+        <w:r>
+          <w:rPr>
+            <w:rStyle w:val="af0"/>
+          </w:rPr>
+          <w:t>org</w:t>
+        </w:r>
+        <w:r>
+          <w:rPr>
+            <w:rStyle w:val="af0"/>
+            <w:lang w:val="ru-RU"/>
+          </w:rPr>
+          <w:t>/</w:t>
+        </w:r>
+        <w:r>
+          <w:rPr>
+            <w:rStyle w:val="af0"/>
+          </w:rPr>
+          <w:t>materials</w:t>
+        </w:r>
+        <w:r>
+          <w:rPr>
+            <w:rStyle w:val="af0"/>
+            <w:lang w:val="ru-RU"/>
+          </w:rPr>
+          <w:t>/</w:t>
+        </w:r>
+        <w:proofErr w:type="spellStart"/>
+        <w:r>
+          <w:rPr>
+            <w:rStyle w:val="af0"/>
+          </w:rPr>
+          <w:t>torgovoe</w:t>
+        </w:r>
+        <w:proofErr w:type="spellEnd"/>
+        <w:r>
+          <w:rPr>
+            <w:rStyle w:val="af0"/>
+            <w:lang w:val="ru-RU"/>
+          </w:rPr>
+          <w:t>-</w:t>
+        </w:r>
+        <w:proofErr w:type="spellStart"/>
+        <w:r>
+          <w:rPr>
+            <w:rStyle w:val="af0"/>
+          </w:rPr>
+          <w:t>ifinansovoe</w:t>
+        </w:r>
+        <w:proofErr w:type="spellEnd"/>
+        <w:r>
+          <w:rPr>
+            <w:rStyle w:val="af0"/>
+            <w:lang w:val="ru-RU"/>
+          </w:rPr>
+          <w:t>-</w:t>
+        </w:r>
+        <w:proofErr w:type="spellStart"/>
+        <w:r>
+          <w:rPr>
+            <w:rStyle w:val="af0"/>
+          </w:rPr>
+          <w:t>vzaimodeystvie</w:t>
+        </w:r>
+        <w:proofErr w:type="spellEnd"/>
+        <w:r>
+          <w:rPr>
+            <w:rStyle w:val="af0"/>
+            <w:lang w:val="ru-RU"/>
+          </w:rPr>
+          <w:t>-</w:t>
+        </w:r>
+        <w:proofErr w:type="spellStart"/>
+        <w:r>
+          <w:rPr>
+            <w:rStyle w:val="af0"/>
+          </w:rPr>
+          <w:t>stran</w:t>
+        </w:r>
+        <w:proofErr w:type="spellEnd"/>
+        <w:r>
+          <w:rPr>
+            <w:rStyle w:val="af0"/>
+            <w:lang w:val="ru-RU"/>
+          </w:rPr>
+          <w:t>-</w:t>
+        </w:r>
+        <w:proofErr w:type="spellStart"/>
+        <w:r>
+          <w:rPr>
+            <w:rStyle w:val="af0"/>
+          </w:rPr>
+          <w:t>briks</w:t>
+        </w:r>
+        <w:proofErr w:type="spellEnd"/>
+        <w:r>
+          <w:rPr>
+            <w:rStyle w:val="af0"/>
+            <w:lang w:val="ru-RU"/>
+          </w:rPr>
+          <w:t>-</w:t>
+        </w:r>
+        <w:r>
+          <w:rPr>
+            <w:rStyle w:val="af0"/>
+          </w:rPr>
+          <w:t>v</w:t>
+        </w:r>
+        <w:r>
+          <w:rPr>
+            <w:rStyle w:val="af0"/>
+            <w:lang w:val="ru-RU"/>
+          </w:rPr>
+          <w:t>-</w:t>
+        </w:r>
+        <w:proofErr w:type="spellStart"/>
+        <w:r>
+          <w:rPr>
+            <w:rStyle w:val="af0"/>
+          </w:rPr>
+          <w:t>epokhu</w:t>
+        </w:r>
+        <w:proofErr w:type="spellEnd"/>
+        <w:r>
+          <w:rPr>
+            <w:rStyle w:val="af0"/>
+            <w:lang w:val="ru-RU"/>
+          </w:rPr>
+          <w:t>-</w:t>
+        </w:r>
+        <w:proofErr w:type="spellStart"/>
+        <w:r>
+          <w:rPr>
+            <w:rStyle w:val="af0"/>
+          </w:rPr>
+          <w:t>tsifrovizatsii</w:t>
+        </w:r>
+        <w:proofErr w:type="spellEnd"/>
+        <w:r>
+          <w:rPr>
+            <w:rStyle w:val="af0"/>
+            <w:lang w:val="ru-RU"/>
+          </w:rPr>
+          <w:t>/</w:t>
         </w:r>
       </w:hyperlink>
       <w:r>
-        <w:t xml:space="preserve"> </w:t>
-      </w:r>
-      <w:r>
-        <w:t xml:space="preserve">(дата обращения: 16.01.2025).</w:t>
+        <w:rPr>
+          <w:lang w:val="ru-RU"/>
+        </w:rPr>
+        <w:t xml:space="preserve"> (дата обращения: 16.01.2025).</w:t>
       </w:r>
     </w:p>
-    <w:bookmarkEnd w:id="27"/>
-    <w:bookmarkStart w:id="29" w:name="ref-coop"/>
     <w:p>
       <w:pPr>
         <w:pStyle w:val="aa"/>
-      </w:pPr>
-      <w:r>
-        <w:t xml:space="preserve">3.</w:t>
-      </w:r>
-      <w:r>
-        <w:t xml:space="preserve"> </w:t>
-      </w:r>
-      <w:r>
-        <w:t xml:space="preserve">	</w:t>
-      </w:r>
-      <w:r>
-        <w:t xml:space="preserve">Сотрудничество альянса БРИКС на будущее [Электронный ресурс]. URL:</w:t>
-      </w:r>
-      <w:r>
-        <w:t xml:space="preserve"> </w:t>
-      </w:r>
-      <w:hyperlink r:id="rId28">
-        <w:r>
-          <w:rPr>
-            <w:rStyle w:val="af0"/>
-          </w:rPr>
-          <w:t xml:space="preserve">https://russiancouncil.ru/news/kruglyy-stol-perspektivysotrudnichestva-stran-briks-v-oblasti-tsifrovoyekonomiki/?sphrase_id=164961523</w:t>
+        <w:rPr>
+          <w:lang w:val="ru-RU"/>
+        </w:rPr>
+      </w:pPr>
+      <w:bookmarkStart w:id="11" w:name="ref-coop"/>
+      <w:bookmarkEnd w:id="10"/>
+      <w:r>
+        <w:lastRenderedPageBreak/>
+        <w:t xml:space="preserve">3. </w:t>
+      </w:r>
+      <w:r>
+        <w:tab/>
+        <w:t>Сотрудничество альянса БРИКС на будущее [Электронный ресурс]. URL</w:t>
+      </w:r>
+      <w:r>
+        <w:rPr>
+          <w:lang w:val="ru-RU"/>
+        </w:rPr>
+        <w:t xml:space="preserve">: </w:t>
+      </w:r>
+      <w:hyperlink r:id="rId10">
+        <w:r>
+          <w:rPr>
+            <w:rStyle w:val="af0"/>
+          </w:rPr>
+          <w:t>https</w:t>
+        </w:r>
+        <w:r>
+          <w:rPr>
+            <w:rStyle w:val="af0"/>
+            <w:lang w:val="ru-RU"/>
+          </w:rPr>
+          <w:t>://</w:t>
+        </w:r>
+        <w:r>
+          <w:rPr>
+            <w:rStyle w:val="af0"/>
+          </w:rPr>
+          <w:t>russiancouncil</w:t>
+        </w:r>
+        <w:r>
+          <w:rPr>
+            <w:rStyle w:val="af0"/>
+            <w:lang w:val="ru-RU"/>
+          </w:rPr>
+          <w:t>.</w:t>
+        </w:r>
+        <w:r>
+          <w:rPr>
+            <w:rStyle w:val="af0"/>
+          </w:rPr>
+          <w:t>ru</w:t>
+        </w:r>
+        <w:r>
+          <w:rPr>
+            <w:rStyle w:val="af0"/>
+            <w:lang w:val="ru-RU"/>
+          </w:rPr>
+          <w:t>/</w:t>
+        </w:r>
+        <w:r>
+          <w:rPr>
+            <w:rStyle w:val="af0"/>
+          </w:rPr>
+          <w:t>news</w:t>
+        </w:r>
+        <w:r>
+          <w:rPr>
+            <w:rStyle w:val="af0"/>
+            <w:lang w:val="ru-RU"/>
+          </w:rPr>
+          <w:t>/</w:t>
+        </w:r>
+        <w:r>
+          <w:rPr>
+            <w:rStyle w:val="af0"/>
+          </w:rPr>
+          <w:t>kruglyy</w:t>
+        </w:r>
+        <w:r>
+          <w:rPr>
+            <w:rStyle w:val="af0"/>
+            <w:lang w:val="ru-RU"/>
+          </w:rPr>
+          <w:t>-</w:t>
+        </w:r>
+        <w:r>
+          <w:rPr>
+            <w:rStyle w:val="af0"/>
+          </w:rPr>
+          <w:t>stol</w:t>
+        </w:r>
+        <w:r>
+          <w:rPr>
+            <w:rStyle w:val="af0"/>
+            <w:lang w:val="ru-RU"/>
+          </w:rPr>
+          <w:t>-</w:t>
+        </w:r>
+        <w:r>
+          <w:rPr>
+            <w:rStyle w:val="af0"/>
+          </w:rPr>
+          <w:t>perspektivysotrudnichestva</w:t>
+        </w:r>
+        <w:r>
+          <w:rPr>
+            <w:rStyle w:val="af0"/>
+            <w:lang w:val="ru-RU"/>
+          </w:rPr>
+          <w:t>-</w:t>
+        </w:r>
+        <w:r>
+          <w:rPr>
+            <w:rStyle w:val="af0"/>
+          </w:rPr>
+          <w:t>stran</w:t>
+        </w:r>
+        <w:r>
+          <w:rPr>
+            <w:rStyle w:val="af0"/>
+            <w:lang w:val="ru-RU"/>
+          </w:rPr>
+          <w:t>-</w:t>
+        </w:r>
+        <w:r>
+          <w:rPr>
+            <w:rStyle w:val="af0"/>
+          </w:rPr>
+          <w:t>briks</w:t>
+        </w:r>
+        <w:r>
+          <w:rPr>
+            <w:rStyle w:val="af0"/>
+            <w:lang w:val="ru-RU"/>
+          </w:rPr>
+          <w:t>-</w:t>
+        </w:r>
+        <w:r>
+          <w:rPr>
+            <w:rStyle w:val="af0"/>
+          </w:rPr>
+          <w:t>v</w:t>
+        </w:r>
+        <w:r>
+          <w:rPr>
+            <w:rStyle w:val="af0"/>
+            <w:lang w:val="ru-RU"/>
+          </w:rPr>
+          <w:t>-</w:t>
+        </w:r>
+        <w:r>
+          <w:rPr>
+            <w:rStyle w:val="af0"/>
+          </w:rPr>
+          <w:t>oblasti</w:t>
+        </w:r>
+        <w:r>
+          <w:rPr>
+            <w:rStyle w:val="af0"/>
+            <w:lang w:val="ru-RU"/>
+          </w:rPr>
+          <w:t>-</w:t>
+        </w:r>
+        <w:r>
+          <w:rPr>
+            <w:rStyle w:val="af0"/>
+          </w:rPr>
+          <w:t>tsifrovoyekonomiki</w:t>
+        </w:r>
+        <w:r>
+          <w:rPr>
+            <w:rStyle w:val="af0"/>
+            <w:lang w:val="ru-RU"/>
+          </w:rPr>
+          <w:t>/?</w:t>
+        </w:r>
+        <w:r>
+          <w:rPr>
+            <w:rStyle w:val="af0"/>
+          </w:rPr>
+          <w:t>sphrase</w:t>
+        </w:r>
+        <w:r>
+          <w:rPr>
+            <w:rStyle w:val="af0"/>
+            <w:lang w:val="ru-RU"/>
+          </w:rPr>
+          <w:t>_</w:t>
+        </w:r>
+        <w:r>
+          <w:rPr>
+            <w:rStyle w:val="af0"/>
+          </w:rPr>
+          <w:t>id</w:t>
+        </w:r>
+        <w:r>
+          <w:rPr>
+            <w:rStyle w:val="af0"/>
+            <w:lang w:val="ru-RU"/>
+          </w:rPr>
+          <w:t>=164961523</w:t>
         </w:r>
       </w:hyperlink>
       <w:r>
-        <w:t xml:space="preserve"> </w:t>
-      </w:r>
-      <w:r>
-        <w:t xml:space="preserve">(дата обращения: 18.01.2025).</w:t>
+        <w:rPr>
+          <w:lang w:val="ru-RU"/>
+        </w:rPr>
+        <w:t xml:space="preserve"> (дата обращения: 18.01.2025).</w:t>
       </w:r>
     </w:p>
-    <w:bookmarkEnd w:id="29"/>
-    <w:bookmarkStart w:id="31" w:name="ref-prospects"/>
     <w:p>
       <w:pPr>
         <w:pStyle w:val="aa"/>
-      </w:pPr>
-      <w:r>
-        <w:t xml:space="preserve">4.</w:t>
-      </w:r>
-      <w:r>
-        <w:t xml:space="preserve"> </w:t>
-      </w:r>
-      <w:r>
-        <w:t xml:space="preserve">	</w:t>
-      </w:r>
-      <w:r>
-        <w:t xml:space="preserve">Перспективы и возможности трансграничного взаимодействия [Электронный ресурс]. URL:</w:t>
-      </w:r>
-      <w:r>
-        <w:t xml:space="preserve"> </w:t>
-      </w:r>
-      <w:hyperlink r:id="rId30">
-        <w:r>
-          <w:rPr>
-            <w:rStyle w:val="af0"/>
-          </w:rPr>
-          <w:t xml:space="preserve">https://brics-russia2024.ru/events/forumykonferentsii/nauchno-prakticheskaya-konferentsiya-partnerstvo-stran-briks-porazvitiyu-tsifrovoy-ekonomiki/</w:t>
+        <w:rPr>
+          <w:lang w:val="ru-RU"/>
+        </w:rPr>
+      </w:pPr>
+      <w:bookmarkStart w:id="12" w:name="ref-prospects"/>
+      <w:bookmarkEnd w:id="11"/>
+      <w:r>
+        <w:t xml:space="preserve">4. </w:t>
+      </w:r>
+      <w:r>
+        <w:tab/>
+        <w:t>Перспективы и возможности трансгранич</w:t>
+      </w:r>
+      <w:r>
+        <w:t>ного взаимодействия [Электронный ресурс]. URL</w:t>
+      </w:r>
+      <w:r>
+        <w:rPr>
+          <w:lang w:val="ru-RU"/>
+        </w:rPr>
+        <w:t xml:space="preserve">: </w:t>
+      </w:r>
+      <w:hyperlink r:id="rId11">
+        <w:r>
+          <w:rPr>
+            <w:rStyle w:val="af0"/>
+          </w:rPr>
+          <w:t>https</w:t>
+        </w:r>
+        <w:r>
+          <w:rPr>
+            <w:rStyle w:val="af0"/>
+            <w:lang w:val="ru-RU"/>
+          </w:rPr>
+          <w:t>://</w:t>
+        </w:r>
+        <w:r>
+          <w:rPr>
+            <w:rStyle w:val="af0"/>
+          </w:rPr>
+          <w:t>brics</w:t>
+        </w:r>
+        <w:r>
+          <w:rPr>
+            <w:rStyle w:val="af0"/>
+            <w:lang w:val="ru-RU"/>
+          </w:rPr>
+          <w:t>-</w:t>
+        </w:r>
+        <w:r>
+          <w:rPr>
+            <w:rStyle w:val="af0"/>
+          </w:rPr>
+          <w:t>russia</w:t>
+        </w:r>
+        <w:r>
+          <w:rPr>
+            <w:rStyle w:val="af0"/>
+            <w:lang w:val="ru-RU"/>
+          </w:rPr>
+          <w:t>2024.</w:t>
+        </w:r>
+        <w:r>
+          <w:rPr>
+            <w:rStyle w:val="af0"/>
+          </w:rPr>
+          <w:t>ru</w:t>
+        </w:r>
+        <w:r>
+          <w:rPr>
+            <w:rStyle w:val="af0"/>
+            <w:lang w:val="ru-RU"/>
+          </w:rPr>
+          <w:t>/</w:t>
+        </w:r>
+        <w:r>
+          <w:rPr>
+            <w:rStyle w:val="af0"/>
+          </w:rPr>
+          <w:t>events</w:t>
+        </w:r>
+        <w:r>
+          <w:rPr>
+            <w:rStyle w:val="af0"/>
+            <w:lang w:val="ru-RU"/>
+          </w:rPr>
+          <w:t>/</w:t>
+        </w:r>
+        <w:r>
+          <w:rPr>
+            <w:rStyle w:val="af0"/>
+          </w:rPr>
+          <w:t>forumyk</w:t>
+        </w:r>
+        <w:r>
+          <w:rPr>
+            <w:rStyle w:val="af0"/>
+          </w:rPr>
+          <w:t>onferentsii</w:t>
+        </w:r>
+        <w:r>
+          <w:rPr>
+            <w:rStyle w:val="af0"/>
+            <w:lang w:val="ru-RU"/>
+          </w:rPr>
+          <w:t>/</w:t>
+        </w:r>
+        <w:r>
+          <w:rPr>
+            <w:rStyle w:val="af0"/>
+          </w:rPr>
+          <w:t>nauchno</w:t>
+        </w:r>
+        <w:r>
+          <w:rPr>
+            <w:rStyle w:val="af0"/>
+            <w:lang w:val="ru-RU"/>
+          </w:rPr>
+          <w:t>-</w:t>
+        </w:r>
+        <w:r>
+          <w:rPr>
+            <w:rStyle w:val="af0"/>
+          </w:rPr>
+          <w:t>prakticheskaya</w:t>
+        </w:r>
+        <w:r>
+          <w:rPr>
+            <w:rStyle w:val="af0"/>
+            <w:lang w:val="ru-RU"/>
+          </w:rPr>
+          <w:t>-</w:t>
+        </w:r>
+        <w:r>
+          <w:rPr>
+            <w:rStyle w:val="af0"/>
+          </w:rPr>
+          <w:t>konferentsiya</w:t>
+        </w:r>
+        <w:r>
+          <w:rPr>
+            <w:rStyle w:val="af0"/>
+            <w:lang w:val="ru-RU"/>
+          </w:rPr>
+          <w:t>-</w:t>
+        </w:r>
+        <w:r>
+          <w:rPr>
+            <w:rStyle w:val="af0"/>
+          </w:rPr>
+          <w:t>partnerstvo</w:t>
+        </w:r>
+        <w:r>
+          <w:rPr>
+            <w:rStyle w:val="af0"/>
+            <w:lang w:val="ru-RU"/>
+          </w:rPr>
+          <w:t>-</w:t>
+        </w:r>
+        <w:r>
+          <w:rPr>
+            <w:rStyle w:val="af0"/>
+          </w:rPr>
+          <w:t>stran</w:t>
+        </w:r>
+        <w:r>
+          <w:rPr>
+            <w:rStyle w:val="af0"/>
+            <w:lang w:val="ru-RU"/>
+          </w:rPr>
+          <w:t>-</w:t>
+        </w:r>
+        <w:r>
+          <w:rPr>
+            <w:rStyle w:val="af0"/>
+          </w:rPr>
+          <w:t>briks</w:t>
+        </w:r>
+        <w:r>
+          <w:rPr>
+            <w:rStyle w:val="af0"/>
+            <w:lang w:val="ru-RU"/>
+          </w:rPr>
+          <w:t>-</w:t>
+        </w:r>
+        <w:r>
+          <w:rPr>
+            <w:rStyle w:val="af0"/>
+          </w:rPr>
+          <w:t>porazvitiyu</w:t>
+        </w:r>
+        <w:r>
+          <w:rPr>
+            <w:rStyle w:val="af0"/>
+            <w:lang w:val="ru-RU"/>
+          </w:rPr>
+          <w:t>-</w:t>
+        </w:r>
+        <w:r>
+          <w:rPr>
+            <w:rStyle w:val="af0"/>
+          </w:rPr>
+          <w:t>tsifrovoy</w:t>
+        </w:r>
+        <w:r>
+          <w:rPr>
+            <w:rStyle w:val="af0"/>
+            <w:lang w:val="ru-RU"/>
+          </w:rPr>
+          <w:t>-</w:t>
+        </w:r>
+        <w:r>
+          <w:rPr>
+            <w:rStyle w:val="af0"/>
+          </w:rPr>
+          <w:t>ekonomiki</w:t>
+        </w:r>
+        <w:r>
+          <w:rPr>
+            <w:rStyle w:val="af0"/>
+            <w:lang w:val="ru-RU"/>
+          </w:rPr>
+          <w:t>/</w:t>
         </w:r>
       </w:hyperlink>
       <w:r>
-        <w:t xml:space="preserve"> </w:t>
-      </w:r>
-      <w:r>
-        <w:t xml:space="preserve">(дата обращения: 18.01.2025).</w:t>
+        <w:rPr>
+          <w:lang w:val="ru-RU"/>
+        </w:rPr>
+        <w:t xml:space="preserve"> (дата обращения: 18.01.2025).</w:t>
       </w:r>
     </w:p>
-    <w:bookmarkEnd w:id="31"/>
-    <w:bookmarkStart w:id="33" w:name="ref-trends"/>
     <w:p>
       <w:pPr>
         <w:pStyle w:val="aa"/>
-      </w:pPr>
-      <w:r>
-        <w:t xml:space="preserve">5.</w:t>
-      </w:r>
-      <w:r>
-        <w:t xml:space="preserve"> </w:t>
-      </w:r>
-      <w:r>
-        <w:t xml:space="preserve">	</w:t>
-      </w:r>
-      <w:r>
-        <w:t xml:space="preserve">Тренды многополярности [Электронный ресурс]. URL:</w:t>
-      </w:r>
-      <w:r>
-        <w:t xml:space="preserve"> </w:t>
-      </w:r>
-      <w:hyperlink r:id="rId32">
-        <w:r>
-          <w:rPr>
-            <w:rStyle w:val="af0"/>
-          </w:rPr>
-          <w:t xml:space="preserve">https://economy.gov.ru/material/news/strany_briks_obsudili_trendy_po_integracii_kosmicheskih_i_cifrovyh_tehnologiy.html</w:t>
+        <w:rPr>
+          <w:lang w:val="ru-RU"/>
+        </w:rPr>
+      </w:pPr>
+      <w:bookmarkStart w:id="13" w:name="ref-trends"/>
+      <w:bookmarkEnd w:id="12"/>
+      <w:r>
+        <w:t xml:space="preserve">5. </w:t>
+      </w:r>
+      <w:r>
+        <w:tab/>
+        <w:t>Тренды многополярности [Электронный ресурс]. URL</w:t>
+      </w:r>
+      <w:r>
+        <w:rPr>
+          <w:lang w:val="ru-RU"/>
+        </w:rPr>
+        <w:t xml:space="preserve">: </w:t>
+      </w:r>
+      <w:hyperlink r:id="rId12">
+        <w:r>
+          <w:rPr>
+            <w:rStyle w:val="af0"/>
+          </w:rPr>
+          <w:t>https</w:t>
+        </w:r>
+        <w:r>
+          <w:rPr>
+            <w:rStyle w:val="af0"/>
+            <w:lang w:val="ru-RU"/>
+          </w:rPr>
+          <w:t>://</w:t>
+        </w:r>
+        <w:r>
+          <w:rPr>
+            <w:rStyle w:val="af0"/>
+          </w:rPr>
+          <w:t>economy</w:t>
+        </w:r>
+        <w:r>
+          <w:rPr>
+            <w:rStyle w:val="af0"/>
+            <w:lang w:val="ru-RU"/>
+          </w:rPr>
+          <w:t>.</w:t>
+        </w:r>
+        <w:r>
+          <w:rPr>
+            <w:rStyle w:val="af0"/>
+          </w:rPr>
+          <w:t>gov</w:t>
+        </w:r>
+        <w:r>
+          <w:rPr>
+            <w:rStyle w:val="af0"/>
+            <w:lang w:val="ru-RU"/>
+          </w:rPr>
+          <w:t>.</w:t>
+        </w:r>
+        <w:r>
+          <w:rPr>
+            <w:rStyle w:val="af0"/>
+          </w:rPr>
+          <w:t>ru</w:t>
+        </w:r>
+        <w:r>
+          <w:rPr>
+            <w:rStyle w:val="af0"/>
+            <w:lang w:val="ru-RU"/>
+          </w:rPr>
+          <w:t>/</w:t>
+        </w:r>
+        <w:r>
+          <w:rPr>
+            <w:rStyle w:val="af0"/>
+          </w:rPr>
+          <w:t>material</w:t>
+        </w:r>
+        <w:r>
+          <w:rPr>
+            <w:rStyle w:val="af0"/>
+            <w:lang w:val="ru-RU"/>
+          </w:rPr>
+          <w:t>/</w:t>
+        </w:r>
+        <w:r>
+          <w:rPr>
+            <w:rStyle w:val="af0"/>
+          </w:rPr>
+          <w:t>news</w:t>
+        </w:r>
+        <w:r>
+          <w:rPr>
+            <w:rStyle w:val="af0"/>
+            <w:lang w:val="ru-RU"/>
+          </w:rPr>
+          <w:t>/</w:t>
+        </w:r>
+        <w:r>
+          <w:rPr>
+            <w:rStyle w:val="af0"/>
+          </w:rPr>
+          <w:t>strany</w:t>
+        </w:r>
+        <w:r>
+          <w:rPr>
+            <w:rStyle w:val="af0"/>
+            <w:lang w:val="ru-RU"/>
+          </w:rPr>
+          <w:t>_</w:t>
+        </w:r>
+        <w:r>
+          <w:rPr>
+            <w:rStyle w:val="af0"/>
+          </w:rPr>
+          <w:t>briks</w:t>
+        </w:r>
+        <w:r>
+          <w:rPr>
+            <w:rStyle w:val="af0"/>
+            <w:lang w:val="ru-RU"/>
+          </w:rPr>
+          <w:t>_</w:t>
+        </w:r>
+        <w:r>
+          <w:rPr>
+            <w:rStyle w:val="af0"/>
+          </w:rPr>
+          <w:t>obsudili</w:t>
+        </w:r>
+        <w:r>
+          <w:rPr>
+            <w:rStyle w:val="af0"/>
+            <w:lang w:val="ru-RU"/>
+          </w:rPr>
+          <w:t>_</w:t>
+        </w:r>
+        <w:r>
+          <w:rPr>
+            <w:rStyle w:val="af0"/>
+          </w:rPr>
+          <w:t>trendy</w:t>
+        </w:r>
+        <w:r>
+          <w:rPr>
+            <w:rStyle w:val="af0"/>
+            <w:lang w:val="ru-RU"/>
+          </w:rPr>
+          <w:t>_</w:t>
+        </w:r>
+        <w:r>
+          <w:rPr>
+            <w:rStyle w:val="af0"/>
+          </w:rPr>
+          <w:t>po</w:t>
+        </w:r>
+        <w:r>
+          <w:rPr>
+            <w:rStyle w:val="af0"/>
+            <w:lang w:val="ru-RU"/>
+          </w:rPr>
+          <w:t>_</w:t>
+        </w:r>
+        <w:r>
+          <w:rPr>
+            <w:rStyle w:val="af0"/>
+          </w:rPr>
+          <w:t>integracii</w:t>
+        </w:r>
+        <w:r>
+          <w:rPr>
+            <w:rStyle w:val="af0"/>
+            <w:lang w:val="ru-RU"/>
+          </w:rPr>
+          <w:t>_</w:t>
+        </w:r>
+        <w:r>
+          <w:rPr>
+            <w:rStyle w:val="af0"/>
+          </w:rPr>
+          <w:t>kosmicheskih</w:t>
+        </w:r>
+        <w:r>
+          <w:rPr>
+            <w:rStyle w:val="af0"/>
+            <w:lang w:val="ru-RU"/>
+          </w:rPr>
+          <w:t>_</w:t>
+        </w:r>
+        <w:r>
+          <w:rPr>
+            <w:rStyle w:val="af0"/>
+          </w:rPr>
+          <w:t>i</w:t>
+        </w:r>
+        <w:r>
+          <w:rPr>
+            <w:rStyle w:val="af0"/>
+            <w:lang w:val="ru-RU"/>
+          </w:rPr>
+          <w:t>_</w:t>
+        </w:r>
+        <w:r>
+          <w:rPr>
+            <w:rStyle w:val="af0"/>
+          </w:rPr>
+          <w:t>cifrovyh</w:t>
+        </w:r>
+        <w:r>
+          <w:rPr>
+            <w:rStyle w:val="af0"/>
+            <w:lang w:val="ru-RU"/>
+          </w:rPr>
+          <w:t>_</w:t>
+        </w:r>
+        <w:r>
+          <w:rPr>
+            <w:rStyle w:val="af0"/>
+          </w:rPr>
+          <w:t>tehnologiy</w:t>
+        </w:r>
+        <w:r>
+          <w:rPr>
+            <w:rStyle w:val="af0"/>
+            <w:lang w:val="ru-RU"/>
+          </w:rPr>
+          <w:t>.</w:t>
+        </w:r>
+        <w:r>
+          <w:rPr>
+            <w:rStyle w:val="af0"/>
+          </w:rPr>
+          <w:t>html</w:t>
         </w:r>
       </w:hyperlink>
       <w:r>
-        <w:t xml:space="preserve"> </w:t>
-      </w:r>
-      <w:r>
-        <w:t xml:space="preserve">(дата обращения: 19.01.2025).</w:t>
+        <w:rPr>
+          <w:lang w:val="ru-RU"/>
+        </w:rPr>
+        <w:t xml:space="preserve"> (дата обращения: 19.01.2025).</w:t>
       </w:r>
     </w:p>
-    <w:bookmarkEnd w:id="33"/>
-    <w:bookmarkStart w:id="35" w:name="ref-heart"/>
     <w:p>
       <w:pPr>
         <w:pStyle w:val="aa"/>
-      </w:pPr>
-      <w:r>
-        <w:t xml:space="preserve">6.</w:t>
-      </w:r>
-      <w:r>
-        <w:t xml:space="preserve"> </w:t>
-      </w:r>
-      <w:r>
-        <w:t xml:space="preserve">	</w:t>
-      </w:r>
-      <w:r>
-        <w:t xml:space="preserve">Сердце цифровой экономики [Электронный ресурс]. URL:</w:t>
-      </w:r>
-      <w:r>
-        <w:t xml:space="preserve"> </w:t>
-      </w:r>
-      <w:hyperlink r:id="rId34">
-        <w:r>
-          <w:rPr>
-            <w:rStyle w:val="af0"/>
-          </w:rPr>
-          <w:t xml:space="preserve">https://www.gazeta.ru/business/2024/10/24/19965721.html</w:t>
+        <w:rPr>
+          <w:lang w:val="ru-RU"/>
+        </w:rPr>
+      </w:pPr>
+      <w:bookmarkStart w:id="14" w:name="ref-heart"/>
+      <w:bookmarkEnd w:id="13"/>
+      <w:r>
+        <w:t xml:space="preserve">6. </w:t>
+      </w:r>
+      <w:r>
+        <w:tab/>
+        <w:t>Сердце цифровой экономики [Электронный ресурс]. URL</w:t>
+      </w:r>
+      <w:r>
+        <w:rPr>
+          <w:lang w:val="ru-RU"/>
+        </w:rPr>
+        <w:t xml:space="preserve">: </w:t>
+      </w:r>
+      <w:hyperlink r:id="rId13">
+        <w:r>
+          <w:rPr>
+            <w:rStyle w:val="af0"/>
+          </w:rPr>
+          <w:t>https</w:t>
+        </w:r>
+        <w:r>
+          <w:rPr>
+            <w:rStyle w:val="af0"/>
+            <w:lang w:val="ru-RU"/>
+          </w:rPr>
+          <w:t>://</w:t>
+        </w:r>
+        <w:r>
+          <w:rPr>
+            <w:rStyle w:val="af0"/>
+          </w:rPr>
+          <w:t>www</w:t>
+        </w:r>
+        <w:r>
+          <w:rPr>
+            <w:rStyle w:val="af0"/>
+            <w:lang w:val="ru-RU"/>
+          </w:rPr>
+          <w:t>.</w:t>
+        </w:r>
+        <w:r>
+          <w:rPr>
+            <w:rStyle w:val="af0"/>
+          </w:rPr>
+          <w:t>gazeta</w:t>
+        </w:r>
+        <w:r>
+          <w:rPr>
+            <w:rStyle w:val="af0"/>
+            <w:lang w:val="ru-RU"/>
+          </w:rPr>
+          <w:t>.</w:t>
+        </w:r>
+        <w:r>
+          <w:rPr>
+            <w:rStyle w:val="af0"/>
+          </w:rPr>
+          <w:t>ru</w:t>
+        </w:r>
+        <w:r>
+          <w:rPr>
+            <w:rStyle w:val="af0"/>
+            <w:lang w:val="ru-RU"/>
+          </w:rPr>
+          <w:t>/</w:t>
+        </w:r>
+        <w:r>
+          <w:rPr>
+            <w:rStyle w:val="af0"/>
+          </w:rPr>
+          <w:t>business</w:t>
+        </w:r>
+        <w:r>
+          <w:rPr>
+            <w:rStyle w:val="af0"/>
+            <w:lang w:val="ru-RU"/>
+          </w:rPr>
+          <w:t>/2024/10/24/19965721.</w:t>
+        </w:r>
+        <w:r>
+          <w:rPr>
+            <w:rStyle w:val="af0"/>
+          </w:rPr>
+          <w:t>html</w:t>
         </w:r>
       </w:hyperlink>
       <w:r>
-        <w:t xml:space="preserve"> </w:t>
-      </w:r>
-      <w:r>
-        <w:t xml:space="preserve">(дата обращения: 19.01.2025).</w:t>
+        <w:rPr>
+          <w:lang w:val="ru-RU"/>
+        </w:rPr>
+        <w:t xml:space="preserve"> (дата обращения: 19.01.2025).</w:t>
       </w:r>
     </w:p>
-    <w:bookmarkEnd w:id="35"/>
-    <w:bookmarkStart w:id="37" w:name="ref-tech"/>
     <w:p>
       <w:pPr>
         <w:pStyle w:val="aa"/>
-      </w:pPr>
-      <w:r>
-        <w:t xml:space="preserve">7.</w:t>
-      </w:r>
-      <w:r>
-        <w:t xml:space="preserve"> </w:t>
-      </w:r>
-      <w:r>
-        <w:t xml:space="preserve">	</w:t>
-      </w:r>
-      <w:r>
-        <w:t xml:space="preserve">БРИКС и технологический прогресс [Электронный ресурс]. URL:</w:t>
-      </w:r>
-      <w:r>
-        <w:t xml:space="preserve"> </w:t>
-      </w:r>
-      <w:hyperlink r:id="rId36">
-        <w:r>
-          <w:rPr>
-            <w:rStyle w:val="af0"/>
-          </w:rPr>
-          <w:t xml:space="preserve">https://tvbrics.com/news/brics-i-tekhnologicheskiy-progress-innovatsiii-tsifrovaya-ekonomika/</w:t>
+        <w:rPr>
+          <w:lang w:val="ru-RU"/>
+        </w:rPr>
+      </w:pPr>
+      <w:bookmarkStart w:id="15" w:name="ref-tech"/>
+      <w:bookmarkEnd w:id="14"/>
+      <w:r>
+        <w:t xml:space="preserve">7. </w:t>
+      </w:r>
+      <w:r>
+        <w:tab/>
+        <w:t>БРИ</w:t>
+      </w:r>
+      <w:r>
+        <w:t>КС и технологический прогресс [Электронный ресурс]. URL</w:t>
+      </w:r>
+      <w:r>
+        <w:rPr>
+          <w:lang w:val="ru-RU"/>
+        </w:rPr>
+        <w:t xml:space="preserve">: </w:t>
+      </w:r>
+      <w:hyperlink r:id="rId14">
+        <w:r>
+          <w:rPr>
+            <w:rStyle w:val="af0"/>
+          </w:rPr>
+          <w:t>https</w:t>
+        </w:r>
+        <w:r>
+          <w:rPr>
+            <w:rStyle w:val="af0"/>
+            <w:lang w:val="ru-RU"/>
+          </w:rPr>
+          <w:t>://</w:t>
+        </w:r>
+        <w:r>
+          <w:rPr>
+            <w:rStyle w:val="af0"/>
+          </w:rPr>
+          <w:t>tvbrics</w:t>
+        </w:r>
+        <w:r>
+          <w:rPr>
+            <w:rStyle w:val="af0"/>
+            <w:lang w:val="ru-RU"/>
+          </w:rPr>
+          <w:t>.</w:t>
+        </w:r>
+        <w:r>
+          <w:rPr>
+            <w:rStyle w:val="af0"/>
+          </w:rPr>
+          <w:t>com</w:t>
+        </w:r>
+        <w:r>
+          <w:rPr>
+            <w:rStyle w:val="af0"/>
+            <w:lang w:val="ru-RU"/>
+          </w:rPr>
+          <w:t>/</w:t>
+        </w:r>
+        <w:r>
+          <w:rPr>
+            <w:rStyle w:val="af0"/>
+          </w:rPr>
+          <w:t>news</w:t>
+        </w:r>
+        <w:r>
+          <w:rPr>
+            <w:rStyle w:val="af0"/>
+            <w:lang w:val="ru-RU"/>
+          </w:rPr>
+          <w:t>/</w:t>
+        </w:r>
+        <w:r>
+          <w:rPr>
+            <w:rStyle w:val="af0"/>
+          </w:rPr>
+          <w:t>brics</w:t>
+        </w:r>
+        <w:r>
+          <w:rPr>
+            <w:rStyle w:val="af0"/>
+            <w:lang w:val="ru-RU"/>
+          </w:rPr>
+          <w:t>-</w:t>
+        </w:r>
+        <w:r>
+          <w:rPr>
+            <w:rStyle w:val="af0"/>
+          </w:rPr>
+          <w:t>i</w:t>
+        </w:r>
+        <w:r>
+          <w:rPr>
+            <w:rStyle w:val="af0"/>
+            <w:lang w:val="ru-RU"/>
+          </w:rPr>
+          <w:t>-</w:t>
+        </w:r>
+        <w:r>
+          <w:rPr>
+            <w:rStyle w:val="af0"/>
+          </w:rPr>
+          <w:t>tekhnologicheskiy</w:t>
+        </w:r>
+        <w:r>
+          <w:rPr>
+            <w:rStyle w:val="af0"/>
+            <w:lang w:val="ru-RU"/>
+          </w:rPr>
+          <w:t>-</w:t>
+        </w:r>
+        <w:r>
+          <w:rPr>
+            <w:rStyle w:val="af0"/>
+          </w:rPr>
+          <w:t>progress</w:t>
+        </w:r>
+        <w:r>
+          <w:rPr>
+            <w:rStyle w:val="af0"/>
+            <w:lang w:val="ru-RU"/>
+          </w:rPr>
+          <w:t>-</w:t>
+        </w:r>
+        <w:r>
+          <w:rPr>
+            <w:rStyle w:val="af0"/>
+          </w:rPr>
+          <w:t>innovatsiii</w:t>
+        </w:r>
+        <w:r>
+          <w:rPr>
+            <w:rStyle w:val="af0"/>
+            <w:lang w:val="ru-RU"/>
+          </w:rPr>
+          <w:t>-</w:t>
+        </w:r>
+        <w:r>
+          <w:rPr>
+            <w:rStyle w:val="af0"/>
+          </w:rPr>
+          <w:t>tsifrovaya</w:t>
+        </w:r>
+        <w:r>
+          <w:rPr>
+            <w:rStyle w:val="af0"/>
+            <w:lang w:val="ru-RU"/>
+          </w:rPr>
+          <w:t>-</w:t>
+        </w:r>
+        <w:r>
+          <w:rPr>
+            <w:rStyle w:val="af0"/>
+          </w:rPr>
+          <w:t>eko</w:t>
+        </w:r>
+        <w:r>
+          <w:rPr>
+            <w:rStyle w:val="af0"/>
+          </w:rPr>
+          <w:t>nomika</w:t>
+        </w:r>
+        <w:r>
+          <w:rPr>
+            <w:rStyle w:val="af0"/>
+            <w:lang w:val="ru-RU"/>
+          </w:rPr>
+          <w:t>/</w:t>
         </w:r>
       </w:hyperlink>
       <w:r>
-        <w:t xml:space="preserve"> </w:t>
-      </w:r>
-      <w:r>
-        <w:t xml:space="preserve">(дата обращения: 20.01.2025).</w:t>
-      </w:r>
+        <w:rPr>
+          <w:lang w:val="ru-RU"/>
+        </w:rPr>
+        <w:t xml:space="preserve"> (дата обращения: 20.01.2025).</w:t>
+      </w:r>
+      <w:bookmarkEnd w:id="5"/>
+      <w:bookmarkEnd w:id="9"/>
+      <w:bookmarkEnd w:id="15"/>
     </w:p>
-    <w:bookmarkEnd w:id="37"/>
-    <w:bookmarkEnd w:id="38"/>
-    <w:bookmarkEnd w:id="39"/>
     <w:sectPr>
-      <w:footerReference r:id="rId8" w:type="default"/>
+      <w:footerReference w:type="default" r:id="rId15"/>
       <w:footnotePr>
         <w:numRestart w:val="eachSect"/>
       </w:footnotePr>
-      <w:pgSz w:h="15840" w:w="12240"/>
-      <w:pgMar w:bottom="1134" w:footer="720" w:gutter="0" w:header="720" w:left="1134" w:right="1134" w:top="1134"/>
+      <w:pgSz w:w="12240" w:h="15840"/>
+      <w:pgMar w:top="1134" w:right="1134" w:bottom="1134" w:left="1134" w:header="720" w:footer="720" w:gutter="0"/>
       <w:cols w:space="720"/>
     </w:sectPr>
   </w:body>
 </w:document>
 </file>
 
-<file path=word/comments.xml><?xml version="1.0" encoding="utf-8"?>
-<w:comments xmlns:w="http://schemas.openxmlformats.org/wordprocessingml/2006/main" xmlns:m="http://schemas.openxmlformats.org/officeDocument/2006/math" xmlns:r="http://schemas.openxmlformats.org/officeDocument/2006/relationships" xmlns:o="urn:schemas-microsoft-com:office:office" xmlns:v="urn:schemas-microsoft-com:vml" xmlns:w10="urn:schemas-microsoft-com:office:word" xmlns:a="http://schemas.openxmlformats.org/drawingml/2006/main" xmlns:pic="http://schemas.openxmlformats.org/drawingml/2006/picture" xmlns:wp="http://schemas.openxmlformats.org/drawingml/2006/wordprocessingDrawing"/>
+<file path=word/endnotes.xml><?xml version="1.0" encoding="utf-8"?>
+<w:endnotes xmlns:wpc="http://schemas.microsoft.com/office/word/2010/wordprocessingCanvas" xmlns:cx="http://schemas.microsoft.com/office/drawing/2014/chartex" xmlns:cx1="http://schemas.microsoft.com/office/drawing/2015/9/8/chartex" xmlns:mc="http://schemas.openxmlformats.org/markup-compatibility/2006" xmlns:o="urn:schemas-microsoft-com:office:office" xmlns:r="http://schemas.openxmlformats.org/officeDocument/2006/relationships" xmlns:m="http://schemas.openxmlformats.org/officeDocument/2006/math" xmlns:v="urn:schemas-microsoft-com:vml" xmlns:wp14="http://schemas.microsoft.com/office/word/2010/wordprocessingDrawing" xmlns:wp="http://schemas.openxmlformats.org/drawingml/2006/wordprocessingDrawing" xmlns:w10="urn:schemas-microsoft-com:office:word" xmlns:w="http://schemas.openxmlformats.org/wordprocessingml/2006/main" xmlns:w14="http://schemas.microsoft.com/office/word/2010/wordml" xmlns:w15="http://schemas.microsoft.com/office/word/2012/wordml" xmlns:w16se="http://schemas.microsoft.com/office/word/2015/wordml/symex" xmlns:wpg="http://schemas.microsoft.com/office/word/2010/wordprocessingGroup" xmlns:wpi="http://schemas.microsoft.com/office/word/2010/wordprocessingInk" xmlns:wne="http://schemas.microsoft.com/office/word/2006/wordml" xmlns:wps="http://schemas.microsoft.com/office/word/2010/wordprocessingShape" mc:Ignorable="w14 w15 w16se wp14">
+  <w:endnote w:type="separator" w:id="-1">
+    <w:p>
+      <w:pPr>
+        <w:spacing w:after="0"/>
+      </w:pPr>
+      <w:r>
+        <w:separator/>
+      </w:r>
+    </w:p>
+  </w:endnote>
+  <w:endnote w:type="continuationSeparator" w:id="0">
+    <w:p>
+      <w:pPr>
+        <w:spacing w:after="0"/>
+      </w:pPr>
+      <w:r>
+        <w:continuationSeparator/>
+      </w:r>
+    </w:p>
+  </w:endnote>
+</w:endnotes>
 </file>
 
 <file path=word/footer1.xml><?xml version="1.0" encoding="utf-8"?>
@@ -1088,7 +2557,7 @@
             <w:sz w:val="28"/>
             <w:lang w:val="ru-RU"/>
           </w:rPr>
-          <w:t>1</w:t>
+          <w:t>6</w:t>
         </w:r>
         <w:r>
           <w:rPr>
@@ -1104,18 +2573,24 @@
 </file>
 
 <file path=word/footnotes.xml><?xml version="1.0" encoding="utf-8"?>
-<w:footnotes xmlns:w="http://schemas.openxmlformats.org/wordprocessingml/2006/main" xmlns:m="http://schemas.openxmlformats.org/officeDocument/2006/math" xmlns:r="http://schemas.openxmlformats.org/officeDocument/2006/relationships" xmlns:o="urn:schemas-microsoft-com:office:office" xmlns:v="urn:schemas-microsoft-com:vml" xmlns:w10="urn:schemas-microsoft-com:office:word" xmlns:a="http://schemas.openxmlformats.org/drawingml/2006/main" xmlns:pic="http://schemas.openxmlformats.org/drawingml/2006/picture" xmlns:wp="http://schemas.openxmlformats.org/drawingml/2006/wordprocessingDrawing">
+<w:footnotes xmlns:wpc="http://schemas.microsoft.com/office/word/2010/wordprocessingCanvas" xmlns:cx="http://schemas.microsoft.com/office/drawing/2014/chartex" xmlns:cx1="http://schemas.microsoft.com/office/drawing/2015/9/8/chartex" xmlns:mc="http://schemas.openxmlformats.org/markup-compatibility/2006" xmlns:o="urn:schemas-microsoft-com:office:office" xmlns:r="http://schemas.openxmlformats.org/officeDocument/2006/relationships" xmlns:m="http://schemas.openxmlformats.org/officeDocument/2006/math" xmlns:v="urn:schemas-microsoft-com:vml" xmlns:wp14="http://schemas.microsoft.com/office/word/2010/wordprocessingDrawing" xmlns:wp="http://schemas.openxmlformats.org/drawingml/2006/wordprocessingDrawing" xmlns:w10="urn:schemas-microsoft-com:office:word" xmlns:w="http://schemas.openxmlformats.org/wordprocessingml/2006/main" xmlns:w14="http://schemas.microsoft.com/office/word/2010/wordml" xmlns:w15="http://schemas.microsoft.com/office/word/2012/wordml" xmlns:w16se="http://schemas.microsoft.com/office/word/2015/wordml/symex" xmlns:wpg="http://schemas.microsoft.com/office/word/2010/wordprocessingGroup" xmlns:wpi="http://schemas.microsoft.com/office/word/2010/wordprocessingInk" xmlns:wne="http://schemas.microsoft.com/office/word/2006/wordml" xmlns:wps="http://schemas.microsoft.com/office/word/2010/wordprocessingShape" mc:Ignorable="w14 w15 w16se wp14">
+  <w:footnote w:type="separator" w:id="-1">
+    <w:p>
+      <w:pPr>
+        <w:spacing w:after="0"/>
+      </w:pPr>
+      <w:r>
+        <w:separator/>
+      </w:r>
+    </w:p>
+  </w:footnote>
   <w:footnote w:type="continuationSeparator" w:id="0">
     <w:p>
+      <w:pPr>
+        <w:spacing w:after="0"/>
+      </w:pPr>
       <w:r>
         <w:continuationSeparator/>
-      </w:r>
-    </w:p>
-  </w:footnote>
-  <w:footnote w:type="separator" w:id="-1">
-    <w:p>
-      <w:r>
-        <w:separator/>
       </w:r>
     </w:p>
   </w:footnote>
@@ -1123,11 +2598,11 @@
 </file>
 
 <file path=word/numbering.xml><?xml version="1.0" encoding="utf-8"?>
-<w:numbering xmlns:cx="http://schemas.microsoft.com/office/drawing/2014/chartex" xmlns:cx1="http://schemas.microsoft.com/office/drawing/2015/9/8/chartex" xmlns:m="http://schemas.openxmlformats.org/officeDocument/2006/math" xmlns:mc="http://schemas.openxmlformats.org/markup-compatibility/2006" xmlns:o="urn:schemas-microsoft-com:office:office" xmlns:r="http://schemas.openxmlformats.org/officeDocument/2006/relationships" xmlns:v="urn:schemas-microsoft-com:vml" xmlns:w="http://schemas.openxmlformats.org/wordprocessingml/2006/main" xmlns:w10="urn:schemas-microsoft-com:office:word" xmlns:w14="http://schemas.microsoft.com/office/word/2010/wordml" xmlns:w15="http://schemas.microsoft.com/office/word/2012/wordml" xmlns:w16se="http://schemas.microsoft.com/office/word/2015/wordml/symex" xmlns:wne="http://schemas.microsoft.com/office/word/2006/wordml" xmlns:wp="http://schemas.openxmlformats.org/drawingml/2006/wordprocessingDrawing" xmlns:wp14="http://schemas.microsoft.com/office/word/2010/wordprocessingDrawing" xmlns:wpc="http://schemas.microsoft.com/office/word/2010/wordprocessingCanvas" xmlns:wpg="http://schemas.microsoft.com/office/word/2010/wordprocessingGroup" xmlns:wpi="http://schemas.microsoft.com/office/word/2010/wordprocessingInk" xmlns:wps="http://schemas.microsoft.com/office/word/2010/wordprocessingShape" mc:Ignorable="w14 w15 w16se wp14">
-  <w:abstractNum w15:restartNumberingAfterBreak="0" w:abstractNumId="0">
+<w:numbering xmlns:wpc="http://schemas.microsoft.com/office/word/2010/wordprocessingCanvas" xmlns:cx="http://schemas.microsoft.com/office/drawing/2014/chartex" xmlns:cx1="http://schemas.microsoft.com/office/drawing/2015/9/8/chartex" xmlns:mc="http://schemas.openxmlformats.org/markup-compatibility/2006" xmlns:o="urn:schemas-microsoft-com:office:office" xmlns:r="http://schemas.openxmlformats.org/officeDocument/2006/relationships" xmlns:m="http://schemas.openxmlformats.org/officeDocument/2006/math" xmlns:v="urn:schemas-microsoft-com:vml" xmlns:wp14="http://schemas.microsoft.com/office/word/2010/wordprocessingDrawing" xmlns:wp="http://schemas.openxmlformats.org/drawingml/2006/wordprocessingDrawing" xmlns:w10="urn:schemas-microsoft-com:office:word" xmlns:w="http://schemas.openxmlformats.org/wordprocessingml/2006/main" xmlns:w14="http://schemas.microsoft.com/office/word/2010/wordml" xmlns:w15="http://schemas.microsoft.com/office/word/2012/wordml" xmlns:w16se="http://schemas.microsoft.com/office/word/2015/wordml/symex" xmlns:wpg="http://schemas.microsoft.com/office/word/2010/wordprocessingGroup" xmlns:wpi="http://schemas.microsoft.com/office/word/2010/wordprocessingInk" xmlns:wne="http://schemas.microsoft.com/office/word/2006/wordml" xmlns:wps="http://schemas.microsoft.com/office/word/2010/wordprocessingShape" mc:Ignorable="w14 w15 w16se wp14">
+  <w:abstractNum w:abstractNumId="0" w15:restartNumberingAfterBreak="0">
     <w:nsid w:val="FFFFFF7C"/>
     <w:multiLevelType w:val="singleLevel"/>
-    <w:tmpl w:val="9D5E9422"/>
+    <w:tmpl w:val="07A6DC66"/>
     <w:lvl w:ilvl="0">
       <w:start w:val="1"/>
       <w:numFmt w:val="decimal"/>
@@ -1135,16 +2610,16 @@
       <w:lvlJc w:val="left"/>
       <w:pPr>
         <w:tabs>
-          <w:tab w:pos="1492" w:val="num"/>
+          <w:tab w:val="num" w:pos="1492"/>
         </w:tabs>
-        <w:ind w:hanging="360" w:left="1492"/>
+        <w:ind w:left="1492" w:hanging="360"/>
       </w:pPr>
     </w:lvl>
   </w:abstractNum>
-  <w:abstractNum w15:restartNumberingAfterBreak="0" w:abstractNumId="1">
+  <w:abstractNum w:abstractNumId="1" w15:restartNumberingAfterBreak="0">
     <w:nsid w:val="FFFFFF7D"/>
     <w:multiLevelType w:val="singleLevel"/>
-    <w:tmpl w:val="036200FC"/>
+    <w:tmpl w:val="60C62626"/>
     <w:lvl w:ilvl="0">
       <w:start w:val="1"/>
       <w:numFmt w:val="decimal"/>
@@ -1152,16 +2627,16 @@
       <w:lvlJc w:val="left"/>
       <w:pPr>
         <w:tabs>
-          <w:tab w:pos="1209" w:val="num"/>
+          <w:tab w:val="num" w:pos="1209"/>
         </w:tabs>
-        <w:ind w:hanging="360" w:left="1209"/>
+        <w:ind w:left="1209" w:hanging="360"/>
       </w:pPr>
     </w:lvl>
   </w:abstractNum>
-  <w:abstractNum w15:restartNumberingAfterBreak="0" w:abstractNumId="2">
+  <w:abstractNum w:abstractNumId="2" w15:restartNumberingAfterBreak="0">
     <w:nsid w:val="FFFFFF7E"/>
     <w:multiLevelType w:val="singleLevel"/>
-    <w:tmpl w:val="B9440CF8"/>
+    <w:tmpl w:val="D5E66850"/>
     <w:lvl w:ilvl="0">
       <w:start w:val="1"/>
       <w:numFmt w:val="decimal"/>
@@ -1169,16 +2644,16 @@
       <w:lvlJc w:val="left"/>
       <w:pPr>
         <w:tabs>
-          <w:tab w:pos="926" w:val="num"/>
+          <w:tab w:val="num" w:pos="926"/>
         </w:tabs>
-        <w:ind w:hanging="360" w:left="926"/>
+        <w:ind w:left="926" w:hanging="360"/>
       </w:pPr>
     </w:lvl>
   </w:abstractNum>
-  <w:abstractNum w15:restartNumberingAfterBreak="0" w:abstractNumId="3">
+  <w:abstractNum w:abstractNumId="3" w15:restartNumberingAfterBreak="0">
     <w:nsid w:val="FFFFFF7F"/>
     <w:multiLevelType w:val="singleLevel"/>
-    <w:tmpl w:val="2E8AC334"/>
+    <w:tmpl w:val="832233F6"/>
     <w:lvl w:ilvl="0">
       <w:start w:val="1"/>
       <w:numFmt w:val="decimal"/>
@@ -1186,16 +2661,16 @@
       <w:lvlJc w:val="left"/>
       <w:pPr>
         <w:tabs>
-          <w:tab w:pos="643" w:val="num"/>
+          <w:tab w:val="num" w:pos="643"/>
         </w:tabs>
-        <w:ind w:hanging="360" w:left="643"/>
+        <w:ind w:left="643" w:hanging="360"/>
       </w:pPr>
     </w:lvl>
   </w:abstractNum>
-  <w:abstractNum w15:restartNumberingAfterBreak="0" w:abstractNumId="4">
+  <w:abstractNum w:abstractNumId="4" w15:restartNumberingAfterBreak="0">
     <w:nsid w:val="FFFFFF80"/>
     <w:multiLevelType w:val="singleLevel"/>
-    <w:tmpl w:val="3C8C480A"/>
+    <w:tmpl w:val="DCD8C600"/>
     <w:lvl w:ilvl="0">
       <w:start w:val="1"/>
       <w:numFmt w:val="bullet"/>
@@ -1203,19 +2678,19 @@
       <w:lvlJc w:val="left"/>
       <w:pPr>
         <w:tabs>
-          <w:tab w:pos="1492" w:val="num"/>
+          <w:tab w:val="num" w:pos="1492"/>
         </w:tabs>
-        <w:ind w:hanging="360" w:left="1492"/>
+        <w:ind w:left="1492" w:hanging="360"/>
       </w:pPr>
       <w:rPr>
         <w:rFonts w:ascii="Symbol" w:hAnsi="Symbol" w:hint="default"/>
       </w:rPr>
     </w:lvl>
   </w:abstractNum>
-  <w:abstractNum w15:restartNumberingAfterBreak="0" w:abstractNumId="5">
+  <w:abstractNum w:abstractNumId="5" w15:restartNumberingAfterBreak="0">
     <w:nsid w:val="FFFFFF81"/>
     <w:multiLevelType w:val="singleLevel"/>
-    <w:tmpl w:val="6C162010"/>
+    <w:tmpl w:val="A596FF5A"/>
     <w:lvl w:ilvl="0">
       <w:start w:val="1"/>
       <w:numFmt w:val="bullet"/>
@@ -1223,19 +2698,19 @@
       <w:lvlJc w:val="left"/>
       <w:pPr>
         <w:tabs>
-          <w:tab w:pos="1209" w:val="num"/>
+          <w:tab w:val="num" w:pos="1209"/>
         </w:tabs>
-        <w:ind w:hanging="360" w:left="1209"/>
+        <w:ind w:left="1209" w:hanging="360"/>
       </w:pPr>
       <w:rPr>
         <w:rFonts w:ascii="Symbol" w:hAnsi="Symbol" w:hint="default"/>
       </w:rPr>
     </w:lvl>
   </w:abstractNum>
-  <w:abstractNum w15:restartNumberingAfterBreak="0" w:abstractNumId="6">
+  <w:abstractNum w:abstractNumId="6" w15:restartNumberingAfterBreak="0">
     <w:nsid w:val="FFFFFF82"/>
     <w:multiLevelType w:val="singleLevel"/>
-    <w:tmpl w:val="8A1AB12E"/>
+    <w:tmpl w:val="B992C14A"/>
     <w:lvl w:ilvl="0">
       <w:start w:val="1"/>
       <w:numFmt w:val="bullet"/>
@@ -1243,19 +2718,19 @@
       <w:lvlJc w:val="left"/>
       <w:pPr>
         <w:tabs>
-          <w:tab w:pos="926" w:val="num"/>
+          <w:tab w:val="num" w:pos="926"/>
         </w:tabs>
-        <w:ind w:hanging="360" w:left="926"/>
+        <w:ind w:left="926" w:hanging="360"/>
       </w:pPr>
       <w:rPr>
         <w:rFonts w:ascii="Symbol" w:hAnsi="Symbol" w:hint="default"/>
       </w:rPr>
     </w:lvl>
   </w:abstractNum>
-  <w:abstractNum w15:restartNumberingAfterBreak="0" w:abstractNumId="7">
+  <w:abstractNum w:abstractNumId="7" w15:restartNumberingAfterBreak="0">
     <w:nsid w:val="FFFFFF83"/>
     <w:multiLevelType w:val="singleLevel"/>
-    <w:tmpl w:val="829401A8"/>
+    <w:tmpl w:val="14D80EDE"/>
     <w:lvl w:ilvl="0">
       <w:start w:val="1"/>
       <w:numFmt w:val="bullet"/>
@@ -1263,19 +2738,19 @@
       <w:lvlJc w:val="left"/>
       <w:pPr>
         <w:tabs>
-          <w:tab w:pos="643" w:val="num"/>
+          <w:tab w:val="num" w:pos="643"/>
         </w:tabs>
-        <w:ind w:hanging="360" w:left="643"/>
+        <w:ind w:left="643" w:hanging="360"/>
       </w:pPr>
       <w:rPr>
         <w:rFonts w:ascii="Symbol" w:hAnsi="Symbol" w:hint="default"/>
       </w:rPr>
     </w:lvl>
   </w:abstractNum>
-  <w:abstractNum w15:restartNumberingAfterBreak="0" w:abstractNumId="8">
+  <w:abstractNum w:abstractNumId="8" w15:restartNumberingAfterBreak="0">
     <w:nsid w:val="FFFFFF88"/>
     <w:multiLevelType w:val="singleLevel"/>
-    <w:tmpl w:val="57FCFAB4"/>
+    <w:tmpl w:val="7A2200EA"/>
     <w:lvl w:ilvl="0">
       <w:start w:val="1"/>
       <w:numFmt w:val="decimal"/>
@@ -1283,16 +2758,16 @@
       <w:lvlJc w:val="left"/>
       <w:pPr>
         <w:tabs>
-          <w:tab w:pos="360" w:val="num"/>
+          <w:tab w:val="num" w:pos="360"/>
         </w:tabs>
-        <w:ind w:hanging="360" w:left="360"/>
+        <w:ind w:left="360" w:hanging="360"/>
       </w:pPr>
     </w:lvl>
   </w:abstractNum>
-  <w:abstractNum w15:restartNumberingAfterBreak="0" w:abstractNumId="9">
+  <w:abstractNum w:abstractNumId="9" w15:restartNumberingAfterBreak="0">
     <w:nsid w:val="FFFFFF89"/>
     <w:multiLevelType w:val="singleLevel"/>
-    <w:tmpl w:val="5E6E086A"/>
+    <w:tmpl w:val="58C276D4"/>
     <w:lvl w:ilvl="0">
       <w:start w:val="1"/>
       <w:numFmt w:val="bullet"/>
@@ -1300,16 +2775,93 @@
       <w:lvlJc w:val="left"/>
       <w:pPr>
         <w:tabs>
-          <w:tab w:pos="360" w:val="num"/>
+          <w:tab w:val="num" w:pos="360"/>
         </w:tabs>
-        <w:ind w:hanging="360" w:left="360"/>
+        <w:ind w:left="360" w:hanging="360"/>
       </w:pPr>
       <w:rPr>
         <w:rFonts w:ascii="Symbol" w:hAnsi="Symbol" w:hint="default"/>
       </w:rPr>
     </w:lvl>
   </w:abstractNum>
-  <w:abstractNum w15:restartNumberingAfterBreak="0" w:abstractNumId="10">
+  <w:abstractNum w:abstractNumId="10" w15:restartNumberingAfterBreak="0">
+    <w:nsid w:val="0000A990"/>
+    <w:multiLevelType w:val="multilevel"/>
+    <w:tmpl w:val="26C0D946"/>
+    <w:lvl w:ilvl="0">
+      <w:numFmt w:val="bullet"/>
+      <w:lvlText w:val=" "/>
+      <w:lvlJc w:val="left"/>
+      <w:pPr>
+        <w:ind w:left="720" w:hanging="360"/>
+      </w:pPr>
+    </w:lvl>
+    <w:lvl w:ilvl="1">
+      <w:numFmt w:val="bullet"/>
+      <w:lvlText w:val=" "/>
+      <w:lvlJc w:val="left"/>
+      <w:pPr>
+        <w:ind w:left="1440" w:hanging="360"/>
+      </w:pPr>
+    </w:lvl>
+    <w:lvl w:ilvl="2">
+      <w:numFmt w:val="bullet"/>
+      <w:lvlText w:val=" "/>
+      <w:lvlJc w:val="left"/>
+      <w:pPr>
+        <w:ind w:left="2160" w:hanging="360"/>
+      </w:pPr>
+    </w:lvl>
+    <w:lvl w:ilvl="3">
+      <w:numFmt w:val="bullet"/>
+      <w:lvlText w:val=" "/>
+      <w:lvlJc w:val="left"/>
+      <w:pPr>
+        <w:ind w:left="2880" w:hanging="360"/>
+      </w:pPr>
+    </w:lvl>
+    <w:lvl w:ilvl="4">
+      <w:numFmt w:val="bullet"/>
+      <w:lvlText w:val=" "/>
+      <w:lvlJc w:val="left"/>
+      <w:pPr>
+        <w:ind w:left="3600" w:hanging="360"/>
+      </w:pPr>
+    </w:lvl>
+    <w:lvl w:ilvl="5">
+      <w:numFmt w:val="bullet"/>
+      <w:lvlText w:val=" "/>
+      <w:lvlJc w:val="left"/>
+      <w:pPr>
+        <w:ind w:left="4320" w:hanging="360"/>
+      </w:pPr>
+    </w:lvl>
+    <w:lvl w:ilvl="6">
+      <w:numFmt w:val="bullet"/>
+      <w:lvlText w:val=" "/>
+      <w:lvlJc w:val="left"/>
+      <w:pPr>
+        <w:ind w:left="5040" w:hanging="360"/>
+      </w:pPr>
+    </w:lvl>
+    <w:lvl w:ilvl="7">
+      <w:numFmt w:val="bullet"/>
+      <w:lvlText w:val=" "/>
+      <w:lvlJc w:val="left"/>
+      <w:pPr>
+        <w:ind w:left="5760" w:hanging="360"/>
+      </w:pPr>
+    </w:lvl>
+    <w:lvl w:ilvl="8">
+      <w:numFmt w:val="bullet"/>
+      <w:lvlText w:val=" "/>
+      <w:lvlJc w:val="left"/>
+      <w:pPr>
+        <w:ind w:left="6480" w:hanging="360"/>
+      </w:pPr>
+    </w:lvl>
+  </w:abstractNum>
+  <w:abstractNum w:abstractNumId="11" w15:restartNumberingAfterBreak="0">
     <w:nsid w:val="170CD2DE"/>
     <w:multiLevelType w:val="multilevel"/>
     <w:tmpl w:val="1652CB9C"/>
@@ -1319,9 +2871,9 @@
       <w:lvlJc w:val="left"/>
       <w:pPr>
         <w:tabs>
-          <w:tab w:pos="0" w:val="num"/>
+          <w:tab w:val="num" w:pos="0"/>
         </w:tabs>
-        <w:ind w:hanging="480" w:left="480"/>
+        <w:ind w:left="480" w:hanging="480"/>
       </w:pPr>
     </w:lvl>
     <w:lvl w:ilvl="1">
@@ -1330,9 +2882,9 @@
       <w:lvlJc w:val="left"/>
       <w:pPr>
         <w:tabs>
-          <w:tab w:pos="720" w:val="num"/>
+          <w:tab w:val="num" w:pos="720"/>
         </w:tabs>
-        <w:ind w:hanging="480" w:left="1200"/>
+        <w:ind w:left="1200" w:hanging="480"/>
       </w:pPr>
     </w:lvl>
     <w:lvl w:ilvl="2">
@@ -1341,9 +2893,9 @@
       <w:lvlJc w:val="left"/>
       <w:pPr>
         <w:tabs>
-          <w:tab w:pos="1440" w:val="num"/>
+          <w:tab w:val="num" w:pos="1440"/>
         </w:tabs>
-        <w:ind w:hanging="480" w:left="1920"/>
+        <w:ind w:left="1920" w:hanging="480"/>
       </w:pPr>
     </w:lvl>
     <w:lvl w:ilvl="3">
@@ -1352,9 +2904,9 @@
       <w:lvlJc w:val="left"/>
       <w:pPr>
         <w:tabs>
-          <w:tab w:pos="2160" w:val="num"/>
+          <w:tab w:val="num" w:pos="2160"/>
         </w:tabs>
-        <w:ind w:hanging="480" w:left="2640"/>
+        <w:ind w:left="2640" w:hanging="480"/>
       </w:pPr>
     </w:lvl>
     <w:lvl w:ilvl="4">
@@ -1363,9 +2915,9 @@
       <w:lvlJc w:val="left"/>
       <w:pPr>
         <w:tabs>
-          <w:tab w:pos="2880" w:val="num"/>
+          <w:tab w:val="num" w:pos="2880"/>
         </w:tabs>
-        <w:ind w:hanging="480" w:left="3360"/>
+        <w:ind w:left="3360" w:hanging="480"/>
       </w:pPr>
     </w:lvl>
     <w:lvl w:ilvl="5">
@@ -1374,9 +2926,9 @@
       <w:lvlJc w:val="left"/>
       <w:pPr>
         <w:tabs>
-          <w:tab w:pos="3600" w:val="num"/>
+          <w:tab w:val="num" w:pos="3600"/>
         </w:tabs>
-        <w:ind w:hanging="480" w:left="4080"/>
+        <w:ind w:left="4080" w:hanging="480"/>
       </w:pPr>
     </w:lvl>
     <w:lvl w:ilvl="6">
@@ -1385,9 +2937,9 @@
       <w:lvlJc w:val="left"/>
       <w:pPr>
         <w:tabs>
-          <w:tab w:pos="4320" w:val="num"/>
+          <w:tab w:val="num" w:pos="4320"/>
         </w:tabs>
-        <w:ind w:hanging="480" w:left="4800"/>
+        <w:ind w:left="4800" w:hanging="480"/>
       </w:pPr>
     </w:lvl>
     <w:lvl w:ilvl="7">
@@ -1396,9 +2948,9 @@
       <w:lvlJc w:val="left"/>
       <w:pPr>
         <w:tabs>
-          <w:tab w:pos="5040" w:val="num"/>
+          <w:tab w:val="num" w:pos="5040"/>
         </w:tabs>
-        <w:ind w:hanging="480" w:left="5520"/>
+        <w:ind w:left="5520" w:hanging="480"/>
       </w:pPr>
     </w:lvl>
     <w:lvl w:ilvl="8">
@@ -1407,90 +2959,14 @@
       <w:lvlJc w:val="left"/>
       <w:pPr>
         <w:tabs>
-          <w:tab w:pos="5760" w:val="num"/>
+          <w:tab w:val="num" w:pos="5760"/>
         </w:tabs>
-        <w:ind w:hanging="480" w:left="6240"/>
-      </w:pPr>
-    </w:lvl>
-  </w:abstractNum>
-  <w:abstractNum w:abstractNumId="990">
-    <w:nsid w:val="0000A990"/>
-    <w:multiLevelType w:val="multilevel"/>
-    <w:lvl w:ilvl="0">
-      <w:numFmt w:val="bullet"/>
-      <w:lvlText w:val=" "/>
-      <w:lvlJc w:val="left"/>
-      <w:pPr>
-        <w:ind w:left="720" w:hanging="360"/>
-      </w:pPr>
-    </w:lvl>
-    <w:lvl w:ilvl="1">
-      <w:numFmt w:val="bullet"/>
-      <w:lvlText w:val=" "/>
-      <w:lvlJc w:val="left"/>
-      <w:pPr>
-        <w:ind w:left="1440" w:hanging="360"/>
-      </w:pPr>
-    </w:lvl>
-    <w:lvl w:ilvl="2">
-      <w:numFmt w:val="bullet"/>
-      <w:lvlText w:val=" "/>
-      <w:lvlJc w:val="left"/>
-      <w:pPr>
-        <w:ind w:left="2160" w:hanging="360"/>
-      </w:pPr>
-    </w:lvl>
-    <w:lvl w:ilvl="3">
-      <w:numFmt w:val="bullet"/>
-      <w:lvlText w:val=" "/>
-      <w:lvlJc w:val="left"/>
-      <w:pPr>
-        <w:ind w:left="2880" w:hanging="360"/>
-      </w:pPr>
-    </w:lvl>
-    <w:lvl w:ilvl="4">
-      <w:numFmt w:val="bullet"/>
-      <w:lvlText w:val=" "/>
-      <w:lvlJc w:val="left"/>
-      <w:pPr>
-        <w:ind w:left="3600" w:hanging="360"/>
-      </w:pPr>
-    </w:lvl>
-    <w:lvl w:ilvl="5">
-      <w:numFmt w:val="bullet"/>
-      <w:lvlText w:val=" "/>
-      <w:lvlJc w:val="left"/>
-      <w:pPr>
-        <w:ind w:left="4320" w:hanging="360"/>
-      </w:pPr>
-    </w:lvl>
-    <w:lvl w:ilvl="6">
-      <w:numFmt w:val="bullet"/>
-      <w:lvlText w:val=" "/>
-      <w:lvlJc w:val="left"/>
-      <w:pPr>
-        <w:ind w:left="5040" w:hanging="360"/>
-      </w:pPr>
-    </w:lvl>
-    <w:lvl w:ilvl="7">
-      <w:numFmt w:val="bullet"/>
-      <w:lvlText w:val=" "/>
-      <w:lvlJc w:val="left"/>
-      <w:pPr>
-        <w:ind w:left="5760" w:hanging="360"/>
-      </w:pPr>
-    </w:lvl>
-    <w:lvl w:ilvl="8">
-      <w:numFmt w:val="bullet"/>
-      <w:lvlText w:val=" "/>
-      <w:lvlJc w:val="left"/>
-      <w:pPr>
-        <w:ind w:left="6480" w:hanging="360"/>
+        <w:ind w:left="6240" w:hanging="480"/>
       </w:pPr>
     </w:lvl>
   </w:abstractNum>
   <w:num w:numId="1">
-    <w:abstractNumId w:val="10"/>
+    <w:abstractNumId w:val="11"/>
   </w:num>
   <w:num w:numId="2">
     <w:abstractNumId w:val="9"/>
@@ -1522,8 +2998,8 @@
   <w:num w:numId="11">
     <w:abstractNumId w:val="0"/>
   </w:num>
-  <w:num w:numId="1000">
-    <w:abstractNumId w:val="990"/>
+  <w:num w:numId="12">
+    <w:abstractNumId w:val="10"/>
   </w:num>
 </w:numbering>
 </file>
@@ -1533,10 +3009,10 @@
   <w:docDefaults>
     <w:rPrDefault>
       <w:rPr>
-        <w:rFonts w:asciiTheme="minorHAnsi" w:cstheme="minorBidi" w:eastAsiaTheme="minorEastAsia" w:hAnsiTheme="minorHAnsi"/>
+        <w:rFonts w:asciiTheme="minorHAnsi" w:eastAsiaTheme="minorEastAsia" w:hAnsiTheme="minorHAnsi" w:cstheme="minorBidi"/>
         <w:sz w:val="24"/>
         <w:szCs w:val="24"/>
-        <w:lang w:bidi="ar-SA" w:eastAsia="zh-CN" w:val="en-US"/>
+        <w:lang w:val="en-US" w:eastAsia="zh-CN" w:bidi="ar-SA"/>
       </w:rPr>
     </w:rPrDefault>
     <w:pPrDefault>
@@ -1545,12 +3021,12 @@
       </w:pPr>
     </w:pPrDefault>
   </w:docDefaults>
-  <w:latentStyles w:count="371" w:defLockedState="0" w:defQFormat="0" w:defSemiHidden="0" w:defUIPriority="0" w:defUnhideWhenUsed="0">
+  <w:latentStyles w:defLockedState="0" w:defUIPriority="0" w:defSemiHidden="0" w:defUnhideWhenUsed="0" w:defQFormat="0" w:count="371">
     <w:lsdException w:name="index 1" w:semiHidden="1" w:unhideWhenUsed="1"/>
     <w:lsdException w:name="index 7" w:semiHidden="1" w:unhideWhenUsed="1"/>
     <w:lsdException w:name="index 8" w:semiHidden="1" w:unhideWhenUsed="1"/>
     <w:lsdException w:name="index 9" w:semiHidden="1" w:unhideWhenUsed="1"/>
-    <w:lsdException w:name="toc 1" w:semiHidden="1" w:unhideWhenUsed="1"/>
+    <w:lsdException w:name="toc 1" w:semiHidden="1" w:uiPriority="39" w:unhideWhenUsed="1"/>
     <w:lsdException w:name="toc 2" w:semiHidden="1" w:unhideWhenUsed="1"/>
     <w:lsdException w:name="toc 3" w:semiHidden="1" w:unhideWhenUsed="1"/>
     <w:lsdException w:name="toc 4" w:semiHidden="1" w:unhideWhenUsed="1"/>
@@ -1610,6 +3086,7 @@
     <w:lsdException w:name="Body Text 2" w:semiHidden="1" w:unhideWhenUsed="1"/>
     <w:lsdException w:name="Body Text 3" w:semiHidden="1" w:unhideWhenUsed="1"/>
     <w:lsdException w:name="Body Text Indent 2" w:semiHidden="1" w:unhideWhenUsed="1"/>
+    <w:lsdException w:name="Hyperlink" w:uiPriority="99"/>
     <w:lsdException w:name="Document Map" w:semiHidden="1" w:unhideWhenUsed="1"/>
     <w:lsdException w:name="Plain Text" w:semiHidden="1" w:unhideWhenUsed="1"/>
     <w:lsdException w:name="E-mail Signature" w:semiHidden="1" w:unhideWhenUsed="1"/>
@@ -1874,11 +3351,12 @@
     <w:lsdException w:name="List Table 6 Colorful Accent 6" w:uiPriority="51"/>
     <w:lsdException w:name="List Table 7 Colorful Accent 6" w:uiPriority="52"/>
   </w:latentStyles>
-  <w:style w:default="1" w:styleId="a" w:type="paragraph">
+  <w:style w:type="paragraph" w:default="1" w:styleId="a">
     <w:name w:val="Normal"/>
     <w:qFormat/>
-  </w:style>
-  <w:style w:styleId="1" w:type="paragraph">
+    <w:rsid w:val="00411E99"/>
+  </w:style>
+  <w:style w:type="paragraph" w:styleId="1">
     <w:name w:val="heading 1"/>
     <w:basedOn w:val="a"/>
     <w:next w:val="a0"/>
@@ -1894,13 +3372,13 @@
       <w:outlineLvl w:val="0"/>
     </w:pPr>
     <w:rPr>
-      <w:rFonts w:ascii="Times New Roman" w:cstheme="majorBidi" w:eastAsiaTheme="majorEastAsia" w:hAnsi="Times New Roman"/>
+      <w:rFonts w:ascii="Times New Roman" w:eastAsiaTheme="majorEastAsia" w:hAnsi="Times New Roman" w:cstheme="majorBidi"/>
       <w:b/>
       <w:sz w:val="28"/>
       <w:szCs w:val="40"/>
     </w:rPr>
   </w:style>
-  <w:style w:styleId="2" w:type="paragraph">
+  <w:style w:type="paragraph" w:styleId="2">
     <w:name w:val="heading 2"/>
     <w:basedOn w:val="a"/>
     <w:next w:val="a0"/>
@@ -1913,17 +3391,17 @@
     <w:pPr>
       <w:keepNext/>
       <w:keepLines/>
-      <w:spacing w:after="80" w:before="160"/>
+      <w:spacing w:before="160" w:after="80"/>
       <w:outlineLvl w:val="1"/>
     </w:pPr>
     <w:rPr>
-      <w:rFonts w:asciiTheme="majorHAnsi" w:cstheme="majorBidi" w:eastAsiaTheme="majorEastAsia" w:hAnsiTheme="majorHAnsi"/>
-      <w:color w:themeColor="accent1" w:themeShade="BF" w:val="0F4761"/>
+      <w:rFonts w:asciiTheme="majorHAnsi" w:eastAsiaTheme="majorEastAsia" w:hAnsiTheme="majorHAnsi" w:cstheme="majorBidi"/>
+      <w:color w:val="0F4761" w:themeColor="accent1" w:themeShade="BF"/>
       <w:sz w:val="32"/>
       <w:szCs w:val="32"/>
     </w:rPr>
   </w:style>
-  <w:style w:styleId="3" w:type="paragraph">
+  <w:style w:type="paragraph" w:styleId="3">
     <w:name w:val="heading 3"/>
     <w:basedOn w:val="a"/>
     <w:next w:val="a0"/>
@@ -1936,17 +3414,17 @@
     <w:pPr>
       <w:keepNext/>
       <w:keepLines/>
-      <w:spacing w:after="80" w:before="160"/>
+      <w:spacing w:before="160" w:after="80"/>
       <w:outlineLvl w:val="2"/>
     </w:pPr>
     <w:rPr>
-      <w:rFonts w:cstheme="majorBidi" w:eastAsiaTheme="majorEastAsia"/>
-      <w:color w:themeColor="accent1" w:themeShade="BF" w:val="0F4761"/>
+      <w:rFonts w:eastAsiaTheme="majorEastAsia" w:cstheme="majorBidi"/>
+      <w:color w:val="0F4761" w:themeColor="accent1" w:themeShade="BF"/>
       <w:sz w:val="28"/>
       <w:szCs w:val="28"/>
     </w:rPr>
   </w:style>
-  <w:style w:styleId="4" w:type="paragraph">
+  <w:style w:type="paragraph" w:styleId="4">
     <w:name w:val="heading 4"/>
     <w:basedOn w:val="a"/>
     <w:next w:val="a0"/>
@@ -1959,17 +3437,17 @@
     <w:pPr>
       <w:keepNext/>
       <w:keepLines/>
-      <w:spacing w:after="40" w:before="80"/>
+      <w:spacing w:before="80" w:after="40"/>
       <w:outlineLvl w:val="3"/>
     </w:pPr>
     <w:rPr>
-      <w:rFonts w:cstheme="majorBidi" w:eastAsiaTheme="majorEastAsia"/>
+      <w:rFonts w:eastAsiaTheme="majorEastAsia" w:cstheme="majorBidi"/>
       <w:i/>
       <w:iCs/>
-      <w:color w:themeColor="accent1" w:themeShade="BF" w:val="0F4761"/>
-    </w:rPr>
-  </w:style>
-  <w:style w:styleId="5" w:type="paragraph">
+      <w:color w:val="0F4761" w:themeColor="accent1" w:themeShade="BF"/>
+    </w:rPr>
+  </w:style>
+  <w:style w:type="paragraph" w:styleId="5">
     <w:name w:val="heading 5"/>
     <w:basedOn w:val="a"/>
     <w:next w:val="a0"/>
@@ -1982,15 +3460,15 @@
     <w:pPr>
       <w:keepNext/>
       <w:keepLines/>
-      <w:spacing w:after="40" w:before="80"/>
+      <w:spacing w:before="80" w:after="40"/>
       <w:outlineLvl w:val="4"/>
     </w:pPr>
     <w:rPr>
-      <w:rFonts w:cstheme="majorBidi" w:eastAsiaTheme="majorEastAsia"/>
-      <w:color w:themeColor="accent1" w:themeShade="BF" w:val="0F4761"/>
-    </w:rPr>
-  </w:style>
-  <w:style w:styleId="6" w:type="paragraph">
+      <w:rFonts w:eastAsiaTheme="majorEastAsia" w:cstheme="majorBidi"/>
+      <w:color w:val="0F4761" w:themeColor="accent1" w:themeShade="BF"/>
+    </w:rPr>
+  </w:style>
+  <w:style w:type="paragraph" w:styleId="6">
     <w:name w:val="heading 6"/>
     <w:basedOn w:val="a"/>
     <w:next w:val="a0"/>
@@ -2003,17 +3481,17 @@
     <w:pPr>
       <w:keepNext/>
       <w:keepLines/>
-      <w:spacing w:after="0" w:before="40"/>
+      <w:spacing w:before="40" w:after="0"/>
       <w:outlineLvl w:val="5"/>
     </w:pPr>
     <w:rPr>
-      <w:rFonts w:cstheme="majorBidi" w:eastAsiaTheme="majorEastAsia"/>
+      <w:rFonts w:eastAsiaTheme="majorEastAsia" w:cstheme="majorBidi"/>
       <w:i/>
       <w:iCs/>
-      <w:color w:themeColor="text1" w:themeTint="A6" w:val="595959"/>
-    </w:rPr>
-  </w:style>
-  <w:style w:styleId="7" w:type="paragraph">
+      <w:color w:val="595959" w:themeColor="text1" w:themeTint="A6"/>
+    </w:rPr>
+  </w:style>
+  <w:style w:type="paragraph" w:styleId="7">
     <w:name w:val="heading 7"/>
     <w:basedOn w:val="a"/>
     <w:next w:val="a0"/>
@@ -2026,15 +3504,15 @@
     <w:pPr>
       <w:keepNext/>
       <w:keepLines/>
-      <w:spacing w:after="0" w:before="40"/>
+      <w:spacing w:before="40" w:after="0"/>
       <w:outlineLvl w:val="6"/>
     </w:pPr>
     <w:rPr>
-      <w:rFonts w:cstheme="majorBidi" w:eastAsiaTheme="majorEastAsia"/>
-      <w:color w:themeColor="text1" w:themeTint="A6" w:val="595959"/>
-    </w:rPr>
-  </w:style>
-  <w:style w:styleId="8" w:type="paragraph">
+      <w:rFonts w:eastAsiaTheme="majorEastAsia" w:cstheme="majorBidi"/>
+      <w:color w:val="595959" w:themeColor="text1" w:themeTint="A6"/>
+    </w:rPr>
+  </w:style>
+  <w:style w:type="paragraph" w:styleId="8">
     <w:name w:val="heading 8"/>
     <w:basedOn w:val="a"/>
     <w:next w:val="a0"/>
@@ -2051,13 +3529,13 @@
       <w:outlineLvl w:val="7"/>
     </w:pPr>
     <w:rPr>
-      <w:rFonts w:cstheme="majorBidi" w:eastAsiaTheme="majorEastAsia"/>
+      <w:rFonts w:eastAsiaTheme="majorEastAsia" w:cstheme="majorBidi"/>
       <w:i/>
       <w:iCs/>
-      <w:color w:themeColor="text1" w:themeTint="D8" w:val="272727"/>
-    </w:rPr>
-  </w:style>
-  <w:style w:styleId="9" w:type="paragraph">
+      <w:color w:val="272727" w:themeColor="text1" w:themeTint="D8"/>
+    </w:rPr>
+  </w:style>
+  <w:style w:type="paragraph" w:styleId="9">
     <w:name w:val="heading 9"/>
     <w:basedOn w:val="a"/>
     <w:next w:val="a0"/>
@@ -2074,38 +3552,38 @@
       <w:outlineLvl w:val="8"/>
     </w:pPr>
     <w:rPr>
-      <w:rFonts w:cstheme="majorBidi" w:eastAsiaTheme="majorEastAsia"/>
-      <w:color w:themeColor="text1" w:themeTint="D8" w:val="272727"/>
-    </w:rPr>
-  </w:style>
-  <w:style w:default="1" w:styleId="a1" w:type="character">
+      <w:rFonts w:eastAsiaTheme="majorEastAsia" w:cstheme="majorBidi"/>
+      <w:color w:val="272727" w:themeColor="text1" w:themeTint="D8"/>
+    </w:rPr>
+  </w:style>
+  <w:style w:type="character" w:default="1" w:styleId="a1">
     <w:name w:val="Default Paragraph Font"/>
     <w:uiPriority w:val="1"/>
     <w:semiHidden/>
     <w:unhideWhenUsed/>
   </w:style>
-  <w:style w:default="1" w:styleId="a2" w:type="table">
+  <w:style w:type="table" w:default="1" w:styleId="a2">
     <w:name w:val="Normal Table"/>
     <w:uiPriority w:val="99"/>
     <w:semiHidden/>
     <w:unhideWhenUsed/>
     <w:tblPr>
-      <w:tblInd w:type="dxa" w:w="0"/>
+      <w:tblInd w:w="0" w:type="dxa"/>
       <w:tblCellMar>
-        <w:top w:type="dxa" w:w="0"/>
-        <w:left w:type="dxa" w:w="108"/>
-        <w:bottom w:type="dxa" w:w="0"/>
-        <w:right w:type="dxa" w:w="108"/>
+        <w:top w:w="0" w:type="dxa"/>
+        <w:left w:w="108" w:type="dxa"/>
+        <w:bottom w:w="0" w:type="dxa"/>
+        <w:right w:w="108" w:type="dxa"/>
       </w:tblCellMar>
     </w:tblPr>
   </w:style>
-  <w:style w:default="1" w:styleId="a3" w:type="numbering">
+  <w:style w:type="numbering" w:default="1" w:styleId="a3">
     <w:name w:val="No List"/>
     <w:uiPriority w:val="99"/>
     <w:semiHidden/>
     <w:unhideWhenUsed/>
   </w:style>
-  <w:style w:styleId="a0" w:type="paragraph">
+  <w:style w:type="paragraph" w:styleId="a0">
     <w:name w:val="Body Text"/>
     <w:basedOn w:val="a"/>
     <w:link w:val="a4"/>
@@ -2121,13 +3599,13 @@
       <w:sz w:val="28"/>
     </w:rPr>
   </w:style>
-  <w:style w:customStyle="1" w:styleId="FirstParagraph" w:type="paragraph">
+  <w:style w:type="paragraph" w:customStyle="1" w:styleId="FirstParagraph">
     <w:name w:val="First Paragraph"/>
     <w:basedOn w:val="a0"/>
     <w:next w:val="a0"/>
     <w:qFormat/>
   </w:style>
-  <w:style w:customStyle="1" w:styleId="Compact" w:type="paragraph">
+  <w:style w:type="paragraph" w:customStyle="1" w:styleId="Compact">
     <w:name w:val="Compact"/>
     <w:basedOn w:val="a0"/>
     <w:qFormat/>
@@ -2141,7 +3619,7 @@
       <w:sz w:val="24"/>
     </w:rPr>
   </w:style>
-  <w:style w:styleId="a5" w:type="paragraph">
+  <w:style w:type="paragraph" w:styleId="a5">
     <w:name w:val="Title"/>
     <w:basedOn w:val="a"/>
     <w:next w:val="a0"/>
@@ -2155,24 +3633,24 @@
       <w:jc w:val="center"/>
     </w:pPr>
     <w:rPr>
-      <w:rFonts w:asciiTheme="majorHAnsi" w:cstheme="majorBidi" w:eastAsiaTheme="majorEastAsia" w:hAnsiTheme="majorHAnsi"/>
+      <w:rFonts w:asciiTheme="majorHAnsi" w:eastAsiaTheme="majorEastAsia" w:hAnsiTheme="majorHAnsi" w:cstheme="majorBidi"/>
       <w:sz w:val="56"/>
       <w:szCs w:val="56"/>
     </w:rPr>
   </w:style>
-  <w:style w:customStyle="1" w:styleId="a6" w:type="character">
+  <w:style w:type="character" w:customStyle="1" w:styleId="a6">
     <w:name w:val="Заголовок Знак"/>
     <w:basedOn w:val="a1"/>
     <w:link w:val="a5"/>
     <w:uiPriority w:val="10"/>
     <w:rsid w:val="00A10FD9"/>
     <w:rPr>
-      <w:rFonts w:asciiTheme="majorHAnsi" w:cstheme="majorBidi" w:eastAsiaTheme="majorEastAsia" w:hAnsiTheme="majorHAnsi"/>
+      <w:rFonts w:asciiTheme="majorHAnsi" w:eastAsiaTheme="majorEastAsia" w:hAnsiTheme="majorHAnsi" w:cstheme="majorBidi"/>
       <w:sz w:val="56"/>
       <w:szCs w:val="56"/>
     </w:rPr>
   </w:style>
-  <w:style w:styleId="a7" w:type="paragraph">
+  <w:style w:type="paragraph" w:styleId="a7">
     <w:name w:val="Subtitle"/>
     <w:basedOn w:val="a5"/>
     <w:next w:val="a0"/>
@@ -2191,21 +3669,21 @@
       <w:szCs w:val="28"/>
     </w:rPr>
   </w:style>
-  <w:style w:customStyle="1" w:styleId="a8" w:type="character">
+  <w:style w:type="character" w:customStyle="1" w:styleId="a8">
     <w:name w:val="Подзаголовок Знак"/>
     <w:basedOn w:val="a1"/>
     <w:link w:val="a7"/>
     <w:uiPriority w:val="11"/>
     <w:rsid w:val="00A10FD9"/>
     <w:rPr>
-      <w:rFonts w:cstheme="majorBidi" w:eastAsiaTheme="majorEastAsia"/>
-      <w:color w:themeColor="text1" w:themeTint="A6" w:val="595959"/>
+      <w:rFonts w:eastAsiaTheme="majorEastAsia" w:cstheme="majorBidi"/>
+      <w:color w:val="595959" w:themeColor="text1" w:themeTint="A6"/>
       <w:spacing w:val="15"/>
       <w:sz w:val="28"/>
       <w:szCs w:val="28"/>
     </w:rPr>
   </w:style>
-  <w:style w:customStyle="1" w:styleId="Author" w:type="paragraph">
+  <w:style w:type="paragraph" w:customStyle="1" w:styleId="Author">
     <w:name w:val="Author"/>
     <w:basedOn w:val="a5"/>
     <w:next w:val="a0"/>
@@ -2225,7 +3703,7 @@
       <w:szCs w:val="24"/>
     </w:rPr>
   </w:style>
-  <w:style w:styleId="a9" w:type="paragraph">
+  <w:style w:type="paragraph" w:styleId="a9">
     <w:name w:val="Date"/>
     <w:basedOn w:val="a5"/>
     <w:next w:val="a0"/>
@@ -2244,7 +3722,7 @@
       <w:szCs w:val="24"/>
     </w:rPr>
   </w:style>
-  <w:style w:customStyle="1" w:styleId="AbstractTitle" w:type="paragraph">
+  <w:style w:type="paragraph" w:customStyle="1" w:styleId="AbstractTitle">
     <w:name w:val="Abstract Title"/>
     <w:basedOn w:val="a"/>
     <w:next w:val="Abstract"/>
@@ -2252,7 +3730,7 @@
     <w:pPr>
       <w:keepNext/>
       <w:keepLines/>
-      <w:spacing w:after="0" w:before="300"/>
+      <w:spacing w:before="300" w:after="0"/>
       <w:jc w:val="center"/>
     </w:pPr>
     <w:rPr>
@@ -2261,7 +3739,7 @@
       <w:szCs w:val="20"/>
     </w:rPr>
   </w:style>
-  <w:style w:customStyle="1" w:styleId="Abstract" w:type="paragraph">
+  <w:style w:type="paragraph" w:customStyle="1" w:styleId="Abstract">
     <w:name w:val="Abstract"/>
     <w:basedOn w:val="a"/>
     <w:next w:val="a0"/>
@@ -2269,14 +3747,14 @@
     <w:pPr>
       <w:keepNext/>
       <w:keepLines/>
-      <w:spacing w:after="300" w:before="100"/>
+      <w:spacing w:before="100" w:after="300"/>
     </w:pPr>
     <w:rPr>
       <w:sz w:val="20"/>
       <w:szCs w:val="20"/>
     </w:rPr>
   </w:style>
-  <w:style w:styleId="aa" w:type="paragraph">
+  <w:style w:type="paragraph" w:styleId="aa">
     <w:name w:val="Bibliography"/>
     <w:basedOn w:val="a"/>
     <w:qFormat/>
@@ -2291,20 +3769,20 @@
       <w:sz w:val="28"/>
     </w:rPr>
   </w:style>
-  <w:style w:customStyle="1" w:styleId="10" w:type="character">
+  <w:style w:type="character" w:customStyle="1" w:styleId="10">
     <w:name w:val="Заголовок 1 Знак"/>
     <w:basedOn w:val="a1"/>
     <w:link w:val="1"/>
     <w:uiPriority w:val="9"/>
     <w:rsid w:val="001B76A2"/>
     <w:rPr>
-      <w:rFonts w:ascii="Times New Roman" w:cstheme="majorBidi" w:eastAsiaTheme="majorEastAsia" w:hAnsi="Times New Roman"/>
+      <w:rFonts w:ascii="Times New Roman" w:eastAsiaTheme="majorEastAsia" w:hAnsi="Times New Roman" w:cstheme="majorBidi"/>
       <w:b/>
       <w:sz w:val="28"/>
       <w:szCs w:val="40"/>
     </w:rPr>
   </w:style>
-  <w:style w:customStyle="1" w:styleId="20" w:type="character">
+  <w:style w:type="character" w:customStyle="1" w:styleId="20">
     <w:name w:val="Заголовок 2 Знак"/>
     <w:basedOn w:val="a1"/>
     <w:link w:val="2"/>
@@ -2312,13 +3790,13 @@
     <w:semiHidden/>
     <w:rsid w:val="00A10FD9"/>
     <w:rPr>
-      <w:rFonts w:asciiTheme="majorHAnsi" w:cstheme="majorBidi" w:eastAsiaTheme="majorEastAsia" w:hAnsiTheme="majorHAnsi"/>
-      <w:color w:themeColor="accent1" w:themeShade="BF" w:val="0F4761"/>
+      <w:rFonts w:asciiTheme="majorHAnsi" w:eastAsiaTheme="majorEastAsia" w:hAnsiTheme="majorHAnsi" w:cstheme="majorBidi"/>
+      <w:color w:val="0F4761" w:themeColor="accent1" w:themeShade="BF"/>
       <w:sz w:val="32"/>
       <w:szCs w:val="32"/>
     </w:rPr>
   </w:style>
-  <w:style w:customStyle="1" w:styleId="30" w:type="character">
+  <w:style w:type="character" w:customStyle="1" w:styleId="30">
     <w:name w:val="Заголовок 3 Знак"/>
     <w:basedOn w:val="a1"/>
     <w:link w:val="3"/>
@@ -2326,13 +3804,13 @@
     <w:semiHidden/>
     <w:rsid w:val="00A10FD9"/>
     <w:rPr>
-      <w:rFonts w:cstheme="majorBidi" w:eastAsiaTheme="majorEastAsia"/>
-      <w:color w:themeColor="accent1" w:themeShade="BF" w:val="0F4761"/>
+      <w:rFonts w:eastAsiaTheme="majorEastAsia" w:cstheme="majorBidi"/>
+      <w:color w:val="0F4761" w:themeColor="accent1" w:themeShade="BF"/>
       <w:sz w:val="28"/>
       <w:szCs w:val="28"/>
     </w:rPr>
   </w:style>
-  <w:style w:customStyle="1" w:styleId="40" w:type="character">
+  <w:style w:type="character" w:customStyle="1" w:styleId="40">
     <w:name w:val="Заголовок 4 Знак"/>
     <w:basedOn w:val="a1"/>
     <w:link w:val="4"/>
@@ -2340,13 +3818,13 @@
     <w:semiHidden/>
     <w:rsid w:val="00A10FD9"/>
     <w:rPr>
-      <w:rFonts w:cstheme="majorBidi" w:eastAsiaTheme="majorEastAsia"/>
+      <w:rFonts w:eastAsiaTheme="majorEastAsia" w:cstheme="majorBidi"/>
       <w:i/>
       <w:iCs/>
-      <w:color w:themeColor="accent1" w:themeShade="BF" w:val="0F4761"/>
-    </w:rPr>
-  </w:style>
-  <w:style w:customStyle="1" w:styleId="50" w:type="character">
+      <w:color w:val="0F4761" w:themeColor="accent1" w:themeShade="BF"/>
+    </w:rPr>
+  </w:style>
+  <w:style w:type="character" w:customStyle="1" w:styleId="50">
     <w:name w:val="Заголовок 5 Знак"/>
     <w:basedOn w:val="a1"/>
     <w:link w:val="5"/>
@@ -2354,11 +3832,11 @@
     <w:semiHidden/>
     <w:rsid w:val="00A10FD9"/>
     <w:rPr>
-      <w:rFonts w:cstheme="majorBidi" w:eastAsiaTheme="majorEastAsia"/>
-      <w:color w:themeColor="accent1" w:themeShade="BF" w:val="0F4761"/>
-    </w:rPr>
-  </w:style>
-  <w:style w:customStyle="1" w:styleId="60" w:type="character">
+      <w:rFonts w:eastAsiaTheme="majorEastAsia" w:cstheme="majorBidi"/>
+      <w:color w:val="0F4761" w:themeColor="accent1" w:themeShade="BF"/>
+    </w:rPr>
+  </w:style>
+  <w:style w:type="character" w:customStyle="1" w:styleId="60">
     <w:name w:val="Заголовок 6 Знак"/>
     <w:basedOn w:val="a1"/>
     <w:link w:val="6"/>
@@ -2366,13 +3844,13 @@
     <w:semiHidden/>
     <w:rsid w:val="00A10FD9"/>
     <w:rPr>
-      <w:rFonts w:cstheme="majorBidi" w:eastAsiaTheme="majorEastAsia"/>
+      <w:rFonts w:eastAsiaTheme="majorEastAsia" w:cstheme="majorBidi"/>
       <w:i/>
       <w:iCs/>
-      <w:color w:themeColor="text1" w:themeTint="A6" w:val="595959"/>
-    </w:rPr>
-  </w:style>
-  <w:style w:customStyle="1" w:styleId="70" w:type="character">
+      <w:color w:val="595959" w:themeColor="text1" w:themeTint="A6"/>
+    </w:rPr>
+  </w:style>
+  <w:style w:type="character" w:customStyle="1" w:styleId="70">
     <w:name w:val="Заголовок 7 Знак"/>
     <w:basedOn w:val="a1"/>
     <w:link w:val="7"/>
@@ -2380,11 +3858,11 @@
     <w:semiHidden/>
     <w:rsid w:val="00A10FD9"/>
     <w:rPr>
-      <w:rFonts w:cstheme="majorBidi" w:eastAsiaTheme="majorEastAsia"/>
-      <w:color w:themeColor="text1" w:themeTint="A6" w:val="595959"/>
-    </w:rPr>
-  </w:style>
-  <w:style w:customStyle="1" w:styleId="80" w:type="character">
+      <w:rFonts w:eastAsiaTheme="majorEastAsia" w:cstheme="majorBidi"/>
+      <w:color w:val="595959" w:themeColor="text1" w:themeTint="A6"/>
+    </w:rPr>
+  </w:style>
+  <w:style w:type="character" w:customStyle="1" w:styleId="80">
     <w:name w:val="Заголовок 8 Знак"/>
     <w:basedOn w:val="a1"/>
     <w:link w:val="8"/>
@@ -2392,13 +3870,13 @@
     <w:semiHidden/>
     <w:rsid w:val="00A10FD9"/>
     <w:rPr>
-      <w:rFonts w:cstheme="majorBidi" w:eastAsiaTheme="majorEastAsia"/>
+      <w:rFonts w:eastAsiaTheme="majorEastAsia" w:cstheme="majorBidi"/>
       <w:i/>
       <w:iCs/>
-      <w:color w:themeColor="text1" w:themeTint="D8" w:val="272727"/>
-    </w:rPr>
-  </w:style>
-  <w:style w:customStyle="1" w:styleId="90" w:type="character">
+      <w:color w:val="272727" w:themeColor="text1" w:themeTint="D8"/>
+    </w:rPr>
+  </w:style>
+  <w:style w:type="character" w:customStyle="1" w:styleId="90">
     <w:name w:val="Заголовок 9 Знак"/>
     <w:basedOn w:val="a1"/>
     <w:link w:val="9"/>
@@ -2406,11 +3884,11 @@
     <w:semiHidden/>
     <w:rsid w:val="00A10FD9"/>
     <w:rPr>
-      <w:rFonts w:cstheme="majorBidi" w:eastAsiaTheme="majorEastAsia"/>
-      <w:color w:themeColor="text1" w:themeTint="D8" w:val="272727"/>
-    </w:rPr>
-  </w:style>
-  <w:style w:styleId="ab" w:type="paragraph">
+      <w:rFonts w:eastAsiaTheme="majorEastAsia" w:cstheme="majorBidi"/>
+      <w:color w:val="272727" w:themeColor="text1" w:themeTint="D8"/>
+    </w:rPr>
+  </w:style>
+  <w:style w:type="paragraph" w:styleId="ab">
     <w:name w:val="Block Text"/>
     <w:basedOn w:val="a0"/>
     <w:next w:val="a0"/>
@@ -2418,18 +3896,18 @@
     <w:unhideWhenUsed/>
     <w:qFormat/>
     <w:pPr>
-      <w:spacing w:after="100" w:before="100"/>
-      <w:ind w:firstLine="0" w:left="480" w:right="480"/>
+      <w:spacing w:before="100" w:after="100"/>
+      <w:ind w:left="480" w:right="480" w:firstLine="0"/>
     </w:pPr>
   </w:style>
-  <w:style w:styleId="ac" w:type="paragraph">
+  <w:style w:type="paragraph" w:styleId="ac">
     <w:name w:val="footnote text"/>
     <w:basedOn w:val="a"/>
     <w:uiPriority w:val="9"/>
     <w:unhideWhenUsed/>
     <w:qFormat/>
   </w:style>
-  <w:style w:customStyle="1" w:styleId="FootnoteBlockText" w:type="paragraph">
+  <w:style w:type="paragraph" w:customStyle="1" w:styleId="FootnoteBlockText">
     <w:name w:val="Footnote Block Text"/>
     <w:basedOn w:val="ac"/>
     <w:next w:val="ac"/>
@@ -2437,11 +3915,11 @@
     <w:unhideWhenUsed/>
     <w:qFormat/>
     <w:pPr>
-      <w:spacing w:after="100" w:before="100"/>
+      <w:spacing w:before="100" w:after="100"/>
       <w:ind w:left="480" w:right="480"/>
     </w:pPr>
   </w:style>
-  <w:style w:customStyle="1" w:styleId="Table" w:type="table">
+  <w:style w:type="table" w:customStyle="1" w:styleId="Table">
     <w:name w:val="Table"/>
     <w:semiHidden/>
     <w:unhideWhenUsed/>
@@ -2452,20 +3930,20 @@
     </w:pPr>
     <w:tblPr>
       <w:jc w:val="center"/>
-      <w:tblInd w:type="dxa" w:w="0"/>
+      <w:tblInd w:w="0" w:type="dxa"/>
       <w:tblBorders>
-        <w:top w:color="auto" w:space="0" w:sz="4" w:val="single"/>
-        <w:left w:color="auto" w:space="0" w:sz="4" w:val="single"/>
-        <w:bottom w:color="auto" w:space="0" w:sz="4" w:val="single"/>
-        <w:right w:color="auto" w:space="0" w:sz="4" w:val="single"/>
-        <w:insideH w:color="auto" w:space="0" w:sz="4" w:val="single"/>
-        <w:insideV w:color="auto" w:space="0" w:sz="4" w:val="single"/>
+        <w:top w:val="single" w:sz="4" w:space="0" w:color="auto"/>
+        <w:left w:val="single" w:sz="4" w:space="0" w:color="auto"/>
+        <w:bottom w:val="single" w:sz="4" w:space="0" w:color="auto"/>
+        <w:right w:val="single" w:sz="4" w:space="0" w:color="auto"/>
+        <w:insideH w:val="single" w:sz="4" w:space="0" w:color="auto"/>
+        <w:insideV w:val="single" w:sz="4" w:space="0" w:color="auto"/>
       </w:tblBorders>
       <w:tblCellMar>
-        <w:top w:type="dxa" w:w="0"/>
-        <w:left w:type="dxa" w:w="108"/>
-        <w:bottom w:type="dxa" w:w="0"/>
-        <w:right w:type="dxa" w:w="108"/>
+        <w:top w:w="0" w:type="dxa"/>
+        <w:left w:w="108" w:type="dxa"/>
+        <w:bottom w:w="0" w:type="dxa"/>
+        <w:right w:w="108" w:type="dxa"/>
       </w:tblCellMar>
     </w:tblPr>
     <w:trPr>
@@ -2475,13 +3953,13 @@
       <w:tblPr/>
       <w:tcPr>
         <w:tcBorders>
-          <w:bottom w:color="auto" w:space="0" w:sz="0" w:val="single"/>
+          <w:bottom w:val="single" w:sz="0" w:space="0" w:color="auto"/>
         </w:tcBorders>
         <w:vAlign w:val="bottom"/>
       </w:tcPr>
     </w:tblStylePr>
   </w:style>
-  <w:style w:customStyle="1" w:styleId="DefinitionTerm" w:type="paragraph">
+  <w:style w:type="paragraph" w:customStyle="1" w:styleId="DefinitionTerm">
     <w:name w:val="Definition Term"/>
     <w:basedOn w:val="a"/>
     <w:next w:val="Definition"/>
@@ -2494,11 +3972,11 @@
       <w:b/>
     </w:rPr>
   </w:style>
-  <w:style w:customStyle="1" w:styleId="Definition" w:type="paragraph">
+  <w:style w:type="paragraph" w:customStyle="1" w:styleId="Definition">
     <w:name w:val="Definition"/>
     <w:basedOn w:val="a"/>
   </w:style>
-  <w:style w:styleId="ad" w:type="paragraph">
+  <w:style w:type="paragraph" w:styleId="ad">
     <w:name w:val="caption"/>
     <w:basedOn w:val="a"/>
     <w:link w:val="ae"/>
@@ -2509,7 +3987,7 @@
       <w:i/>
     </w:rPr>
   </w:style>
-  <w:style w:customStyle="1" w:styleId="TableCaption" w:type="paragraph">
+  <w:style w:type="paragraph" w:customStyle="1" w:styleId="TableCaption">
     <w:name w:val="Table Caption"/>
     <w:basedOn w:val="ad"/>
     <w:rsid w:val="00480C6C"/>
@@ -2522,7 +4000,7 @@
       <w:i w:val="0"/>
     </w:rPr>
   </w:style>
-  <w:style w:customStyle="1" w:styleId="ImageCaption" w:type="paragraph">
+  <w:style w:type="paragraph" w:customStyle="1" w:styleId="ImageCaption">
     <w:name w:val="Image Caption"/>
     <w:basedOn w:val="ad"/>
     <w:rsid w:val="00480C6C"/>
@@ -2535,11 +4013,11 @@
       <w:i w:val="0"/>
     </w:rPr>
   </w:style>
-  <w:style w:customStyle="1" w:styleId="Figure" w:type="paragraph">
+  <w:style w:type="paragraph" w:customStyle="1" w:styleId="Figure">
     <w:name w:val="Figure"/>
     <w:basedOn w:val="a"/>
   </w:style>
-  <w:style w:customStyle="1" w:styleId="CaptionedFigure" w:type="paragraph">
+  <w:style w:type="paragraph" w:customStyle="1" w:styleId="CaptionedFigure">
     <w:name w:val="Captioned Figure"/>
     <w:basedOn w:val="Figure"/>
     <w:rsid w:val="00480C6C"/>
@@ -2553,33 +4031,35 @@
       <w:sz w:val="28"/>
     </w:rPr>
   </w:style>
-  <w:style w:customStyle="1" w:styleId="ae" w:type="character">
+  <w:style w:type="character" w:customStyle="1" w:styleId="ae">
     <w:name w:val="Название объекта Знак"/>
     <w:basedOn w:val="a1"/>
     <w:link w:val="ad"/>
   </w:style>
-  <w:style w:customStyle="1" w:styleId="VerbatimChar" w:type="character">
+  <w:style w:type="character" w:customStyle="1" w:styleId="VerbatimChar">
     <w:name w:val="Verbatim Char"/>
     <w:basedOn w:val="ae"/>
+    <w:link w:val="SourceCode"/>
     <w:rPr>
       <w:rFonts w:ascii="Consolas" w:hAnsi="Consolas"/>
       <w:sz w:val="22"/>
     </w:rPr>
   </w:style>
-  <w:style w:customStyle="1" w:styleId="SectionNumber" w:type="character">
+  <w:style w:type="character" w:customStyle="1" w:styleId="SectionNumber">
     <w:name w:val="Section Number"/>
     <w:basedOn w:val="ae"/>
   </w:style>
-  <w:style w:styleId="af" w:type="character">
+  <w:style w:type="character" w:styleId="af">
     <w:name w:val="footnote reference"/>
     <w:basedOn w:val="ae"/>
     <w:rPr>
       <w:vertAlign w:val="superscript"/>
     </w:rPr>
   </w:style>
-  <w:style w:styleId="af0" w:type="character">
+  <w:style w:type="character" w:styleId="af0">
     <w:name w:val="Hyperlink"/>
     <w:basedOn w:val="ae"/>
+    <w:uiPriority w:val="99"/>
     <w:rsid w:val="005A7828"/>
     <w:rPr>
       <w:rFonts w:ascii="Times New Roman" w:hAnsi="Times New Roman"/>
@@ -2587,7 +4067,7 @@
       <w:sz w:val="28"/>
     </w:rPr>
   </w:style>
-  <w:style w:styleId="af1" w:type="paragraph">
+  <w:style w:type="paragraph" w:styleId="af1">
     <w:name w:val="TOC Heading"/>
     <w:basedOn w:val="1"/>
     <w:next w:val="a0"/>
@@ -2600,7 +4080,7 @@
       <w:outlineLvl w:val="9"/>
     </w:pPr>
   </w:style>
-  <w:style w:styleId="af2" w:type="paragraph">
+  <w:style w:type="paragraph" w:styleId="af2">
     <w:name w:val="header"/>
     <w:basedOn w:val="a"/>
     <w:link w:val="af3"/>
@@ -2608,19 +4088,19 @@
     <w:rsid w:val="005B5E88"/>
     <w:pPr>
       <w:tabs>
-        <w:tab w:pos="4677" w:val="center"/>
-        <w:tab w:pos="9355" w:val="right"/>
+        <w:tab w:val="center" w:pos="4677"/>
+        <w:tab w:val="right" w:pos="9355"/>
       </w:tabs>
       <w:spacing w:after="0"/>
     </w:pPr>
   </w:style>
-  <w:style w:customStyle="1" w:styleId="af3" w:type="character">
+  <w:style w:type="character" w:customStyle="1" w:styleId="af3">
     <w:name w:val="Верхний колонтитул Знак"/>
     <w:basedOn w:val="a1"/>
     <w:link w:val="af2"/>
     <w:rsid w:val="005B5E88"/>
   </w:style>
-  <w:style w:styleId="af4" w:type="paragraph">
+  <w:style w:type="paragraph" w:styleId="af4">
     <w:name w:val="footer"/>
     <w:basedOn w:val="a"/>
     <w:link w:val="af5"/>
@@ -2629,20 +4109,20 @@
     <w:rsid w:val="005B5E88"/>
     <w:pPr>
       <w:tabs>
-        <w:tab w:pos="4677" w:val="center"/>
-        <w:tab w:pos="9355" w:val="right"/>
+        <w:tab w:val="center" w:pos="4677"/>
+        <w:tab w:val="right" w:pos="9355"/>
       </w:tabs>
       <w:spacing w:after="0"/>
     </w:pPr>
   </w:style>
-  <w:style w:customStyle="1" w:styleId="af5" w:type="character">
+  <w:style w:type="character" w:customStyle="1" w:styleId="af5">
     <w:name w:val="Нижний колонтитул Знак"/>
     <w:basedOn w:val="a1"/>
     <w:link w:val="af4"/>
     <w:uiPriority w:val="99"/>
     <w:rsid w:val="005B5E88"/>
   </w:style>
-  <w:style w:customStyle="1" w:styleId="a4" w:type="character">
+  <w:style w:type="character" w:customStyle="1" w:styleId="a4">
     <w:name w:val="Основной текст Знак"/>
     <w:basedOn w:val="a1"/>
     <w:link w:val="a0"/>
@@ -2654,237 +4134,313 @@
   </w:style>
   <w:style w:type="paragraph" w:customStyle="1" w:styleId="SourceCode">
     <w:name w:val="Source Code"/>
-    <w:basedOn w:val="Normal"/>
     <w:link w:val="VerbatimChar"/>
     <w:pPr>
-      <w:wordWrap w:val="off"/>
+      <w:wordWrap w:val="0"/>
     </w:pPr>
   </w:style>
   <w:style w:type="character" w:customStyle="1" w:styleId="KeywordTok">
     <w:name w:val="KeywordTok"/>
     <w:basedOn w:val="VerbatimChar"/>
     <w:rPr>
+      <w:rFonts w:ascii="Consolas" w:hAnsi="Consolas"/>
       <w:b/>
       <w:color w:val="007020"/>
+      <w:sz w:val="22"/>
     </w:rPr>
   </w:style>
   <w:style w:type="character" w:customStyle="1" w:styleId="DataTypeTok">
     <w:name w:val="DataTypeTok"/>
     <w:basedOn w:val="VerbatimChar"/>
     <w:rPr>
+      <w:rFonts w:ascii="Consolas" w:hAnsi="Consolas"/>
       <w:color w:val="902000"/>
+      <w:sz w:val="22"/>
     </w:rPr>
   </w:style>
   <w:style w:type="character" w:customStyle="1" w:styleId="DecValTok">
     <w:name w:val="DecValTok"/>
     <w:basedOn w:val="VerbatimChar"/>
     <w:rPr>
-      <w:color w:val="40a070"/>
+      <w:rFonts w:ascii="Consolas" w:hAnsi="Consolas"/>
+      <w:color w:val="40A070"/>
+      <w:sz w:val="22"/>
     </w:rPr>
   </w:style>
   <w:style w:type="character" w:customStyle="1" w:styleId="BaseNTok">
     <w:name w:val="BaseNTok"/>
     <w:basedOn w:val="VerbatimChar"/>
     <w:rPr>
-      <w:color w:val="40a070"/>
+      <w:rFonts w:ascii="Consolas" w:hAnsi="Consolas"/>
+      <w:color w:val="40A070"/>
+      <w:sz w:val="22"/>
     </w:rPr>
   </w:style>
   <w:style w:type="character" w:customStyle="1" w:styleId="FloatTok">
     <w:name w:val="FloatTok"/>
     <w:basedOn w:val="VerbatimChar"/>
     <w:rPr>
-      <w:color w:val="40a070"/>
+      <w:rFonts w:ascii="Consolas" w:hAnsi="Consolas"/>
+      <w:color w:val="40A070"/>
+      <w:sz w:val="22"/>
     </w:rPr>
   </w:style>
   <w:style w:type="character" w:customStyle="1" w:styleId="ConstantTok">
     <w:name w:val="ConstantTok"/>
     <w:basedOn w:val="VerbatimChar"/>
     <w:rPr>
+      <w:rFonts w:ascii="Consolas" w:hAnsi="Consolas"/>
       <w:color w:val="880000"/>
+      <w:sz w:val="22"/>
     </w:rPr>
   </w:style>
   <w:style w:type="character" w:customStyle="1" w:styleId="CharTok">
     <w:name w:val="CharTok"/>
     <w:basedOn w:val="VerbatimChar"/>
     <w:rPr>
-      <w:color w:val="4070a0"/>
+      <w:rFonts w:ascii="Consolas" w:hAnsi="Consolas"/>
+      <w:color w:val="4070A0"/>
+      <w:sz w:val="22"/>
     </w:rPr>
   </w:style>
   <w:style w:type="character" w:customStyle="1" w:styleId="SpecialCharTok">
     <w:name w:val="SpecialCharTok"/>
     <w:basedOn w:val="VerbatimChar"/>
     <w:rPr>
-      <w:color w:val="4070a0"/>
+      <w:rFonts w:ascii="Consolas" w:hAnsi="Consolas"/>
+      <w:color w:val="4070A0"/>
+      <w:sz w:val="22"/>
     </w:rPr>
   </w:style>
   <w:style w:type="character" w:customStyle="1" w:styleId="StringTok">
     <w:name w:val="StringTok"/>
     <w:basedOn w:val="VerbatimChar"/>
     <w:rPr>
-      <w:color w:val="4070a0"/>
+      <w:rFonts w:ascii="Consolas" w:hAnsi="Consolas"/>
+      <w:color w:val="4070A0"/>
+      <w:sz w:val="22"/>
     </w:rPr>
   </w:style>
   <w:style w:type="character" w:customStyle="1" w:styleId="VerbatimStringTok">
     <w:name w:val="VerbatimStringTok"/>
     <w:basedOn w:val="VerbatimChar"/>
     <w:rPr>
-      <w:color w:val="4070a0"/>
+      <w:rFonts w:ascii="Consolas" w:hAnsi="Consolas"/>
+      <w:color w:val="4070A0"/>
+      <w:sz w:val="22"/>
     </w:rPr>
   </w:style>
   <w:style w:type="character" w:customStyle="1" w:styleId="SpecialStringTok">
     <w:name w:val="SpecialStringTok"/>
     <w:basedOn w:val="VerbatimChar"/>
     <w:rPr>
-      <w:color w:val="bb6688"/>
+      <w:rFonts w:ascii="Consolas" w:hAnsi="Consolas"/>
+      <w:color w:val="BB6688"/>
+      <w:sz w:val="22"/>
     </w:rPr>
   </w:style>
   <w:style w:type="character" w:customStyle="1" w:styleId="ImportTok">
     <w:name w:val="ImportTok"/>
     <w:basedOn w:val="VerbatimChar"/>
     <w:rPr>
+      <w:rFonts w:ascii="Consolas" w:hAnsi="Consolas"/>
       <w:b/>
       <w:color w:val="008000"/>
+      <w:sz w:val="22"/>
     </w:rPr>
   </w:style>
   <w:style w:type="character" w:customStyle="1" w:styleId="CommentTok">
     <w:name w:val="CommentTok"/>
     <w:basedOn w:val="VerbatimChar"/>
     <w:rPr>
+      <w:rFonts w:ascii="Consolas" w:hAnsi="Consolas"/>
       <w:i/>
-      <w:color w:val="60a0b0"/>
+      <w:color w:val="60A0B0"/>
+      <w:sz w:val="22"/>
     </w:rPr>
   </w:style>
   <w:style w:type="character" w:customStyle="1" w:styleId="DocumentationTok">
     <w:name w:val="DocumentationTok"/>
     <w:basedOn w:val="VerbatimChar"/>
     <w:rPr>
+      <w:rFonts w:ascii="Consolas" w:hAnsi="Consolas"/>
       <w:i/>
-      <w:color w:val="ba2121"/>
+      <w:color w:val="BA2121"/>
+      <w:sz w:val="22"/>
     </w:rPr>
   </w:style>
   <w:style w:type="character" w:customStyle="1" w:styleId="AnnotationTok">
     <w:name w:val="AnnotationTok"/>
     <w:basedOn w:val="VerbatimChar"/>
     <w:rPr>
+      <w:rFonts w:ascii="Consolas" w:hAnsi="Consolas"/>
       <w:b/>
       <w:i/>
-      <w:color w:val="60a0b0"/>
+      <w:color w:val="60A0B0"/>
+      <w:sz w:val="22"/>
     </w:rPr>
   </w:style>
   <w:style w:type="character" w:customStyle="1" w:styleId="CommentVarTok">
     <w:name w:val="CommentVarTok"/>
     <w:basedOn w:val="VerbatimChar"/>
     <w:rPr>
+      <w:rFonts w:ascii="Consolas" w:hAnsi="Consolas"/>
       <w:b/>
       <w:i/>
-      <w:color w:val="60a0b0"/>
+      <w:color w:val="60A0B0"/>
+      <w:sz w:val="22"/>
     </w:rPr>
   </w:style>
   <w:style w:type="character" w:customStyle="1" w:styleId="OtherTok">
     <w:name w:val="OtherTok"/>
     <w:basedOn w:val="VerbatimChar"/>
     <w:rPr>
+      <w:rFonts w:ascii="Consolas" w:hAnsi="Consolas"/>
       <w:color w:val="007020"/>
+      <w:sz w:val="22"/>
     </w:rPr>
   </w:style>
   <w:style w:type="character" w:customStyle="1" w:styleId="FunctionTok">
     <w:name w:val="FunctionTok"/>
     <w:basedOn w:val="VerbatimChar"/>
     <w:rPr>
-      <w:color w:val="06287e"/>
+      <w:rFonts w:ascii="Consolas" w:hAnsi="Consolas"/>
+      <w:color w:val="06287E"/>
+      <w:sz w:val="22"/>
     </w:rPr>
   </w:style>
   <w:style w:type="character" w:customStyle="1" w:styleId="VariableTok">
     <w:name w:val="VariableTok"/>
     <w:basedOn w:val="VerbatimChar"/>
     <w:rPr>
-      <w:color w:val="19177c"/>
+      <w:rFonts w:ascii="Consolas" w:hAnsi="Consolas"/>
+      <w:color w:val="19177C"/>
+      <w:sz w:val="22"/>
     </w:rPr>
   </w:style>
   <w:style w:type="character" w:customStyle="1" w:styleId="ControlFlowTok">
     <w:name w:val="ControlFlowTok"/>
     <w:basedOn w:val="VerbatimChar"/>
     <w:rPr>
+      <w:rFonts w:ascii="Consolas" w:hAnsi="Consolas"/>
       <w:b/>
       <w:color w:val="007020"/>
+      <w:sz w:val="22"/>
     </w:rPr>
   </w:style>
   <w:style w:type="character" w:customStyle="1" w:styleId="OperatorTok">
     <w:name w:val="OperatorTok"/>
     <w:basedOn w:val="VerbatimChar"/>
     <w:rPr>
+      <w:rFonts w:ascii="Consolas" w:hAnsi="Consolas"/>
       <w:color w:val="666666"/>
+      <w:sz w:val="22"/>
     </w:rPr>
   </w:style>
   <w:style w:type="character" w:customStyle="1" w:styleId="BuiltInTok">
     <w:name w:val="BuiltInTok"/>
     <w:basedOn w:val="VerbatimChar"/>
     <w:rPr>
+      <w:rFonts w:ascii="Consolas" w:hAnsi="Consolas"/>
       <w:color w:val="008000"/>
+      <w:sz w:val="22"/>
     </w:rPr>
   </w:style>
   <w:style w:type="character" w:customStyle="1" w:styleId="ExtensionTok">
     <w:name w:val="ExtensionTok"/>
     <w:basedOn w:val="VerbatimChar"/>
-    <w:rPr/>
+    <w:rPr>
+      <w:rFonts w:ascii="Consolas" w:hAnsi="Consolas"/>
+      <w:sz w:val="22"/>
+    </w:rPr>
   </w:style>
   <w:style w:type="character" w:customStyle="1" w:styleId="PreprocessorTok">
     <w:name w:val="PreprocessorTok"/>
     <w:basedOn w:val="VerbatimChar"/>
     <w:rPr>
-      <w:color w:val="bc7a00"/>
+      <w:rFonts w:ascii="Consolas" w:hAnsi="Consolas"/>
+      <w:color w:val="BC7A00"/>
+      <w:sz w:val="22"/>
     </w:rPr>
   </w:style>
   <w:style w:type="character" w:customStyle="1" w:styleId="AttributeTok">
     <w:name w:val="AttributeTok"/>
     <w:basedOn w:val="VerbatimChar"/>
     <w:rPr>
-      <w:color w:val="7d9029"/>
+      <w:rFonts w:ascii="Consolas" w:hAnsi="Consolas"/>
+      <w:color w:val="7D9029"/>
+      <w:sz w:val="22"/>
     </w:rPr>
   </w:style>
   <w:style w:type="character" w:customStyle="1" w:styleId="RegionMarkerTok">
     <w:name w:val="RegionMarkerTok"/>
     <w:basedOn w:val="VerbatimChar"/>
-    <w:rPr/>
+    <w:rPr>
+      <w:rFonts w:ascii="Consolas" w:hAnsi="Consolas"/>
+      <w:sz w:val="22"/>
+    </w:rPr>
   </w:style>
   <w:style w:type="character" w:customStyle="1" w:styleId="InformationTok">
     <w:name w:val="InformationTok"/>
     <w:basedOn w:val="VerbatimChar"/>
     <w:rPr>
+      <w:rFonts w:ascii="Consolas" w:hAnsi="Consolas"/>
       <w:b/>
       <w:i/>
-      <w:color w:val="60a0b0"/>
+      <w:color w:val="60A0B0"/>
+      <w:sz w:val="22"/>
     </w:rPr>
   </w:style>
   <w:style w:type="character" w:customStyle="1" w:styleId="WarningTok">
     <w:name w:val="WarningTok"/>
     <w:basedOn w:val="VerbatimChar"/>
     <w:rPr>
+      <w:rFonts w:ascii="Consolas" w:hAnsi="Consolas"/>
       <w:b/>
       <w:i/>
-      <w:color w:val="60a0b0"/>
+      <w:color w:val="60A0B0"/>
+      <w:sz w:val="22"/>
     </w:rPr>
   </w:style>
   <w:style w:type="character" w:customStyle="1" w:styleId="AlertTok">
     <w:name w:val="AlertTok"/>
     <w:basedOn w:val="VerbatimChar"/>
     <w:rPr>
+      <w:rFonts w:ascii="Consolas" w:hAnsi="Consolas"/>
       <w:b/>
-      <w:color w:val="ff0000"/>
+      <w:color w:val="FF0000"/>
+      <w:sz w:val="22"/>
     </w:rPr>
   </w:style>
   <w:style w:type="character" w:customStyle="1" w:styleId="ErrorTok">
     <w:name w:val="ErrorTok"/>
     <w:basedOn w:val="VerbatimChar"/>
     <w:rPr>
+      <w:rFonts w:ascii="Consolas" w:hAnsi="Consolas"/>
       <w:b/>
-      <w:color w:val="ff0000"/>
+      <w:color w:val="FF0000"/>
+      <w:sz w:val="22"/>
     </w:rPr>
   </w:style>
   <w:style w:type="character" w:customStyle="1" w:styleId="NormalTok">
     <w:name w:val="NormalTok"/>
     <w:basedOn w:val="VerbatimChar"/>
-    <w:rPr/>
+    <w:rPr>
+      <w:rFonts w:ascii="Consolas" w:hAnsi="Consolas"/>
+      <w:sz w:val="22"/>
+    </w:rPr>
+  </w:style>
+  <w:style w:type="paragraph" w:styleId="11">
+    <w:name w:val="toc 1"/>
+    <w:basedOn w:val="a"/>
+    <w:next w:val="a"/>
+    <w:autoRedefine/>
+    <w:uiPriority w:val="39"/>
+    <w:unhideWhenUsed/>
+    <w:rsid w:val="00462844"/>
+    <w:pPr>
+      <w:spacing w:after="100"/>
+    </w:pPr>
   </w:style>
 </w:styles>
 </file>
